--- a/docs/03-软件设计说明书.docx
+++ b/docs/03-软件设计说明书.docx
@@ -492,7 +492,6 @@
       <w:tr>
         <w:trPr>
           <w:tblHeader w:val="true"/>
-          <w:cantSplit w:val="true"/>
         </w:trPr>
         <w:tc>
           <w:tcPr>
@@ -616,9 +615,7 @@
         </w:tc>
       </w:tr>
       <w:tr>
-        <w:trPr>
-          <w:cantSplit w:val="true"/>
-        </w:trPr>
+        <w:trPr/>
         <w:tc>
           <w:tcPr>
             <w:tcW w:w="1103" w:type="dxa"/>
@@ -852,7 +849,7 @@
             </w:rPr>
             <w:fldChar w:fldCharType="separate"/>
           </w:r>
-          <w:hyperlink w:anchor="__RefHeading___Toc3761_156802315">
+          <w:hyperlink w:anchor="__RefHeading___Toc9310_260505723">
             <w:r>
               <w:rPr>
                 <w:rStyle w:val="IndexLink"/>
@@ -883,7 +880,7 @@
             </w:tabs>
             <w:rPr/>
           </w:pPr>
-          <w:hyperlink w:anchor="__RefHeading___Toc3763_156802315">
+          <w:hyperlink w:anchor="__RefHeading___Toc9312_260505723">
             <w:r>
               <w:rPr>
                 <w:rStyle w:val="IndexLink"/>
@@ -914,7 +911,7 @@
             </w:tabs>
             <w:rPr/>
           </w:pPr>
-          <w:hyperlink w:anchor="__RefHeading___Toc3765_156802315">
+          <w:hyperlink w:anchor="__RefHeading___Toc9314_260505723">
             <w:r>
               <w:rPr>
                 <w:rStyle w:val="IndexLink"/>
@@ -945,7 +942,7 @@
             </w:tabs>
             <w:rPr/>
           </w:pPr>
-          <w:hyperlink w:anchor="__RefHeading___Toc3767_156802315">
+          <w:hyperlink w:anchor="__RefHeading___Toc9316_260505723">
             <w:r>
               <w:rPr>
                 <w:rStyle w:val="IndexLink"/>
@@ -976,7 +973,7 @@
             </w:tabs>
             <w:rPr/>
           </w:pPr>
-          <w:hyperlink w:anchor="__RefHeading___Toc3769_156802315">
+          <w:hyperlink w:anchor="__RefHeading___Toc9318_260505723">
             <w:r>
               <w:rPr>
                 <w:rStyle w:val="IndexLink"/>
@@ -1007,7 +1004,7 @@
             </w:tabs>
             <w:rPr/>
           </w:pPr>
-          <w:hyperlink w:anchor="__RefHeading___Toc3771_156802315">
+          <w:hyperlink w:anchor="__RefHeading___Toc9320_260505723">
             <w:r>
               <w:rPr>
                 <w:rStyle w:val="IndexLink"/>
@@ -1038,7 +1035,7 @@
             </w:tabs>
             <w:rPr/>
           </w:pPr>
-          <w:hyperlink w:anchor="__RefHeading___Toc3773_156802315">
+          <w:hyperlink w:anchor="__RefHeading___Toc9322_260505723">
             <w:r>
               <w:rPr>
                 <w:rStyle w:val="IndexLink"/>
@@ -1069,7 +1066,7 @@
             </w:tabs>
             <w:rPr/>
           </w:pPr>
-          <w:hyperlink w:anchor="__RefHeading___Toc3775_156802315">
+          <w:hyperlink w:anchor="__RefHeading___Toc9324_260505723">
             <w:r>
               <w:rPr>
                 <w:rStyle w:val="IndexLink"/>
@@ -1100,7 +1097,7 @@
             </w:tabs>
             <w:rPr/>
           </w:pPr>
-          <w:hyperlink w:anchor="__RefHeading___Toc3777_156802315">
+          <w:hyperlink w:anchor="__RefHeading___Toc9326_260505723">
             <w:r>
               <w:rPr>
                 <w:rStyle w:val="IndexLink"/>
@@ -1131,7 +1128,7 @@
             </w:tabs>
             <w:rPr/>
           </w:pPr>
-          <w:hyperlink w:anchor="__RefHeading___Toc3779_156802315">
+          <w:hyperlink w:anchor="__RefHeading___Toc9328_260505723">
             <w:r>
               <w:rPr>
                 <w:rStyle w:val="IndexLink"/>
@@ -1162,7 +1159,7 @@
             </w:tabs>
             <w:rPr/>
           </w:pPr>
-          <w:hyperlink w:anchor="__RefHeading___Toc3781_156802315">
+          <w:hyperlink w:anchor="__RefHeading___Toc9330_260505723">
             <w:r>
               <w:rPr>
                 <w:rStyle w:val="IndexLink"/>
@@ -1193,7 +1190,7 @@
             </w:tabs>
             <w:rPr/>
           </w:pPr>
-          <w:hyperlink w:anchor="__RefHeading___Toc3783_156802315">
+          <w:hyperlink w:anchor="__RefHeading___Toc9332_260505723">
             <w:r>
               <w:rPr>
                 <w:rStyle w:val="IndexLink"/>
@@ -1224,7 +1221,7 @@
             </w:tabs>
             <w:rPr/>
           </w:pPr>
-          <w:hyperlink w:anchor="__RefHeading___Toc3785_156802315">
+          <w:hyperlink w:anchor="__RefHeading___Toc9334_260505723">
             <w:r>
               <w:rPr>
                 <w:rStyle w:val="IndexLink"/>
@@ -1255,7 +1252,7 @@
             </w:tabs>
             <w:rPr/>
           </w:pPr>
-          <w:hyperlink w:anchor="__RefHeading___Toc3787_156802315">
+          <w:hyperlink w:anchor="__RefHeading___Toc9336_260505723">
             <w:r>
               <w:rPr>
                 <w:rStyle w:val="IndexLink"/>
@@ -1286,7 +1283,7 @@
             </w:tabs>
             <w:rPr/>
           </w:pPr>
-          <w:hyperlink w:anchor="__RefHeading___Toc3789_156802315">
+          <w:hyperlink w:anchor="__RefHeading___Toc9338_260505723">
             <w:r>
               <w:rPr>
                 <w:rStyle w:val="IndexLink"/>
@@ -1317,7 +1314,7 @@
             </w:tabs>
             <w:rPr/>
           </w:pPr>
-          <w:hyperlink w:anchor="__RefHeading___Toc3791_156802315">
+          <w:hyperlink w:anchor="__RefHeading___Toc9340_260505723">
             <w:r>
               <w:rPr>
                 <w:rStyle w:val="IndexLink"/>
@@ -1348,7 +1345,7 @@
             </w:tabs>
             <w:rPr/>
           </w:pPr>
-          <w:hyperlink w:anchor="__RefHeading___Toc3793_156802315">
+          <w:hyperlink w:anchor="__RefHeading___Toc9342_260505723">
             <w:r>
               <w:rPr>
                 <w:rStyle w:val="IndexLink"/>
@@ -1379,7 +1376,7 @@
             </w:tabs>
             <w:rPr/>
           </w:pPr>
-          <w:hyperlink w:anchor="__RefHeading___Toc3795_156802315">
+          <w:hyperlink w:anchor="__RefHeading___Toc9344_260505723">
             <w:r>
               <w:rPr>
                 <w:rStyle w:val="IndexLink"/>
@@ -1410,7 +1407,7 @@
             </w:tabs>
             <w:rPr/>
           </w:pPr>
-          <w:hyperlink w:anchor="__RefHeading___Toc3797_156802315">
+          <w:hyperlink w:anchor="__RefHeading___Toc9346_260505723">
             <w:r>
               <w:rPr>
                 <w:rStyle w:val="IndexLink"/>
@@ -1441,7 +1438,7 @@
             </w:tabs>
             <w:rPr/>
           </w:pPr>
-          <w:hyperlink w:anchor="__RefHeading___Toc3799_156802315">
+          <w:hyperlink w:anchor="__RefHeading___Toc9348_260505723">
             <w:r>
               <w:rPr>
                 <w:rStyle w:val="IndexLink"/>
@@ -1472,7 +1469,7 @@
             </w:tabs>
             <w:rPr/>
           </w:pPr>
-          <w:hyperlink w:anchor="__RefHeading___Toc3801_156802315">
+          <w:hyperlink w:anchor="__RefHeading___Toc9350_260505723">
             <w:r>
               <w:rPr>
                 <w:rStyle w:val="IndexLink"/>
@@ -1503,7 +1500,7 @@
             </w:tabs>
             <w:rPr/>
           </w:pPr>
-          <w:hyperlink w:anchor="__RefHeading___Toc3803_156802315">
+          <w:hyperlink w:anchor="__RefHeading___Toc9352_260505723">
             <w:r>
               <w:rPr>
                 <w:rStyle w:val="IndexLink"/>
@@ -1534,7 +1531,7 @@
             </w:tabs>
             <w:rPr/>
           </w:pPr>
-          <w:hyperlink w:anchor="__RefHeading___Toc3805_156802315">
+          <w:hyperlink w:anchor="__RefHeading___Toc9354_260505723">
             <w:r>
               <w:rPr>
                 <w:rStyle w:val="IndexLink"/>
@@ -1565,7 +1562,7 @@
             </w:tabs>
             <w:rPr/>
           </w:pPr>
-          <w:hyperlink w:anchor="__RefHeading___Toc3807_156802315">
+          <w:hyperlink w:anchor="__RefHeading___Toc9356_260505723">
             <w:r>
               <w:rPr>
                 <w:rStyle w:val="IndexLink"/>
@@ -1596,7 +1593,7 @@
             </w:tabs>
             <w:rPr/>
           </w:pPr>
-          <w:hyperlink w:anchor="__RefHeading___Toc3809_156802315">
+          <w:hyperlink w:anchor="__RefHeading___Toc9358_260505723">
             <w:r>
               <w:rPr>
                 <w:rStyle w:val="IndexLink"/>
@@ -1627,7 +1624,7 @@
             </w:tabs>
             <w:rPr/>
           </w:pPr>
-          <w:hyperlink w:anchor="__RefHeading___Toc3811_156802315">
+          <w:hyperlink w:anchor="__RefHeading___Toc9360_260505723">
             <w:r>
               <w:rPr>
                 <w:rStyle w:val="IndexLink"/>
@@ -1658,7 +1655,7 @@
             </w:tabs>
             <w:rPr/>
           </w:pPr>
-          <w:hyperlink w:anchor="__RefHeading___Toc3813_156802315">
+          <w:hyperlink w:anchor="__RefHeading___Toc9362_260505723">
             <w:r>
               <w:rPr>
                 <w:rStyle w:val="IndexLink"/>
@@ -1689,7 +1686,7 @@
             </w:tabs>
             <w:rPr/>
           </w:pPr>
-          <w:hyperlink w:anchor="__RefHeading___Toc3815_156802315">
+          <w:hyperlink w:anchor="__RefHeading___Toc9364_260505723">
             <w:r>
               <w:rPr>
                 <w:rStyle w:val="IndexLink"/>
@@ -1720,7 +1717,7 @@
             </w:tabs>
             <w:rPr/>
           </w:pPr>
-          <w:hyperlink w:anchor="__RefHeading___Toc3817_156802315">
+          <w:hyperlink w:anchor="__RefHeading___Toc9366_260505723">
             <w:r>
               <w:rPr>
                 <w:rStyle w:val="IndexLink"/>
@@ -1751,7 +1748,7 @@
             </w:tabs>
             <w:rPr/>
           </w:pPr>
-          <w:hyperlink w:anchor="__RefHeading___Toc3819_156802315">
+          <w:hyperlink w:anchor="__RefHeading___Toc9368_260505723">
             <w:r>
               <w:rPr>
                 <w:rStyle w:val="IndexLink"/>
@@ -1782,7 +1779,7 @@
             </w:tabs>
             <w:rPr/>
           </w:pPr>
-          <w:hyperlink w:anchor="__RefHeading___Toc3821_156802315">
+          <w:hyperlink w:anchor="__RefHeading___Toc9370_260505723">
             <w:r>
               <w:rPr>
                 <w:rStyle w:val="IndexLink"/>
@@ -1813,7 +1810,7 @@
             </w:tabs>
             <w:rPr/>
           </w:pPr>
-          <w:hyperlink w:anchor="__RefHeading___Toc3823_156802315">
+          <w:hyperlink w:anchor="__RefHeading___Toc9372_260505723">
             <w:r>
               <w:rPr>
                 <w:rStyle w:val="IndexLink"/>
@@ -1844,7 +1841,7 @@
             </w:tabs>
             <w:rPr/>
           </w:pPr>
-          <w:hyperlink w:anchor="__RefHeading___Toc3825_156802315">
+          <w:hyperlink w:anchor="__RefHeading___Toc9374_260505723">
             <w:r>
               <w:rPr>
                 <w:rStyle w:val="IndexLink"/>
@@ -1875,7 +1872,7 @@
             </w:tabs>
             <w:rPr/>
           </w:pPr>
-          <w:hyperlink w:anchor="__RefHeading___Toc3827_156802315">
+          <w:hyperlink w:anchor="__RefHeading___Toc9376_260505723">
             <w:r>
               <w:rPr>
                 <w:rStyle w:val="IndexLink"/>
@@ -1906,7 +1903,7 @@
             </w:tabs>
             <w:rPr/>
           </w:pPr>
-          <w:hyperlink w:anchor="__RefHeading___Toc3829_156802315">
+          <w:hyperlink w:anchor="__RefHeading___Toc9378_260505723">
             <w:r>
               <w:rPr>
                 <w:rStyle w:val="IndexLink"/>
@@ -1937,7 +1934,7 @@
             </w:tabs>
             <w:rPr/>
           </w:pPr>
-          <w:hyperlink w:anchor="__RefHeading___Toc3831_156802315">
+          <w:hyperlink w:anchor="__RefHeading___Toc9380_260505723">
             <w:r>
               <w:rPr>
                 <w:rStyle w:val="IndexLink"/>
@@ -1968,7 +1965,7 @@
             </w:tabs>
             <w:rPr/>
           </w:pPr>
-          <w:hyperlink w:anchor="__RefHeading___Toc3833_156802315">
+          <w:hyperlink w:anchor="__RefHeading___Toc9382_260505723">
             <w:r>
               <w:rPr>
                 <w:rStyle w:val="IndexLink"/>
@@ -1999,7 +1996,7 @@
             </w:tabs>
             <w:rPr/>
           </w:pPr>
-          <w:hyperlink w:anchor="__RefHeading___Toc3835_156802315">
+          <w:hyperlink w:anchor="__RefHeading___Toc9384_260505723">
             <w:r>
               <w:rPr>
                 <w:rStyle w:val="IndexLink"/>
@@ -2030,7 +2027,7 @@
             </w:tabs>
             <w:rPr/>
           </w:pPr>
-          <w:hyperlink w:anchor="__RefHeading___Toc3837_156802315">
+          <w:hyperlink w:anchor="__RefHeading___Toc9386_260505723">
             <w:r>
               <w:rPr>
                 <w:rStyle w:val="IndexLink"/>
@@ -2061,7 +2058,7 @@
             </w:tabs>
             <w:rPr/>
           </w:pPr>
-          <w:hyperlink w:anchor="__RefHeading___Toc3839_156802315">
+          <w:hyperlink w:anchor="__RefHeading___Toc9388_260505723">
             <w:r>
               <w:rPr>
                 <w:rStyle w:val="IndexLink"/>
@@ -2092,7 +2089,7 @@
             </w:tabs>
             <w:rPr/>
           </w:pPr>
-          <w:hyperlink w:anchor="__RefHeading___Toc3841_156802315">
+          <w:hyperlink w:anchor="__RefHeading___Toc9390_260505723">
             <w:r>
               <w:rPr>
                 <w:rStyle w:val="IndexLink"/>
@@ -2123,7 +2120,7 @@
             </w:tabs>
             <w:rPr/>
           </w:pPr>
-          <w:hyperlink w:anchor="__RefHeading___Toc3843_156802315">
+          <w:hyperlink w:anchor="__RefHeading___Toc9392_260505723">
             <w:r>
               <w:rPr>
                 <w:rStyle w:val="IndexLink"/>
@@ -2154,7 +2151,7 @@
             </w:tabs>
             <w:rPr/>
           </w:pPr>
-          <w:hyperlink w:anchor="__RefHeading___Toc3845_156802315">
+          <w:hyperlink w:anchor="__RefHeading___Toc9394_260505723">
             <w:r>
               <w:rPr>
                 <w:rStyle w:val="IndexLink"/>
@@ -2185,7 +2182,7 @@
             </w:tabs>
             <w:rPr/>
           </w:pPr>
-          <w:hyperlink w:anchor="__RefHeading___Toc3847_156802315">
+          <w:hyperlink w:anchor="__RefHeading___Toc9396_260505723">
             <w:r>
               <w:rPr>
                 <w:rStyle w:val="IndexLink"/>
@@ -2216,7 +2213,7 @@
             </w:tabs>
             <w:rPr/>
           </w:pPr>
-          <w:hyperlink w:anchor="__RefHeading___Toc3849_156802315">
+          <w:hyperlink w:anchor="__RefHeading___Toc9398_260505723">
             <w:r>
               <w:rPr>
                 <w:rStyle w:val="IndexLink"/>
@@ -2247,7 +2244,7 @@
             </w:tabs>
             <w:rPr/>
           </w:pPr>
-          <w:hyperlink w:anchor="__RefHeading___Toc3851_156802315">
+          <w:hyperlink w:anchor="__RefHeading___Toc9400_260505723">
             <w:r>
               <w:rPr>
                 <w:rStyle w:val="IndexLink"/>
@@ -2278,7 +2275,7 @@
             </w:tabs>
             <w:rPr/>
           </w:pPr>
-          <w:hyperlink w:anchor="__RefHeading___Toc3853_156802315">
+          <w:hyperlink w:anchor="__RefHeading___Toc9402_260505723">
             <w:r>
               <w:rPr>
                 <w:rStyle w:val="IndexLink"/>
@@ -2309,7 +2306,7 @@
             </w:tabs>
             <w:rPr/>
           </w:pPr>
-          <w:hyperlink w:anchor="__RefHeading___Toc3855_156802315">
+          <w:hyperlink w:anchor="__RefHeading___Toc9404_260505723">
             <w:r>
               <w:rPr>
                 <w:rStyle w:val="IndexLink"/>
@@ -2340,7 +2337,7 @@
             </w:tabs>
             <w:rPr/>
           </w:pPr>
-          <w:hyperlink w:anchor="__RefHeading___Toc3857_156802315">
+          <w:hyperlink w:anchor="__RefHeading___Toc9406_260505723">
             <w:r>
               <w:rPr>
                 <w:rStyle w:val="IndexLink"/>
@@ -2371,7 +2368,7 @@
             </w:tabs>
             <w:rPr/>
           </w:pPr>
-          <w:hyperlink w:anchor="__RefHeading___Toc3859_156802315">
+          <w:hyperlink w:anchor="__RefHeading___Toc9408_260505723">
             <w:r>
               <w:rPr>
                 <w:rStyle w:val="IndexLink"/>
@@ -2402,7 +2399,7 @@
             </w:tabs>
             <w:rPr/>
           </w:pPr>
-          <w:hyperlink w:anchor="__RefHeading___Toc3861_156802315">
+          <w:hyperlink w:anchor="__RefHeading___Toc9410_260505723">
             <w:r>
               <w:rPr>
                 <w:rStyle w:val="IndexLink"/>
@@ -2433,7 +2430,7 @@
             </w:tabs>
             <w:rPr/>
           </w:pPr>
-          <w:hyperlink w:anchor="__RefHeading___Toc3863_156802315">
+          <w:hyperlink w:anchor="__RefHeading___Toc9412_260505723">
             <w:r>
               <w:rPr>
                 <w:rStyle w:val="IndexLink"/>
@@ -2464,7 +2461,7 @@
             </w:tabs>
             <w:rPr/>
           </w:pPr>
-          <w:hyperlink w:anchor="__RefHeading___Toc3865_156802315">
+          <w:hyperlink w:anchor="__RefHeading___Toc9414_260505723">
             <w:r>
               <w:rPr>
                 <w:rStyle w:val="IndexLink"/>
@@ -2522,7 +2519,7 @@
         <w:pStyle w:val="Heading1"/>
         <w:rPr/>
       </w:pPr>
-      <w:bookmarkStart w:id="0" w:name="__RefHeading___Toc3761_156802315"/>
+      <w:bookmarkStart w:id="0" w:name="__RefHeading___Toc9310_260505723"/>
       <w:bookmarkEnd w:id="0"/>
       <w:r>
         <w:rPr/>
@@ -2538,7 +2535,7 @@
         <w:pStyle w:val="Heading2"/>
         <w:rPr/>
       </w:pPr>
-      <w:bookmarkStart w:id="1" w:name="__RefHeading___Toc3763_156802315"/>
+      <w:bookmarkStart w:id="1" w:name="__RefHeading___Toc9312_260505723"/>
       <w:bookmarkEnd w:id="1"/>
       <w:r>
         <w:rPr/>
@@ -2596,7 +2593,7 @@
         <w:pStyle w:val="Heading2"/>
         <w:rPr/>
       </w:pPr>
-      <w:bookmarkStart w:id="2" w:name="__RefHeading___Toc3765_156802315"/>
+      <w:bookmarkStart w:id="2" w:name="__RefHeading___Toc9314_260505723"/>
       <w:bookmarkEnd w:id="2"/>
       <w:r>
         <w:rPr/>
@@ -2649,7 +2646,7 @@
         <w:pStyle w:val="Heading2"/>
         <w:rPr/>
       </w:pPr>
-      <w:bookmarkStart w:id="3" w:name="__RefHeading___Toc3767_156802315"/>
+      <w:bookmarkStart w:id="3" w:name="__RefHeading___Toc9316_260505723"/>
       <w:bookmarkEnd w:id="3"/>
       <w:r>
         <w:rPr/>
@@ -2713,7 +2710,6 @@
       <w:tr>
         <w:trPr>
           <w:tblHeader w:val="true"/>
-          <w:cantSplit w:val="true"/>
         </w:trPr>
         <w:tc>
           <w:tcPr>
@@ -2777,9 +2773,7 @@
         </w:tc>
       </w:tr>
       <w:tr>
-        <w:trPr>
-          <w:cantSplit w:val="true"/>
-        </w:trPr>
+        <w:trPr/>
         <w:tc>
           <w:tcPr>
             <w:tcW w:w="1754" w:type="dxa"/>
@@ -2893,9 +2887,7 @@
         </w:tc>
       </w:tr>
       <w:tr>
-        <w:trPr>
-          <w:cantSplit w:val="true"/>
-        </w:trPr>
+        <w:trPr/>
         <w:tc>
           <w:tcPr>
             <w:tcW w:w="1754" w:type="dxa"/>
@@ -3009,9 +3001,7 @@
         </w:tc>
       </w:tr>
       <w:tr>
-        <w:trPr>
-          <w:cantSplit w:val="true"/>
-        </w:trPr>
+        <w:trPr/>
         <w:tc>
           <w:tcPr>
             <w:tcW w:w="1754" w:type="dxa"/>
@@ -3107,9 +3097,7 @@
         </w:tc>
       </w:tr>
       <w:tr>
-        <w:trPr>
-          <w:cantSplit w:val="true"/>
-        </w:trPr>
+        <w:trPr/>
         <w:tc>
           <w:tcPr>
             <w:tcW w:w="1754" w:type="dxa"/>
@@ -3205,9 +3193,7 @@
         </w:tc>
       </w:tr>
       <w:tr>
-        <w:trPr>
-          <w:cantSplit w:val="true"/>
-        </w:trPr>
+        <w:trPr/>
         <w:tc>
           <w:tcPr>
             <w:tcW w:w="1754" w:type="dxa"/>
@@ -3348,9 +3334,7 @@
         </w:tc>
       </w:tr>
       <w:tr>
-        <w:trPr>
-          <w:cantSplit w:val="true"/>
-        </w:trPr>
+        <w:trPr/>
         <w:tc>
           <w:tcPr>
             <w:tcW w:w="1754" w:type="dxa"/>
@@ -3464,9 +3448,7 @@
         </w:tc>
       </w:tr>
       <w:tr>
-        <w:trPr>
-          <w:cantSplit w:val="true"/>
-        </w:trPr>
+        <w:trPr/>
         <w:tc>
           <w:tcPr>
             <w:tcW w:w="1754" w:type="dxa"/>
@@ -3535,9 +3517,7 @@
         </w:tc>
       </w:tr>
       <w:tr>
-        <w:trPr>
-          <w:cantSplit w:val="true"/>
-        </w:trPr>
+        <w:trPr/>
         <w:tc>
           <w:tcPr>
             <w:tcW w:w="1754" w:type="dxa"/>
@@ -3606,9 +3586,7 @@
         </w:tc>
       </w:tr>
       <w:tr>
-        <w:trPr>
-          <w:cantSplit w:val="true"/>
-        </w:trPr>
+        <w:trPr/>
         <w:tc>
           <w:tcPr>
             <w:tcW w:w="1754" w:type="dxa"/>
@@ -3710,7 +3688,7 @@
         <w:pStyle w:val="Heading2"/>
         <w:rPr/>
       </w:pPr>
-      <w:bookmarkStart w:id="4" w:name="__RefHeading___Toc3769_156802315"/>
+      <w:bookmarkStart w:id="4" w:name="__RefHeading___Toc9318_260505723"/>
       <w:bookmarkEnd w:id="4"/>
       <w:r>
         <w:rPr/>
@@ -3885,7 +3863,7 @@
         <w:pStyle w:val="Heading1"/>
         <w:rPr/>
       </w:pPr>
-      <w:bookmarkStart w:id="5" w:name="__RefHeading___Toc3771_156802315"/>
+      <w:bookmarkStart w:id="5" w:name="__RefHeading___Toc9320_260505723"/>
       <w:bookmarkEnd w:id="5"/>
       <w:r>
         <w:rPr/>
@@ -3901,7 +3879,7 @@
         <w:pStyle w:val="Heading2"/>
         <w:rPr/>
       </w:pPr>
-      <w:bookmarkStart w:id="6" w:name="__RefHeading___Toc3773_156802315"/>
+      <w:bookmarkStart w:id="6" w:name="__RefHeading___Toc9322_260505723"/>
       <w:bookmarkEnd w:id="6"/>
       <w:r>
         <w:rPr/>
@@ -4141,7 +4119,7 @@
         <w:pStyle w:val="Heading2"/>
         <w:rPr/>
       </w:pPr>
-      <w:bookmarkStart w:id="7" w:name="__RefHeading___Toc3775_156802315"/>
+      <w:bookmarkStart w:id="7" w:name="__RefHeading___Toc9324_260505723"/>
       <w:bookmarkEnd w:id="7"/>
       <w:r>
         <w:rPr/>
@@ -4449,7 +4427,6 @@
       <w:tr>
         <w:trPr>
           <w:tblHeader w:val="true"/>
-          <w:cantSplit w:val="true"/>
         </w:trPr>
         <w:tc>
           <w:tcPr>
@@ -4543,9 +4520,7 @@
         </w:tc>
       </w:tr>
       <w:tr>
-        <w:trPr>
-          <w:cantSplit w:val="true"/>
-        </w:trPr>
+        <w:trPr/>
         <w:tc>
           <w:tcPr>
             <w:tcW w:w="1434" w:type="dxa"/>
@@ -4737,9 +4712,7 @@
         </w:tc>
       </w:tr>
       <w:tr>
-        <w:trPr>
-          <w:cantSplit w:val="true"/>
-        </w:trPr>
+        <w:trPr/>
         <w:tc>
           <w:tcPr>
             <w:tcW w:w="1434" w:type="dxa"/>
@@ -4949,9 +4922,7 @@
         </w:tc>
       </w:tr>
       <w:tr>
-        <w:trPr>
-          <w:cantSplit w:val="true"/>
-        </w:trPr>
+        <w:trPr/>
         <w:tc>
           <w:tcPr>
             <w:tcW w:w="1434" w:type="dxa"/>
@@ -5143,9 +5114,7 @@
         </w:tc>
       </w:tr>
       <w:tr>
-        <w:trPr>
-          <w:cantSplit w:val="true"/>
-        </w:trPr>
+        <w:trPr/>
         <w:tc>
           <w:tcPr>
             <w:tcW w:w="1434" w:type="dxa"/>
@@ -5337,9 +5306,7 @@
         </w:tc>
       </w:tr>
       <w:tr>
-        <w:trPr>
-          <w:cantSplit w:val="true"/>
-        </w:trPr>
+        <w:trPr/>
         <w:tc>
           <w:tcPr>
             <w:tcW w:w="1434" w:type="dxa"/>
@@ -5522,9 +5489,7 @@
         </w:tc>
       </w:tr>
       <w:tr>
-        <w:trPr>
-          <w:cantSplit w:val="true"/>
-        </w:trPr>
+        <w:trPr/>
         <w:tc>
           <w:tcPr>
             <w:tcW w:w="1434" w:type="dxa"/>
@@ -5671,9 +5636,7 @@
         </w:tc>
       </w:tr>
       <w:tr>
-        <w:trPr>
-          <w:cantSplit w:val="true"/>
-        </w:trPr>
+        <w:trPr/>
         <w:tc>
           <w:tcPr>
             <w:tcW w:w="1434" w:type="dxa"/>
@@ -5826,7 +5789,7 @@
         <w:pStyle w:val="Heading2"/>
         <w:rPr/>
       </w:pPr>
-      <w:bookmarkStart w:id="8" w:name="__RefHeading___Toc3777_156802315"/>
+      <w:bookmarkStart w:id="8" w:name="__RefHeading___Toc9326_260505723"/>
       <w:bookmarkEnd w:id="8"/>
       <w:r>
         <w:rPr/>
@@ -5929,7 +5892,6 @@
       <w:tr>
         <w:trPr>
           <w:tblHeader w:val="true"/>
-          <w:cantSplit w:val="true"/>
         </w:trPr>
         <w:tc>
           <w:tcPr>
@@ -6071,9 +6033,7 @@
         </w:tc>
       </w:tr>
       <w:tr>
-        <w:trPr>
-          <w:cantSplit w:val="true"/>
-        </w:trPr>
+        <w:trPr/>
         <w:tc>
           <w:tcPr>
             <w:tcW w:w="1307" w:type="dxa"/>
@@ -6235,9 +6195,7 @@
         </w:tc>
       </w:tr>
       <w:tr>
-        <w:trPr>
-          <w:cantSplit w:val="true"/>
-        </w:trPr>
+        <w:trPr/>
         <w:tc>
           <w:tcPr>
             <w:tcW w:w="1307" w:type="dxa"/>
@@ -6390,9 +6348,7 @@
         </w:tc>
       </w:tr>
       <w:tr>
-        <w:trPr>
-          <w:cantSplit w:val="true"/>
-        </w:trPr>
+        <w:trPr/>
         <w:tc>
           <w:tcPr>
             <w:tcW w:w="1307" w:type="dxa"/>
@@ -6554,9 +6510,7 @@
         </w:tc>
       </w:tr>
       <w:tr>
-        <w:trPr>
-          <w:cantSplit w:val="true"/>
-        </w:trPr>
+        <w:trPr/>
         <w:tc>
           <w:tcPr>
             <w:tcW w:w="1307" w:type="dxa"/>
@@ -6745,9 +6699,7 @@
         </w:tc>
       </w:tr>
       <w:tr>
-        <w:trPr>
-          <w:cantSplit w:val="true"/>
-        </w:trPr>
+        <w:trPr/>
         <w:tc>
           <w:tcPr>
             <w:tcW w:w="1307" w:type="dxa"/>
@@ -6909,9 +6861,7 @@
         </w:tc>
       </w:tr>
       <w:tr>
-        <w:trPr>
-          <w:cantSplit w:val="true"/>
-        </w:trPr>
+        <w:trPr/>
         <w:tc>
           <w:tcPr>
             <w:tcW w:w="1307" w:type="dxa"/>
@@ -7073,9 +7023,7 @@
         </w:tc>
       </w:tr>
       <w:tr>
-        <w:trPr>
-          <w:cantSplit w:val="true"/>
-        </w:trPr>
+        <w:trPr/>
         <w:tc>
           <w:tcPr>
             <w:tcW w:w="1307" w:type="dxa"/>
@@ -7255,9 +7203,7 @@
         </w:tc>
       </w:tr>
       <w:tr>
-        <w:trPr>
-          <w:cantSplit w:val="true"/>
-        </w:trPr>
+        <w:trPr/>
         <w:tc>
           <w:tcPr>
             <w:tcW w:w="1307" w:type="dxa"/>
@@ -7392,9 +7338,7 @@
         </w:tc>
       </w:tr>
       <w:tr>
-        <w:trPr>
-          <w:cantSplit w:val="true"/>
-        </w:trPr>
+        <w:trPr/>
         <w:tc>
           <w:tcPr>
             <w:tcW w:w="1307" w:type="dxa"/>
@@ -7538,9 +7482,7 @@
         </w:tc>
       </w:tr>
       <w:tr>
-        <w:trPr>
-          <w:cantSplit w:val="true"/>
-        </w:trPr>
+        <w:trPr/>
         <w:tc>
           <w:tcPr>
             <w:tcW w:w="1307" w:type="dxa"/>
@@ -7684,9 +7626,7 @@
         </w:tc>
       </w:tr>
       <w:tr>
-        <w:trPr>
-          <w:cantSplit w:val="true"/>
-        </w:trPr>
+        <w:trPr/>
         <w:tc>
           <w:tcPr>
             <w:tcW w:w="1307" w:type="dxa"/>
@@ -7848,9 +7788,7 @@
         </w:tc>
       </w:tr>
       <w:tr>
-        <w:trPr>
-          <w:cantSplit w:val="true"/>
-        </w:trPr>
+        <w:trPr/>
         <w:tc>
           <w:tcPr>
             <w:tcW w:w="1307" w:type="dxa"/>
@@ -7985,9 +7923,7 @@
         </w:tc>
       </w:tr>
       <w:tr>
-        <w:trPr>
-          <w:cantSplit w:val="true"/>
-        </w:trPr>
+        <w:trPr/>
         <w:tc>
           <w:tcPr>
             <w:tcW w:w="1307" w:type="dxa"/>
@@ -8122,9 +8058,7 @@
         </w:tc>
       </w:tr>
       <w:tr>
-        <w:trPr>
-          <w:cantSplit w:val="true"/>
-        </w:trPr>
+        <w:trPr/>
         <w:tc>
           <w:tcPr>
             <w:tcW w:w="1307" w:type="dxa"/>
@@ -8313,9 +8247,7 @@
         </w:tc>
       </w:tr>
       <w:tr>
-        <w:trPr>
-          <w:cantSplit w:val="true"/>
-        </w:trPr>
+        <w:trPr/>
         <w:tc>
           <w:tcPr>
             <w:tcW w:w="1307" w:type="dxa"/>
@@ -8465,7 +8397,7 @@
         <w:pStyle w:val="Heading2"/>
         <w:rPr/>
       </w:pPr>
-      <w:bookmarkStart w:id="9" w:name="__RefHeading___Toc3779_156802315"/>
+      <w:bookmarkStart w:id="9" w:name="__RefHeading___Toc9328_260505723"/>
       <w:bookmarkEnd w:id="9"/>
       <w:r>
         <w:rPr/>
@@ -8653,7 +8585,6 @@
       <w:tr>
         <w:trPr>
           <w:tblHeader w:val="true"/>
-          <w:cantSplit w:val="true"/>
         </w:trPr>
         <w:tc>
           <w:tcPr>
@@ -8747,9 +8678,7 @@
         </w:tc>
       </w:tr>
       <w:tr>
-        <w:trPr>
-          <w:cantSplit w:val="true"/>
-        </w:trPr>
+        <w:trPr/>
         <w:tc>
           <w:tcPr>
             <w:tcW w:w="1246" w:type="dxa"/>
@@ -8977,9 +8906,7 @@
         </w:tc>
       </w:tr>
       <w:tr>
-        <w:trPr>
-          <w:cantSplit w:val="true"/>
-        </w:trPr>
+        <w:trPr/>
         <w:tc>
           <w:tcPr>
             <w:tcW w:w="1246" w:type="dxa"/>
@@ -9297,9 +9224,7 @@
         </w:tc>
       </w:tr>
       <w:tr>
-        <w:trPr>
-          <w:cantSplit w:val="true"/>
-        </w:trPr>
+        <w:trPr/>
         <w:tc>
           <w:tcPr>
             <w:tcW w:w="1246" w:type="dxa"/>
@@ -9500,9 +9425,7 @@
         </w:tc>
       </w:tr>
       <w:tr>
-        <w:trPr>
-          <w:cantSplit w:val="true"/>
-        </w:trPr>
+        <w:trPr/>
         <w:tc>
           <w:tcPr>
             <w:tcW w:w="1246" w:type="dxa"/>
@@ -9712,9 +9635,7 @@
         </w:tc>
       </w:tr>
       <w:tr>
-        <w:trPr>
-          <w:cantSplit w:val="true"/>
-        </w:trPr>
+        <w:trPr/>
         <w:tc>
           <w:tcPr>
             <w:tcW w:w="1246" w:type="dxa"/>
@@ -9957,7 +9878,7 @@
         <w:pStyle w:val="Heading2"/>
         <w:rPr/>
       </w:pPr>
-      <w:bookmarkStart w:id="10" w:name="__RefHeading___Toc3781_156802315"/>
+      <w:bookmarkStart w:id="10" w:name="__RefHeading___Toc9330_260505723"/>
       <w:bookmarkEnd w:id="10"/>
       <w:r>
         <w:rPr/>
@@ -10216,7 +10137,7 @@
         <w:pStyle w:val="Heading2"/>
         <w:rPr/>
       </w:pPr>
-      <w:bookmarkStart w:id="11" w:name="__RefHeading___Toc3783_156802315"/>
+      <w:bookmarkStart w:id="11" w:name="__RefHeading___Toc9332_260505723"/>
       <w:bookmarkEnd w:id="11"/>
       <w:r>
         <w:rPr/>
@@ -11345,7 +11266,7 @@
         <w:pStyle w:val="Heading1"/>
         <w:rPr/>
       </w:pPr>
-      <w:bookmarkStart w:id="12" w:name="__RefHeading___Toc3785_156802315"/>
+      <w:bookmarkStart w:id="12" w:name="__RefHeading___Toc9334_260505723"/>
       <w:bookmarkEnd w:id="12"/>
       <w:r>
         <w:rPr/>
@@ -11361,7 +11282,7 @@
         <w:pStyle w:val="Heading2"/>
         <w:rPr/>
       </w:pPr>
-      <w:bookmarkStart w:id="13" w:name="__RefHeading___Toc3787_156802315"/>
+      <w:bookmarkStart w:id="13" w:name="__RefHeading___Toc9336_260505723"/>
       <w:bookmarkEnd w:id="13"/>
       <w:r>
         <w:rPr/>
@@ -11607,7 +11528,7 @@
         <w:pStyle w:val="Heading2"/>
         <w:rPr/>
       </w:pPr>
-      <w:bookmarkStart w:id="14" w:name="__RefHeading___Toc3789_156802315"/>
+      <w:bookmarkStart w:id="14" w:name="__RefHeading___Toc9338_260505723"/>
       <w:bookmarkEnd w:id="14"/>
       <w:r>
         <w:rPr/>
@@ -11851,7 +11772,6 @@
       <w:tr>
         <w:trPr>
           <w:tblHeader w:val="true"/>
-          <w:cantSplit w:val="true"/>
         </w:trPr>
         <w:tc>
           <w:tcPr>
@@ -11975,9 +11895,7 @@
         </w:tc>
       </w:tr>
       <w:tr>
-        <w:trPr>
-          <w:cantSplit w:val="true"/>
-        </w:trPr>
+        <w:trPr/>
         <w:tc>
           <w:tcPr>
             <w:tcW w:w="1619" w:type="dxa"/>
@@ -12121,9 +12039,7 @@
         </w:tc>
       </w:tr>
       <w:tr>
-        <w:trPr>
-          <w:cantSplit w:val="true"/>
-        </w:trPr>
+        <w:trPr/>
         <w:tc>
           <w:tcPr>
             <w:tcW w:w="1619" w:type="dxa"/>
@@ -12294,9 +12210,7 @@
         </w:tc>
       </w:tr>
       <w:tr>
-        <w:trPr>
-          <w:cantSplit w:val="true"/>
-        </w:trPr>
+        <w:trPr/>
         <w:tc>
           <w:tcPr>
             <w:tcW w:w="1619" w:type="dxa"/>
@@ -12458,9 +12372,7 @@
         </w:tc>
       </w:tr>
       <w:tr>
-        <w:trPr>
-          <w:cantSplit w:val="true"/>
-        </w:trPr>
+        <w:trPr/>
         <w:tc>
           <w:tcPr>
             <w:tcW w:w="1619" w:type="dxa"/>
@@ -12595,9 +12507,7 @@
         </w:tc>
       </w:tr>
       <w:tr>
-        <w:trPr>
-          <w:cantSplit w:val="true"/>
-        </w:trPr>
+        <w:trPr/>
         <w:tc>
           <w:tcPr>
             <w:tcW w:w="1619" w:type="dxa"/>
@@ -12732,9 +12642,7 @@
         </w:tc>
       </w:tr>
       <w:tr>
-        <w:trPr>
-          <w:cantSplit w:val="true"/>
-        </w:trPr>
+        <w:trPr/>
         <w:tc>
           <w:tcPr>
             <w:tcW w:w="1619" w:type="dxa"/>
@@ -12896,9 +12804,7 @@
         </w:tc>
       </w:tr>
       <w:tr>
-        <w:trPr>
-          <w:cantSplit w:val="true"/>
-        </w:trPr>
+        <w:trPr/>
         <w:tc>
           <w:tcPr>
             <w:tcW w:w="1619" w:type="dxa"/>
@@ -13060,9 +12966,7 @@
         </w:tc>
       </w:tr>
       <w:tr>
-        <w:trPr>
-          <w:cantSplit w:val="true"/>
-        </w:trPr>
+        <w:trPr/>
         <w:tc>
           <w:tcPr>
             <w:tcW w:w="1619" w:type="dxa"/>
@@ -13197,9 +13101,7 @@
         </w:tc>
       </w:tr>
       <w:tr>
-        <w:trPr>
-          <w:cantSplit w:val="true"/>
-        </w:trPr>
+        <w:trPr/>
         <w:tc>
           <w:tcPr>
             <w:tcW w:w="1619" w:type="dxa"/>
@@ -13407,7 +13309,6 @@
       <w:tr>
         <w:trPr>
           <w:tblHeader w:val="true"/>
-          <w:cantSplit w:val="true"/>
         </w:trPr>
         <w:tc>
           <w:tcPr>
@@ -13531,9 +13432,7 @@
         </w:tc>
       </w:tr>
       <w:tr>
-        <w:trPr>
-          <w:cantSplit w:val="true"/>
-        </w:trPr>
+        <w:trPr/>
         <w:tc>
           <w:tcPr>
             <w:tcW w:w="1619" w:type="dxa"/>
@@ -13677,9 +13576,7 @@
         </w:tc>
       </w:tr>
       <w:tr>
-        <w:trPr>
-          <w:cantSplit w:val="true"/>
-        </w:trPr>
+        <w:trPr/>
         <w:tc>
           <w:tcPr>
             <w:tcW w:w="1619" w:type="dxa"/>
@@ -13832,9 +13729,7 @@
         </w:tc>
       </w:tr>
       <w:tr>
-        <w:trPr>
-          <w:cantSplit w:val="true"/>
-        </w:trPr>
+        <w:trPr/>
         <w:tc>
           <w:tcPr>
             <w:tcW w:w="1619" w:type="dxa"/>
@@ -14005,9 +13900,7 @@
         </w:tc>
       </w:tr>
       <w:tr>
-        <w:trPr>
-          <w:cantSplit w:val="true"/>
-        </w:trPr>
+        <w:trPr/>
         <w:tc>
           <w:tcPr>
             <w:tcW w:w="1619" w:type="dxa"/>
@@ -14151,9 +14044,7 @@
         </w:tc>
       </w:tr>
       <w:tr>
-        <w:trPr>
-          <w:cantSplit w:val="true"/>
-        </w:trPr>
+        <w:trPr/>
         <w:tc>
           <w:tcPr>
             <w:tcW w:w="1619" w:type="dxa"/>
@@ -14379,7 +14270,6 @@
       <w:tr>
         <w:trPr>
           <w:tblHeader w:val="true"/>
-          <w:cantSplit w:val="true"/>
         </w:trPr>
         <w:tc>
           <w:tcPr>
@@ -14503,9 +14393,7 @@
         </w:tc>
       </w:tr>
       <w:tr>
-        <w:trPr>
-          <w:cantSplit w:val="true"/>
-        </w:trPr>
+        <w:trPr/>
         <w:tc>
           <w:tcPr>
             <w:tcW w:w="1619" w:type="dxa"/>
@@ -14649,9 +14537,7 @@
         </w:tc>
       </w:tr>
       <w:tr>
-        <w:trPr>
-          <w:cantSplit w:val="true"/>
-        </w:trPr>
+        <w:trPr/>
         <w:tc>
           <w:tcPr>
             <w:tcW w:w="1619" w:type="dxa"/>
@@ -14786,9 +14672,7 @@
         </w:tc>
       </w:tr>
       <w:tr>
-        <w:trPr>
-          <w:cantSplit w:val="true"/>
-        </w:trPr>
+        <w:trPr/>
         <w:tc>
           <w:tcPr>
             <w:tcW w:w="1619" w:type="dxa"/>
@@ -14923,9 +14807,7 @@
         </w:tc>
       </w:tr>
       <w:tr>
-        <w:trPr>
-          <w:cantSplit w:val="true"/>
-        </w:trPr>
+        <w:trPr/>
         <w:tc>
           <w:tcPr>
             <w:tcW w:w="1619" w:type="dxa"/>
@@ -15069,9 +14951,7 @@
         </w:tc>
       </w:tr>
       <w:tr>
-        <w:trPr>
-          <w:cantSplit w:val="true"/>
-        </w:trPr>
+        <w:trPr/>
         <w:tc>
           <w:tcPr>
             <w:tcW w:w="1619" w:type="dxa"/>
@@ -15206,9 +15086,7 @@
         </w:tc>
       </w:tr>
       <w:tr>
-        <w:trPr>
-          <w:cantSplit w:val="true"/>
-        </w:trPr>
+        <w:trPr/>
         <w:tc>
           <w:tcPr>
             <w:tcW w:w="1619" w:type="dxa"/>
@@ -15361,9 +15239,7 @@
         </w:tc>
       </w:tr>
       <w:tr>
-        <w:trPr>
-          <w:cantSplit w:val="true"/>
-        </w:trPr>
+        <w:trPr/>
         <w:tc>
           <w:tcPr>
             <w:tcW w:w="1619" w:type="dxa"/>
@@ -15516,9 +15392,7 @@
         </w:tc>
       </w:tr>
       <w:tr>
-        <w:trPr>
-          <w:cantSplit w:val="true"/>
-        </w:trPr>
+        <w:trPr/>
         <w:tc>
           <w:tcPr>
             <w:tcW w:w="1619" w:type="dxa"/>
@@ -15662,9 +15536,7 @@
         </w:tc>
       </w:tr>
       <w:tr>
-        <w:trPr>
-          <w:cantSplit w:val="true"/>
-        </w:trPr>
+        <w:trPr/>
         <w:tc>
           <w:tcPr>
             <w:tcW w:w="1619" w:type="dxa"/>
@@ -15799,9 +15671,7 @@
         </w:tc>
       </w:tr>
       <w:tr>
-        <w:trPr>
-          <w:cantSplit w:val="true"/>
-        </w:trPr>
+        <w:trPr/>
         <w:tc>
           <w:tcPr>
             <w:tcW w:w="1619" w:type="dxa"/>
@@ -15963,9 +15833,7 @@
         </w:tc>
       </w:tr>
       <w:tr>
-        <w:trPr>
-          <w:cantSplit w:val="true"/>
-        </w:trPr>
+        <w:trPr/>
         <w:tc>
           <w:tcPr>
             <w:tcW w:w="1619" w:type="dxa"/>
@@ -16100,9 +15968,7 @@
         </w:tc>
       </w:tr>
       <w:tr>
-        <w:trPr>
-          <w:cantSplit w:val="true"/>
-        </w:trPr>
+        <w:trPr/>
         <w:tc>
           <w:tcPr>
             <w:tcW w:w="1619" w:type="dxa"/>
@@ -16255,9 +16121,7 @@
         </w:tc>
       </w:tr>
       <w:tr>
-        <w:trPr>
-          <w:cantSplit w:val="true"/>
-        </w:trPr>
+        <w:trPr/>
         <w:tc>
           <w:tcPr>
             <w:tcW w:w="1619" w:type="dxa"/>
@@ -16483,7 +16347,6 @@
       <w:tr>
         <w:trPr>
           <w:tblHeader w:val="true"/>
-          <w:cantSplit w:val="true"/>
         </w:trPr>
         <w:tc>
           <w:tcPr>
@@ -16607,9 +16470,7 @@
         </w:tc>
       </w:tr>
       <w:tr>
-        <w:trPr>
-          <w:cantSplit w:val="true"/>
-        </w:trPr>
+        <w:trPr/>
         <w:tc>
           <w:tcPr>
             <w:tcW w:w="1619" w:type="dxa"/>
@@ -16762,9 +16623,7 @@
         </w:tc>
       </w:tr>
       <w:tr>
-        <w:trPr>
-          <w:cantSplit w:val="true"/>
-        </w:trPr>
+        <w:trPr/>
         <w:tc>
           <w:tcPr>
             <w:tcW w:w="1619" w:type="dxa"/>
@@ -16944,9 +16803,7 @@
         </w:tc>
       </w:tr>
       <w:tr>
-        <w:trPr>
-          <w:cantSplit w:val="true"/>
-        </w:trPr>
+        <w:trPr/>
         <w:tc>
           <w:tcPr>
             <w:tcW w:w="1619" w:type="dxa"/>
@@ -17163,7 +17020,6 @@
       <w:tr>
         <w:trPr>
           <w:tblHeader w:val="true"/>
-          <w:cantSplit w:val="true"/>
         </w:trPr>
         <w:tc>
           <w:tcPr>
@@ -17287,9 +17143,7 @@
         </w:tc>
       </w:tr>
       <w:tr>
-        <w:trPr>
-          <w:cantSplit w:val="true"/>
-        </w:trPr>
+        <w:trPr/>
         <w:tc>
           <w:tcPr>
             <w:tcW w:w="1619" w:type="dxa"/>
@@ -17433,9 +17287,7 @@
         </w:tc>
       </w:tr>
       <w:tr>
-        <w:trPr>
-          <w:cantSplit w:val="true"/>
-        </w:trPr>
+        <w:trPr/>
         <w:tc>
           <w:tcPr>
             <w:tcW w:w="1619" w:type="dxa"/>
@@ -17588,9 +17440,7 @@
         </w:tc>
       </w:tr>
       <w:tr>
-        <w:trPr>
-          <w:cantSplit w:val="true"/>
-        </w:trPr>
+        <w:trPr/>
         <w:tc>
           <w:tcPr>
             <w:tcW w:w="1619" w:type="dxa"/>
@@ -17743,9 +17593,7 @@
         </w:tc>
       </w:tr>
       <w:tr>
-        <w:trPr>
-          <w:cantSplit w:val="true"/>
-        </w:trPr>
+        <w:trPr/>
         <w:tc>
           <w:tcPr>
             <w:tcW w:w="1619" w:type="dxa"/>
@@ -17880,9 +17728,7 @@
         </w:tc>
       </w:tr>
       <w:tr>
-        <w:trPr>
-          <w:cantSplit w:val="true"/>
-        </w:trPr>
+        <w:trPr/>
         <w:tc>
           <w:tcPr>
             <w:tcW w:w="1619" w:type="dxa"/>
@@ -18090,7 +17936,6 @@
       <w:tr>
         <w:trPr>
           <w:tblHeader w:val="true"/>
-          <w:cantSplit w:val="true"/>
         </w:trPr>
         <w:tc>
           <w:tcPr>
@@ -18214,9 +18059,7 @@
         </w:tc>
       </w:tr>
       <w:tr>
-        <w:trPr>
-          <w:cantSplit w:val="true"/>
-        </w:trPr>
+        <w:trPr/>
         <w:tc>
           <w:tcPr>
             <w:tcW w:w="1619" w:type="dxa"/>
@@ -18360,9 +18203,7 @@
         </w:tc>
       </w:tr>
       <w:tr>
-        <w:trPr>
-          <w:cantSplit w:val="true"/>
-        </w:trPr>
+        <w:trPr/>
         <w:tc>
           <w:tcPr>
             <w:tcW w:w="1619" w:type="dxa"/>
@@ -18515,9 +18356,7 @@
         </w:tc>
       </w:tr>
       <w:tr>
-        <w:trPr>
-          <w:cantSplit w:val="true"/>
-        </w:trPr>
+        <w:trPr/>
         <w:tc>
           <w:tcPr>
             <w:tcW w:w="1619" w:type="dxa"/>
@@ -18670,9 +18509,7 @@
         </w:tc>
       </w:tr>
       <w:tr>
-        <w:trPr>
-          <w:cantSplit w:val="true"/>
-        </w:trPr>
+        <w:trPr/>
         <w:tc>
           <w:tcPr>
             <w:tcW w:w="1619" w:type="dxa"/>
@@ -18816,9 +18653,7 @@
         </w:tc>
       </w:tr>
       <w:tr>
-        <w:trPr>
-          <w:cantSplit w:val="true"/>
-        </w:trPr>
+        <w:trPr/>
         <w:tc>
           <w:tcPr>
             <w:tcW w:w="1619" w:type="dxa"/>
@@ -18953,9 +18788,7 @@
         </w:tc>
       </w:tr>
       <w:tr>
-        <w:trPr>
-          <w:cantSplit w:val="true"/>
-        </w:trPr>
+        <w:trPr/>
         <w:tc>
           <w:tcPr>
             <w:tcW w:w="1619" w:type="dxa"/>
@@ -19163,7 +18996,6 @@
       <w:tr>
         <w:trPr>
           <w:tblHeader w:val="true"/>
-          <w:cantSplit w:val="true"/>
         </w:trPr>
         <w:tc>
           <w:tcPr>
@@ -19287,9 +19119,7 @@
         </w:tc>
       </w:tr>
       <w:tr>
-        <w:trPr>
-          <w:cantSplit w:val="true"/>
-        </w:trPr>
+        <w:trPr/>
         <w:tc>
           <w:tcPr>
             <w:tcW w:w="1619" w:type="dxa"/>
@@ -19433,9 +19263,7 @@
         </w:tc>
       </w:tr>
       <w:tr>
-        <w:trPr>
-          <w:cantSplit w:val="true"/>
-        </w:trPr>
+        <w:trPr/>
         <w:tc>
           <w:tcPr>
             <w:tcW w:w="1619" w:type="dxa"/>
@@ -19606,9 +19434,7 @@
         </w:tc>
       </w:tr>
       <w:tr>
-        <w:trPr>
-          <w:cantSplit w:val="true"/>
-        </w:trPr>
+        <w:trPr/>
         <w:tc>
           <w:tcPr>
             <w:tcW w:w="1619" w:type="dxa"/>
@@ -19761,9 +19587,7 @@
         </w:tc>
       </w:tr>
       <w:tr>
-        <w:trPr>
-          <w:cantSplit w:val="true"/>
-        </w:trPr>
+        <w:trPr/>
         <w:tc>
           <w:tcPr>
             <w:tcW w:w="1619" w:type="dxa"/>
@@ -19916,9 +19740,7 @@
         </w:tc>
       </w:tr>
       <w:tr>
-        <w:trPr>
-          <w:cantSplit w:val="true"/>
-        </w:trPr>
+        <w:trPr/>
         <w:tc>
           <w:tcPr>
             <w:tcW w:w="1619" w:type="dxa"/>
@@ -20071,9 +19893,7 @@
         </w:tc>
       </w:tr>
       <w:tr>
-        <w:trPr>
-          <w:cantSplit w:val="true"/>
-        </w:trPr>
+        <w:trPr/>
         <w:tc>
           <w:tcPr>
             <w:tcW w:w="1619" w:type="dxa"/>
@@ -20208,9 +20028,7 @@
         </w:tc>
       </w:tr>
       <w:tr>
-        <w:trPr>
-          <w:cantSplit w:val="true"/>
-        </w:trPr>
+        <w:trPr/>
         <w:tc>
           <w:tcPr>
             <w:tcW w:w="1619" w:type="dxa"/>
@@ -20345,9 +20163,7 @@
         </w:tc>
       </w:tr>
       <w:tr>
-        <w:trPr>
-          <w:cantSplit w:val="true"/>
-        </w:trPr>
+        <w:trPr/>
         <w:tc>
           <w:tcPr>
             <w:tcW w:w="1619" w:type="dxa"/>
@@ -20482,9 +20298,7 @@
         </w:tc>
       </w:tr>
       <w:tr>
-        <w:trPr>
-          <w:cantSplit w:val="true"/>
-        </w:trPr>
+        <w:trPr/>
         <w:tc>
           <w:tcPr>
             <w:tcW w:w="1619" w:type="dxa"/>
@@ -20646,9 +20460,7 @@
         </w:tc>
       </w:tr>
       <w:tr>
-        <w:trPr>
-          <w:cantSplit w:val="true"/>
-        </w:trPr>
+        <w:trPr/>
         <w:tc>
           <w:tcPr>
             <w:tcW w:w="1619" w:type="dxa"/>
@@ -20783,9 +20595,7 @@
         </w:tc>
       </w:tr>
       <w:tr>
-        <w:trPr>
-          <w:cantSplit w:val="true"/>
-        </w:trPr>
+        <w:trPr/>
         <w:tc>
           <w:tcPr>
             <w:tcW w:w="1619" w:type="dxa"/>
@@ -20938,9 +20748,7 @@
         </w:tc>
       </w:tr>
       <w:tr>
-        <w:trPr>
-          <w:cantSplit w:val="true"/>
-        </w:trPr>
+        <w:trPr/>
         <w:tc>
           <w:tcPr>
             <w:tcW w:w="1619" w:type="dxa"/>
@@ -21075,9 +20883,7 @@
         </w:tc>
       </w:tr>
       <w:tr>
-        <w:trPr>
-          <w:cantSplit w:val="true"/>
-        </w:trPr>
+        <w:trPr/>
         <w:tc>
           <w:tcPr>
             <w:tcW w:w="1619" w:type="dxa"/>
@@ -21212,9 +21018,7 @@
         </w:tc>
       </w:tr>
       <w:tr>
-        <w:trPr>
-          <w:cantSplit w:val="true"/>
-        </w:trPr>
+        <w:trPr/>
         <w:tc>
           <w:tcPr>
             <w:tcW w:w="1619" w:type="dxa"/>
@@ -21349,9 +21153,7 @@
         </w:tc>
       </w:tr>
       <w:tr>
-        <w:trPr>
-          <w:cantSplit w:val="true"/>
-        </w:trPr>
+        <w:trPr/>
         <w:tc>
           <w:tcPr>
             <w:tcW w:w="1619" w:type="dxa"/>
@@ -21519,7 +21321,7 @@
         <w:pStyle w:val="Heading2"/>
         <w:rPr/>
       </w:pPr>
-      <w:bookmarkStart w:id="15" w:name="__RefHeading___Toc3791_156802315"/>
+      <w:bookmarkStart w:id="15" w:name="__RefHeading___Toc9340_260505723"/>
       <w:bookmarkEnd w:id="15"/>
       <w:r>
         <w:rPr/>
@@ -21614,7 +21416,6 @@
       <w:tr>
         <w:trPr>
           <w:tblHeader w:val="true"/>
-          <w:cantSplit w:val="true"/>
         </w:trPr>
         <w:tc>
           <w:tcPr>
@@ -21738,9 +21539,7 @@
         </w:tc>
       </w:tr>
       <w:tr>
-        <w:trPr>
-          <w:cantSplit w:val="true"/>
-        </w:trPr>
+        <w:trPr/>
         <w:tc>
           <w:tcPr>
             <w:tcW w:w="1488" w:type="dxa"/>
@@ -21893,9 +21692,7 @@
         </w:tc>
       </w:tr>
       <w:tr>
-        <w:trPr>
-          <w:cantSplit w:val="true"/>
-        </w:trPr>
+        <w:trPr/>
         <w:tc>
           <w:tcPr>
             <w:tcW w:w="1488" w:type="dxa"/>
@@ -22030,9 +21827,7 @@
         </w:tc>
       </w:tr>
       <w:tr>
-        <w:trPr>
-          <w:cantSplit w:val="true"/>
-        </w:trPr>
+        <w:trPr/>
         <w:tc>
           <w:tcPr>
             <w:tcW w:w="1488" w:type="dxa"/>
@@ -22167,9 +21962,7 @@
         </w:tc>
       </w:tr>
       <w:tr>
-        <w:trPr>
-          <w:cantSplit w:val="true"/>
-        </w:trPr>
+        <w:trPr/>
         <w:tc>
           <w:tcPr>
             <w:tcW w:w="1488" w:type="dxa"/>
@@ -22304,9 +22097,7 @@
         </w:tc>
       </w:tr>
       <w:tr>
-        <w:trPr>
-          <w:cantSplit w:val="true"/>
-        </w:trPr>
+        <w:trPr/>
         <w:tc>
           <w:tcPr>
             <w:tcW w:w="1488" w:type="dxa"/>
@@ -22459,9 +22250,7 @@
         </w:tc>
       </w:tr>
       <w:tr>
-        <w:trPr>
-          <w:cantSplit w:val="true"/>
-        </w:trPr>
+        <w:trPr/>
         <w:tc>
           <w:tcPr>
             <w:tcW w:w="1488" w:type="dxa"/>
@@ -22596,9 +22385,7 @@
         </w:tc>
       </w:tr>
       <w:tr>
-        <w:trPr>
-          <w:cantSplit w:val="true"/>
-        </w:trPr>
+        <w:trPr/>
         <w:tc>
           <w:tcPr>
             <w:tcW w:w="1488" w:type="dxa"/>
@@ -22769,9 +22556,7 @@
         </w:tc>
       </w:tr>
       <w:tr>
-        <w:trPr>
-          <w:cantSplit w:val="true"/>
-        </w:trPr>
+        <w:trPr/>
         <w:tc>
           <w:tcPr>
             <w:tcW w:w="1488" w:type="dxa"/>
@@ -22957,7 +22742,7 @@
         <w:pStyle w:val="Heading2"/>
         <w:rPr/>
       </w:pPr>
-      <w:bookmarkStart w:id="16" w:name="__RefHeading___Toc3793_156802315"/>
+      <w:bookmarkStart w:id="16" w:name="__RefHeading___Toc9342_260505723"/>
       <w:bookmarkEnd w:id="16"/>
       <w:r>
         <w:rPr/>
@@ -23067,7 +22852,6 @@
       <w:tr>
         <w:trPr>
           <w:tblHeader w:val="true"/>
-          <w:cantSplit w:val="true"/>
         </w:trPr>
         <w:tc>
           <w:tcPr>
@@ -23161,9 +22945,7 @@
         </w:tc>
       </w:tr>
       <w:tr>
-        <w:trPr>
-          <w:cantSplit w:val="true"/>
-        </w:trPr>
+        <w:trPr/>
         <w:tc>
           <w:tcPr>
             <w:tcW w:w="2061" w:type="dxa"/>
@@ -23372,9 +23154,7 @@
         </w:tc>
       </w:tr>
       <w:tr>
-        <w:trPr>
-          <w:cantSplit w:val="true"/>
-        </w:trPr>
+        <w:trPr/>
         <w:tc>
           <w:tcPr>
             <w:tcW w:w="2061" w:type="dxa"/>
@@ -23547,9 +23327,7 @@
         </w:tc>
       </w:tr>
       <w:tr>
-        <w:trPr>
-          <w:cantSplit w:val="true"/>
-        </w:trPr>
+        <w:trPr/>
         <w:tc>
           <w:tcPr>
             <w:tcW w:w="2061" w:type="dxa"/>
@@ -23722,9 +23500,7 @@
         </w:tc>
       </w:tr>
       <w:tr>
-        <w:trPr>
-          <w:cantSplit w:val="true"/>
-        </w:trPr>
+        <w:trPr/>
         <w:tc>
           <w:tcPr>
             <w:tcW w:w="2061" w:type="dxa"/>
@@ -23861,9 +23637,7 @@
         </w:tc>
       </w:tr>
       <w:tr>
-        <w:trPr>
-          <w:cantSplit w:val="true"/>
-        </w:trPr>
+        <w:trPr/>
         <w:tc>
           <w:tcPr>
             <w:tcW w:w="2061" w:type="dxa"/>
@@ -24018,7 +23792,7 @@
         <w:pStyle w:val="Heading1"/>
         <w:rPr/>
       </w:pPr>
-      <w:bookmarkStart w:id="17" w:name="__RefHeading___Toc3795_156802315"/>
+      <w:bookmarkStart w:id="17" w:name="__RefHeading___Toc9344_260505723"/>
       <w:bookmarkEnd w:id="17"/>
       <w:r>
         <w:rPr/>
@@ -24034,7 +23808,7 @@
         <w:pStyle w:val="Heading2"/>
         <w:rPr/>
       </w:pPr>
-      <w:bookmarkStart w:id="18" w:name="__RefHeading___Toc3797_156802315"/>
+      <w:bookmarkStart w:id="18" w:name="__RefHeading___Toc9346_260505723"/>
       <w:bookmarkEnd w:id="18"/>
       <w:r>
         <w:rPr/>
@@ -24567,7 +24341,6 @@
       <w:tr>
         <w:trPr>
           <w:tblHeader w:val="true"/>
-          <w:cantSplit w:val="true"/>
         </w:trPr>
         <w:tc>
           <w:tcPr>
@@ -24661,9 +24434,7 @@
         </w:tc>
       </w:tr>
       <w:tr>
-        <w:trPr>
-          <w:cantSplit w:val="true"/>
-        </w:trPr>
+        <w:trPr/>
         <w:tc>
           <w:tcPr>
             <w:tcW w:w="1118" w:type="dxa"/>
@@ -24774,9 +24545,7 @@
         </w:tc>
       </w:tr>
       <w:tr>
-        <w:trPr>
-          <w:cantSplit w:val="true"/>
-        </w:trPr>
+        <w:trPr/>
         <w:tc>
           <w:tcPr>
             <w:tcW w:w="1118" w:type="dxa"/>
@@ -24878,9 +24647,7 @@
         </w:tc>
       </w:tr>
       <w:tr>
-        <w:trPr>
-          <w:cantSplit w:val="true"/>
-        </w:trPr>
+        <w:trPr/>
         <w:tc>
           <w:tcPr>
             <w:tcW w:w="1118" w:type="dxa"/>
@@ -24982,9 +24749,7 @@
         </w:tc>
       </w:tr>
       <w:tr>
-        <w:trPr>
-          <w:cantSplit w:val="true"/>
-        </w:trPr>
+        <w:trPr/>
         <w:tc>
           <w:tcPr>
             <w:tcW w:w="1118" w:type="dxa"/>
@@ -25086,9 +24851,7 @@
         </w:tc>
       </w:tr>
       <w:tr>
-        <w:trPr>
-          <w:cantSplit w:val="true"/>
-        </w:trPr>
+        <w:trPr/>
         <w:tc>
           <w:tcPr>
             <w:tcW w:w="1118" w:type="dxa"/>
@@ -25190,9 +24953,7 @@
         </w:tc>
       </w:tr>
       <w:tr>
-        <w:trPr>
-          <w:cantSplit w:val="true"/>
-        </w:trPr>
+        <w:trPr/>
         <w:tc>
           <w:tcPr>
             <w:tcW w:w="1118" w:type="dxa"/>
@@ -25312,9 +25073,7 @@
         </w:tc>
       </w:tr>
       <w:tr>
-        <w:trPr>
-          <w:cantSplit w:val="true"/>
-        </w:trPr>
+        <w:trPr/>
         <w:tc>
           <w:tcPr>
             <w:tcW w:w="1118" w:type="dxa"/>
@@ -25416,9 +25175,7 @@
         </w:tc>
       </w:tr>
       <w:tr>
-        <w:trPr>
-          <w:cantSplit w:val="true"/>
-        </w:trPr>
+        <w:trPr/>
         <w:tc>
           <w:tcPr>
             <w:tcW w:w="1118" w:type="dxa"/>
@@ -25535,7 +25292,7 @@
         <w:pStyle w:val="Heading2"/>
         <w:rPr/>
       </w:pPr>
-      <w:bookmarkStart w:id="19" w:name="__RefHeading___Toc3799_156802315"/>
+      <w:bookmarkStart w:id="19" w:name="__RefHeading___Toc9348_260505723"/>
       <w:bookmarkEnd w:id="19"/>
       <w:r>
         <w:rPr/>
@@ -25639,7 +25396,6 @@
       <w:tr>
         <w:trPr>
           <w:tblHeader w:val="true"/>
-          <w:cantSplit w:val="true"/>
         </w:trPr>
         <w:tc>
           <w:tcPr>
@@ -25793,9 +25549,7 @@
         </w:tc>
       </w:tr>
       <w:tr>
-        <w:trPr>
-          <w:cantSplit w:val="true"/>
-        </w:trPr>
+        <w:trPr/>
         <w:tc>
           <w:tcPr>
             <w:tcW w:w="621" w:type="dxa"/>
@@ -25939,9 +25693,7 @@
         </w:tc>
       </w:tr>
       <w:tr>
-        <w:trPr>
-          <w:cantSplit w:val="true"/>
-        </w:trPr>
+        <w:trPr/>
         <w:tc>
           <w:tcPr>
             <w:tcW w:w="621" w:type="dxa"/>
@@ -26109,9 +25861,7 @@
         </w:tc>
       </w:tr>
       <w:tr>
-        <w:trPr>
-          <w:cantSplit w:val="true"/>
-        </w:trPr>
+        <w:trPr/>
         <w:tc>
           <w:tcPr>
             <w:tcW w:w="621" w:type="dxa"/>
@@ -26297,9 +26047,7 @@
         </w:tc>
       </w:tr>
       <w:tr>
-        <w:trPr>
-          <w:cantSplit w:val="true"/>
-        </w:trPr>
+        <w:trPr/>
         <w:tc>
           <w:tcPr>
             <w:tcW w:w="621" w:type="dxa"/>
@@ -26467,9 +26215,7 @@
         </w:tc>
       </w:tr>
       <w:tr>
-        <w:trPr>
-          <w:cantSplit w:val="true"/>
-        </w:trPr>
+        <w:trPr/>
         <w:tc>
           <w:tcPr>
             <w:tcW w:w="621" w:type="dxa"/>
@@ -26613,9 +26359,7 @@
         </w:tc>
       </w:tr>
       <w:tr>
-        <w:trPr>
-          <w:cantSplit w:val="true"/>
-        </w:trPr>
+        <w:trPr/>
         <w:tc>
           <w:tcPr>
             <w:tcW w:w="621" w:type="dxa"/>
@@ -26783,9 +26527,7 @@
         </w:tc>
       </w:tr>
       <w:tr>
-        <w:trPr>
-          <w:cantSplit w:val="true"/>
-        </w:trPr>
+        <w:trPr/>
         <w:tc>
           <w:tcPr>
             <w:tcW w:w="621" w:type="dxa"/>
@@ -26953,9 +26695,7 @@
         </w:tc>
       </w:tr>
       <w:tr>
-        <w:trPr>
-          <w:cantSplit w:val="true"/>
-        </w:trPr>
+        <w:trPr/>
         <w:tc>
           <w:tcPr>
             <w:tcW w:w="621" w:type="dxa"/>
@@ -27099,9 +26839,7 @@
         </w:tc>
       </w:tr>
       <w:tr>
-        <w:trPr>
-          <w:cantSplit w:val="true"/>
-        </w:trPr>
+        <w:trPr/>
         <w:tc>
           <w:tcPr>
             <w:tcW w:w="621" w:type="dxa"/>
@@ -27269,9 +27007,7 @@
         </w:tc>
       </w:tr>
       <w:tr>
-        <w:trPr>
-          <w:cantSplit w:val="true"/>
-        </w:trPr>
+        <w:trPr/>
         <w:tc>
           <w:tcPr>
             <w:tcW w:w="621" w:type="dxa"/>
@@ -27415,9 +27151,7 @@
         </w:tc>
       </w:tr>
       <w:tr>
-        <w:trPr>
-          <w:cantSplit w:val="true"/>
-        </w:trPr>
+        <w:trPr/>
         <w:tc>
           <w:tcPr>
             <w:tcW w:w="621" w:type="dxa"/>
@@ -27585,9 +27319,7 @@
         </w:tc>
       </w:tr>
       <w:tr>
-        <w:trPr>
-          <w:cantSplit w:val="true"/>
-        </w:trPr>
+        <w:trPr/>
         <w:tc>
           <w:tcPr>
             <w:tcW w:w="621" w:type="dxa"/>
@@ -27773,9 +27505,7 @@
         </w:tc>
       </w:tr>
       <w:tr>
-        <w:trPr>
-          <w:cantSplit w:val="true"/>
-        </w:trPr>
+        <w:trPr/>
         <w:tc>
           <w:tcPr>
             <w:tcW w:w="621" w:type="dxa"/>
@@ -27943,9 +27673,7 @@
         </w:tc>
       </w:tr>
       <w:tr>
-        <w:trPr>
-          <w:cantSplit w:val="true"/>
-        </w:trPr>
+        <w:trPr/>
         <w:tc>
           <w:tcPr>
             <w:tcW w:w="621" w:type="dxa"/>
@@ -28113,9 +27841,7 @@
         </w:tc>
       </w:tr>
       <w:tr>
-        <w:trPr>
-          <w:cantSplit w:val="true"/>
-        </w:trPr>
+        <w:trPr/>
         <w:tc>
           <w:tcPr>
             <w:tcW w:w="621" w:type="dxa"/>
@@ -28283,9 +28009,7 @@
         </w:tc>
       </w:tr>
       <w:tr>
-        <w:trPr>
-          <w:cantSplit w:val="true"/>
-        </w:trPr>
+        <w:trPr/>
         <w:tc>
           <w:tcPr>
             <w:tcW w:w="621" w:type="dxa"/>
@@ -28453,9 +28177,7 @@
         </w:tc>
       </w:tr>
       <w:tr>
-        <w:trPr>
-          <w:cantSplit w:val="true"/>
-        </w:trPr>
+        <w:trPr/>
         <w:tc>
           <w:tcPr>
             <w:tcW w:w="621" w:type="dxa"/>
@@ -28623,9 +28345,7 @@
         </w:tc>
       </w:tr>
       <w:tr>
-        <w:trPr>
-          <w:cantSplit w:val="true"/>
-        </w:trPr>
+        <w:trPr/>
         <w:tc>
           <w:tcPr>
             <w:tcW w:w="621" w:type="dxa"/>
@@ -28769,9 +28489,7 @@
         </w:tc>
       </w:tr>
       <w:tr>
-        <w:trPr>
-          <w:cantSplit w:val="true"/>
-        </w:trPr>
+        <w:trPr/>
         <w:tc>
           <w:tcPr>
             <w:tcW w:w="621" w:type="dxa"/>
@@ -28939,9 +28657,7 @@
         </w:tc>
       </w:tr>
       <w:tr>
-        <w:trPr>
-          <w:cantSplit w:val="true"/>
-        </w:trPr>
+        <w:trPr/>
         <w:tc>
           <w:tcPr>
             <w:tcW w:w="621" w:type="dxa"/>
@@ -29127,9 +28843,7 @@
         </w:tc>
       </w:tr>
       <w:tr>
-        <w:trPr>
-          <w:cantSplit w:val="true"/>
-        </w:trPr>
+        <w:trPr/>
         <w:tc>
           <w:tcPr>
             <w:tcW w:w="621" w:type="dxa"/>
@@ -29297,9 +29011,7 @@
         </w:tc>
       </w:tr>
       <w:tr>
-        <w:trPr>
-          <w:cantSplit w:val="true"/>
-        </w:trPr>
+        <w:trPr/>
         <w:tc>
           <w:tcPr>
             <w:tcW w:w="621" w:type="dxa"/>
@@ -29443,9 +29155,7 @@
         </w:tc>
       </w:tr>
       <w:tr>
-        <w:trPr>
-          <w:cantSplit w:val="true"/>
-        </w:trPr>
+        <w:trPr/>
         <w:tc>
           <w:tcPr>
             <w:tcW w:w="621" w:type="dxa"/>
@@ -29613,9 +29323,7 @@
         </w:tc>
       </w:tr>
       <w:tr>
-        <w:trPr>
-          <w:cantSplit w:val="true"/>
-        </w:trPr>
+        <w:trPr/>
         <w:tc>
           <w:tcPr>
             <w:tcW w:w="621" w:type="dxa"/>
@@ -29783,9 +29491,7 @@
         </w:tc>
       </w:tr>
       <w:tr>
-        <w:trPr>
-          <w:cantSplit w:val="true"/>
-        </w:trPr>
+        <w:trPr/>
         <w:tc>
           <w:tcPr>
             <w:tcW w:w="621" w:type="dxa"/>
@@ -29953,9 +29659,7 @@
         </w:tc>
       </w:tr>
       <w:tr>
-        <w:trPr>
-          <w:cantSplit w:val="true"/>
-        </w:trPr>
+        <w:trPr/>
         <w:tc>
           <w:tcPr>
             <w:tcW w:w="621" w:type="dxa"/>
@@ -30099,9 +29803,7 @@
         </w:tc>
       </w:tr>
       <w:tr>
-        <w:trPr>
-          <w:cantSplit w:val="true"/>
-        </w:trPr>
+        <w:trPr/>
         <w:tc>
           <w:tcPr>
             <w:tcW w:w="621" w:type="dxa"/>
@@ -30269,9 +29971,7 @@
         </w:tc>
       </w:tr>
       <w:tr>
-        <w:trPr>
-          <w:cantSplit w:val="true"/>
-        </w:trPr>
+        <w:trPr/>
         <w:tc>
           <w:tcPr>
             <w:tcW w:w="621" w:type="dxa"/>
@@ -30457,9 +30157,7 @@
         </w:tc>
       </w:tr>
       <w:tr>
-        <w:trPr>
-          <w:cantSplit w:val="true"/>
-        </w:trPr>
+        <w:trPr/>
         <w:tc>
           <w:tcPr>
             <w:tcW w:w="621" w:type="dxa"/>
@@ -30627,9 +30325,7 @@
         </w:tc>
       </w:tr>
       <w:tr>
-        <w:trPr>
-          <w:cantSplit w:val="true"/>
-        </w:trPr>
+        <w:trPr/>
         <w:tc>
           <w:tcPr>
             <w:tcW w:w="621" w:type="dxa"/>
@@ -30797,9 +30493,7 @@
         </w:tc>
       </w:tr>
       <w:tr>
-        <w:trPr>
-          <w:cantSplit w:val="true"/>
-        </w:trPr>
+        <w:trPr/>
         <w:tc>
           <w:tcPr>
             <w:tcW w:w="621" w:type="dxa"/>
@@ -30967,9 +30661,7 @@
         </w:tc>
       </w:tr>
       <w:tr>
-        <w:trPr>
-          <w:cantSplit w:val="true"/>
-        </w:trPr>
+        <w:trPr/>
         <w:tc>
           <w:tcPr>
             <w:tcW w:w="621" w:type="dxa"/>
@@ -31137,9 +30829,7 @@
         </w:tc>
       </w:tr>
       <w:tr>
-        <w:trPr>
-          <w:cantSplit w:val="true"/>
-        </w:trPr>
+        <w:trPr/>
         <w:tc>
           <w:tcPr>
             <w:tcW w:w="621" w:type="dxa"/>
@@ -31283,9 +30973,7 @@
         </w:tc>
       </w:tr>
       <w:tr>
-        <w:trPr>
-          <w:cantSplit w:val="true"/>
-        </w:trPr>
+        <w:trPr/>
         <w:tc>
           <w:tcPr>
             <w:tcW w:w="621" w:type="dxa"/>
@@ -31489,9 +31177,7 @@
         </w:tc>
       </w:tr>
       <w:tr>
-        <w:trPr>
-          <w:cantSplit w:val="true"/>
-        </w:trPr>
+        <w:trPr/>
         <w:tc>
           <w:tcPr>
             <w:tcW w:w="621" w:type="dxa"/>
@@ -31635,9 +31321,7 @@
         </w:tc>
       </w:tr>
       <w:tr>
-        <w:trPr>
-          <w:cantSplit w:val="true"/>
-        </w:trPr>
+        <w:trPr/>
         <w:tc>
           <w:tcPr>
             <w:tcW w:w="621" w:type="dxa"/>
@@ -31805,9 +31489,7 @@
         </w:tc>
       </w:tr>
       <w:tr>
-        <w:trPr>
-          <w:cantSplit w:val="true"/>
-        </w:trPr>
+        <w:trPr/>
         <w:tc>
           <w:tcPr>
             <w:tcW w:w="621" w:type="dxa"/>
@@ -31993,9 +31675,7 @@
         </w:tc>
       </w:tr>
       <w:tr>
-        <w:trPr>
-          <w:cantSplit w:val="true"/>
-        </w:trPr>
+        <w:trPr/>
         <w:tc>
           <w:tcPr>
             <w:tcW w:w="621" w:type="dxa"/>
@@ -32181,9 +31861,7 @@
         </w:tc>
       </w:tr>
       <w:tr>
-        <w:trPr>
-          <w:cantSplit w:val="true"/>
-        </w:trPr>
+        <w:trPr/>
         <w:tc>
           <w:tcPr>
             <w:tcW w:w="621" w:type="dxa"/>
@@ -32327,9 +32005,7 @@
         </w:tc>
       </w:tr>
       <w:tr>
-        <w:trPr>
-          <w:cantSplit w:val="true"/>
-        </w:trPr>
+        <w:trPr/>
         <w:tc>
           <w:tcPr>
             <w:tcW w:w="621" w:type="dxa"/>
@@ -32497,9 +32173,7 @@
         </w:tc>
       </w:tr>
       <w:tr>
-        <w:trPr>
-          <w:cantSplit w:val="true"/>
-        </w:trPr>
+        <w:trPr/>
         <w:tc>
           <w:tcPr>
             <w:tcW w:w="621" w:type="dxa"/>
@@ -32685,9 +32359,7 @@
         </w:tc>
       </w:tr>
       <w:tr>
-        <w:trPr>
-          <w:cantSplit w:val="true"/>
-        </w:trPr>
+        <w:trPr/>
         <w:tc>
           <w:tcPr>
             <w:tcW w:w="621" w:type="dxa"/>
@@ -32855,9 +32527,7 @@
         </w:tc>
       </w:tr>
       <w:tr>
-        <w:trPr>
-          <w:cantSplit w:val="true"/>
-        </w:trPr>
+        <w:trPr/>
         <w:tc>
           <w:tcPr>
             <w:tcW w:w="621" w:type="dxa"/>
@@ -33001,9 +32671,7 @@
         </w:tc>
       </w:tr>
       <w:tr>
-        <w:trPr>
-          <w:cantSplit w:val="true"/>
-        </w:trPr>
+        <w:trPr/>
         <w:tc>
           <w:tcPr>
             <w:tcW w:w="621" w:type="dxa"/>
@@ -33171,9 +32839,7 @@
         </w:tc>
       </w:tr>
       <w:tr>
-        <w:trPr>
-          <w:cantSplit w:val="true"/>
-        </w:trPr>
+        <w:trPr/>
         <w:tc>
           <w:tcPr>
             <w:tcW w:w="621" w:type="dxa"/>
@@ -33341,9 +33007,7 @@
         </w:tc>
       </w:tr>
       <w:tr>
-        <w:trPr>
-          <w:cantSplit w:val="true"/>
-        </w:trPr>
+        <w:trPr/>
         <w:tc>
           <w:tcPr>
             <w:tcW w:w="621" w:type="dxa"/>
@@ -33596,7 +33260,7 @@
         <w:pStyle w:val="Heading2"/>
         <w:rPr/>
       </w:pPr>
-      <w:bookmarkStart w:id="20" w:name="__RefHeading___Toc3801_156802315"/>
+      <w:bookmarkStart w:id="20" w:name="__RefHeading___Toc9350_260505723"/>
       <w:bookmarkEnd w:id="20"/>
       <w:r>
         <w:rPr/>
@@ -33612,7 +33276,7 @@
         <w:pStyle w:val="Heading3"/>
         <w:rPr/>
       </w:pPr>
-      <w:bookmarkStart w:id="21" w:name="__RefHeading___Toc3803_156802315"/>
+      <w:bookmarkStart w:id="21" w:name="__RefHeading___Toc9352_260505723"/>
       <w:bookmarkEnd w:id="21"/>
       <w:r>
         <w:rPr/>
@@ -33674,9 +33338,7 @@
         <w:gridCol w:w="6804"/>
       </w:tblGrid>
       <w:tr>
-        <w:trPr>
-          <w:cantSplit w:val="true"/>
-        </w:trPr>
+        <w:trPr/>
         <w:tc>
           <w:tcPr>
             <w:tcW w:w="1699" w:type="dxa"/>
@@ -33746,9 +33408,7 @@
         </w:tc>
       </w:tr>
       <w:tr>
-        <w:trPr>
-          <w:cantSplit w:val="true"/>
-        </w:trPr>
+        <w:trPr/>
         <w:tc>
           <w:tcPr>
             <w:tcW w:w="1699" w:type="dxa"/>
@@ -33844,9 +33504,7 @@
         </w:tc>
       </w:tr>
       <w:tr>
-        <w:trPr>
-          <w:cantSplit w:val="true"/>
-        </w:trPr>
+        <w:trPr/>
         <w:tc>
           <w:tcPr>
             <w:tcW w:w="1699" w:type="dxa"/>
@@ -33988,9 +33646,7 @@
         </w:tc>
       </w:tr>
       <w:tr>
-        <w:trPr>
-          <w:cantSplit w:val="true"/>
-        </w:trPr>
+        <w:trPr/>
         <w:tc>
           <w:tcPr>
             <w:tcW w:w="1699" w:type="dxa"/>
@@ -34561,7 +34217,7 @@
         <w:pStyle w:val="Heading3"/>
         <w:rPr/>
       </w:pPr>
-      <w:bookmarkStart w:id="22" w:name="__RefHeading___Toc3805_156802315"/>
+      <w:bookmarkStart w:id="22" w:name="__RefHeading___Toc9354_260505723"/>
       <w:bookmarkEnd w:id="22"/>
       <w:r>
         <w:rPr/>
@@ -34623,9 +34279,7 @@
         <w:gridCol w:w="6804"/>
       </w:tblGrid>
       <w:tr>
-        <w:trPr>
-          <w:cantSplit w:val="true"/>
-        </w:trPr>
+        <w:trPr/>
         <w:tc>
           <w:tcPr>
             <w:tcW w:w="1699" w:type="dxa"/>
@@ -34695,9 +34349,7 @@
         </w:tc>
       </w:tr>
       <w:tr>
-        <w:trPr>
-          <w:cantSplit w:val="true"/>
-        </w:trPr>
+        <w:trPr/>
         <w:tc>
           <w:tcPr>
             <w:tcW w:w="1699" w:type="dxa"/>
@@ -35075,9 +34727,7 @@
         </w:tc>
       </w:tr>
       <w:tr>
-        <w:trPr>
-          <w:cantSplit w:val="true"/>
-        </w:trPr>
+        <w:trPr/>
         <w:tc>
           <w:tcPr>
             <w:tcW w:w="1699" w:type="dxa"/>
@@ -35156,9 +34806,7 @@
         </w:tc>
       </w:tr>
       <w:tr>
-        <w:trPr>
-          <w:cantSplit w:val="true"/>
-        </w:trPr>
+        <w:trPr/>
         <w:tc>
           <w:tcPr>
             <w:tcW w:w="1699" w:type="dxa"/>
@@ -35300,9 +34948,7 @@
         </w:tc>
       </w:tr>
       <w:tr>
-        <w:trPr>
-          <w:cantSplit w:val="true"/>
-        </w:trPr>
+        <w:trPr/>
         <w:tc>
           <w:tcPr>
             <w:tcW w:w="1699" w:type="dxa"/>
@@ -35844,7 +35490,7 @@
         <w:pStyle w:val="Heading3"/>
         <w:rPr/>
       </w:pPr>
-      <w:bookmarkStart w:id="23" w:name="__RefHeading___Toc3807_156802315"/>
+      <w:bookmarkStart w:id="23" w:name="__RefHeading___Toc9356_260505723"/>
       <w:bookmarkEnd w:id="23"/>
       <w:r>
         <w:rPr/>
@@ -35906,9 +35552,7 @@
         <w:gridCol w:w="6804"/>
       </w:tblGrid>
       <w:tr>
-        <w:trPr>
-          <w:cantSplit w:val="true"/>
-        </w:trPr>
+        <w:trPr/>
         <w:tc>
           <w:tcPr>
             <w:tcW w:w="1699" w:type="dxa"/>
@@ -35978,9 +35622,7 @@
         </w:tc>
       </w:tr>
       <w:tr>
-        <w:trPr>
-          <w:cantSplit w:val="true"/>
-        </w:trPr>
+        <w:trPr/>
         <w:tc>
           <w:tcPr>
             <w:tcW w:w="1699" w:type="dxa"/>
@@ -36262,9 +35904,7 @@
         </w:tc>
       </w:tr>
       <w:tr>
-        <w:trPr>
-          <w:cantSplit w:val="true"/>
-        </w:trPr>
+        <w:trPr/>
         <w:tc>
           <w:tcPr>
             <w:tcW w:w="1699" w:type="dxa"/>
@@ -36361,9 +36001,7 @@
         </w:tc>
       </w:tr>
       <w:tr>
-        <w:trPr>
-          <w:cantSplit w:val="true"/>
-        </w:trPr>
+        <w:trPr/>
         <w:tc>
           <w:tcPr>
             <w:tcW w:w="1699" w:type="dxa"/>
@@ -37036,7 +36674,7 @@
         <w:pStyle w:val="Heading3"/>
         <w:rPr/>
       </w:pPr>
-      <w:bookmarkStart w:id="24" w:name="__RefHeading___Toc3809_156802315"/>
+      <w:bookmarkStart w:id="24" w:name="__RefHeading___Toc9358_260505723"/>
       <w:bookmarkEnd w:id="24"/>
       <w:r>
         <w:rPr/>
@@ -37098,9 +36736,7 @@
         <w:gridCol w:w="6804"/>
       </w:tblGrid>
       <w:tr>
-        <w:trPr>
-          <w:cantSplit w:val="true"/>
-        </w:trPr>
+        <w:trPr/>
         <w:tc>
           <w:tcPr>
             <w:tcW w:w="1699" w:type="dxa"/>
@@ -37170,9 +36806,7 @@
         </w:tc>
       </w:tr>
       <w:tr>
-        <w:trPr>
-          <w:cantSplit w:val="true"/>
-        </w:trPr>
+        <w:trPr/>
         <w:tc>
           <w:tcPr>
             <w:tcW w:w="1699" w:type="dxa"/>
@@ -37304,9 +36938,7 @@
         </w:tc>
       </w:tr>
       <w:tr>
-        <w:trPr>
-          <w:cantSplit w:val="true"/>
-        </w:trPr>
+        <w:trPr/>
         <w:tc>
           <w:tcPr>
             <w:tcW w:w="1699" w:type="dxa"/>
@@ -37430,9 +37062,7 @@
         </w:tc>
       </w:tr>
       <w:tr>
-        <w:trPr>
-          <w:cantSplit w:val="true"/>
-        </w:trPr>
+        <w:trPr/>
         <w:tc>
           <w:tcPr>
             <w:tcW w:w="1699" w:type="dxa"/>
@@ -37520,9 +37150,7 @@
         </w:tc>
       </w:tr>
       <w:tr>
-        <w:trPr>
-          <w:cantSplit w:val="true"/>
-        </w:trPr>
+        <w:trPr/>
         <w:tc>
           <w:tcPr>
             <w:tcW w:w="1699" w:type="dxa"/>
@@ -38220,7 +37848,7 @@
         <w:pStyle w:val="Heading3"/>
         <w:rPr/>
       </w:pPr>
-      <w:bookmarkStart w:id="25" w:name="__RefHeading___Toc3811_156802315"/>
+      <w:bookmarkStart w:id="25" w:name="__RefHeading___Toc9360_260505723"/>
       <w:bookmarkEnd w:id="25"/>
       <w:r>
         <w:rPr/>
@@ -38282,9 +37910,7 @@
         <w:gridCol w:w="6804"/>
       </w:tblGrid>
       <w:tr>
-        <w:trPr>
-          <w:cantSplit w:val="true"/>
-        </w:trPr>
+        <w:trPr/>
         <w:tc>
           <w:tcPr>
             <w:tcW w:w="1699" w:type="dxa"/>
@@ -38354,9 +37980,7 @@
         </w:tc>
       </w:tr>
       <w:tr>
-        <w:trPr>
-          <w:cantSplit w:val="true"/>
-        </w:trPr>
+        <w:trPr/>
         <w:tc>
           <w:tcPr>
             <w:tcW w:w="1699" w:type="dxa"/>
@@ -38488,9 +38112,7 @@
         </w:tc>
       </w:tr>
       <w:tr>
-        <w:trPr>
-          <w:cantSplit w:val="true"/>
-        </w:trPr>
+        <w:trPr/>
         <w:tc>
           <w:tcPr>
             <w:tcW w:w="1699" w:type="dxa"/>
@@ -38605,9 +38227,7 @@
         </w:tc>
       </w:tr>
       <w:tr>
-        <w:trPr>
-          <w:cantSplit w:val="true"/>
-        </w:trPr>
+        <w:trPr/>
         <w:tc>
           <w:tcPr>
             <w:tcW w:w="1699" w:type="dxa"/>
@@ -38867,7 +38487,7 @@
         <w:pStyle w:val="Heading3"/>
         <w:rPr/>
       </w:pPr>
-      <w:bookmarkStart w:id="26" w:name="__RefHeading___Toc3813_156802315"/>
+      <w:bookmarkStart w:id="26" w:name="__RefHeading___Toc9362_260505723"/>
       <w:bookmarkEnd w:id="26"/>
       <w:r>
         <w:rPr/>
@@ -38929,9 +38549,7 @@
         <w:gridCol w:w="6804"/>
       </w:tblGrid>
       <w:tr>
-        <w:trPr>
-          <w:cantSplit w:val="true"/>
-        </w:trPr>
+        <w:trPr/>
         <w:tc>
           <w:tcPr>
             <w:tcW w:w="1699" w:type="dxa"/>
@@ -39001,9 +38619,7 @@
         </w:tc>
       </w:tr>
       <w:tr>
-        <w:trPr>
-          <w:cantSplit w:val="true"/>
-        </w:trPr>
+        <w:trPr/>
         <w:tc>
           <w:tcPr>
             <w:tcW w:w="1699" w:type="dxa"/>
@@ -39794,7 +39410,7 @@
         <w:pStyle w:val="Heading1"/>
         <w:rPr/>
       </w:pPr>
-      <w:bookmarkStart w:id="27" w:name="__RefHeading___Toc3815_156802315"/>
+      <w:bookmarkStart w:id="27" w:name="__RefHeading___Toc9364_260505723"/>
       <w:bookmarkEnd w:id="27"/>
       <w:r>
         <w:rPr/>
@@ -39810,7 +39426,7 @@
         <w:pStyle w:val="Heading2"/>
         <w:rPr/>
       </w:pPr>
-      <w:bookmarkStart w:id="28" w:name="__RefHeading___Toc3817_156802315"/>
+      <w:bookmarkStart w:id="28" w:name="__RefHeading___Toc9366_260505723"/>
       <w:bookmarkEnd w:id="28"/>
       <w:r>
         <w:rPr/>
@@ -40199,7 +39815,6 @@
       <w:tr>
         <w:trPr>
           <w:tblHeader w:val="true"/>
-          <w:cantSplit w:val="true"/>
         </w:trPr>
         <w:tc>
           <w:tcPr>
@@ -40293,9 +39908,7 @@
         </w:tc>
       </w:tr>
       <w:tr>
-        <w:trPr>
-          <w:cantSplit w:val="true"/>
-        </w:trPr>
+        <w:trPr/>
         <w:tc>
           <w:tcPr>
             <w:tcW w:w="2179" w:type="dxa"/>
@@ -40415,9 +40028,7 @@
         </w:tc>
       </w:tr>
       <w:tr>
-        <w:trPr>
-          <w:cantSplit w:val="true"/>
-        </w:trPr>
+        <w:trPr/>
         <w:tc>
           <w:tcPr>
             <w:tcW w:w="2179" w:type="dxa"/>
@@ -40537,9 +40148,7 @@
         </w:tc>
       </w:tr>
       <w:tr>
-        <w:trPr>
-          <w:cantSplit w:val="true"/>
-        </w:trPr>
+        <w:trPr/>
         <w:tc>
           <w:tcPr>
             <w:tcW w:w="2179" w:type="dxa"/>
@@ -40641,9 +40250,7 @@
         </w:tc>
       </w:tr>
       <w:tr>
-        <w:trPr>
-          <w:cantSplit w:val="true"/>
-        </w:trPr>
+        <w:trPr/>
         <w:tc>
           <w:tcPr>
             <w:tcW w:w="2179" w:type="dxa"/>
@@ -40745,9 +40352,7 @@
         </w:tc>
       </w:tr>
       <w:tr>
-        <w:trPr>
-          <w:cantSplit w:val="true"/>
-        </w:trPr>
+        <w:trPr/>
         <w:tc>
           <w:tcPr>
             <w:tcW w:w="2179" w:type="dxa"/>
@@ -40849,9 +40454,7 @@
         </w:tc>
       </w:tr>
       <w:tr>
-        <w:trPr>
-          <w:cantSplit w:val="true"/>
-        </w:trPr>
+        <w:trPr/>
         <w:tc>
           <w:tcPr>
             <w:tcW w:w="2179" w:type="dxa"/>
@@ -40953,9 +40556,7 @@
         </w:tc>
       </w:tr>
       <w:tr>
-        <w:trPr>
-          <w:cantSplit w:val="true"/>
-        </w:trPr>
+        <w:trPr/>
         <w:tc>
           <w:tcPr>
             <w:tcW w:w="2179" w:type="dxa"/>
@@ -41075,9 +40676,7 @@
         </w:tc>
       </w:tr>
       <w:tr>
-        <w:trPr>
-          <w:cantSplit w:val="true"/>
-        </w:trPr>
+        <w:trPr/>
         <w:tc>
           <w:tcPr>
             <w:tcW w:w="2179" w:type="dxa"/>
@@ -41224,9 +40823,7 @@
         </w:tc>
       </w:tr>
       <w:tr>
-        <w:trPr>
-          <w:cantSplit w:val="true"/>
-        </w:trPr>
+        <w:trPr/>
         <w:tc>
           <w:tcPr>
             <w:tcW w:w="2179" w:type="dxa"/>
@@ -41355,9 +40952,7 @@
         </w:tc>
       </w:tr>
       <w:tr>
-        <w:trPr>
-          <w:cantSplit w:val="true"/>
-        </w:trPr>
+        <w:trPr/>
         <w:tc>
           <w:tcPr>
             <w:tcW w:w="2179" w:type="dxa"/>
@@ -41468,9 +41063,7 @@
         </w:tc>
       </w:tr>
       <w:tr>
-        <w:trPr>
-          <w:cantSplit w:val="true"/>
-        </w:trPr>
+        <w:trPr/>
         <w:tc>
           <w:tcPr>
             <w:tcW w:w="2179" w:type="dxa"/>
@@ -41572,9 +41165,7 @@
         </w:tc>
       </w:tr>
       <w:tr>
-        <w:trPr>
-          <w:cantSplit w:val="true"/>
-        </w:trPr>
+        <w:trPr/>
         <w:tc>
           <w:tcPr>
             <w:tcW w:w="2179" w:type="dxa"/>
@@ -41727,7 +41318,7 @@
         <w:pStyle w:val="Heading2"/>
         <w:rPr/>
       </w:pPr>
-      <w:bookmarkStart w:id="29" w:name="__RefHeading___Toc3819_156802315"/>
+      <w:bookmarkStart w:id="29" w:name="__RefHeading___Toc9368_260505723"/>
       <w:bookmarkEnd w:id="29"/>
       <w:r>
         <w:rPr/>
@@ -41853,7 +41444,7 @@
         <w:pStyle w:val="Heading3"/>
         <w:rPr/>
       </w:pPr>
-      <w:bookmarkStart w:id="30" w:name="__RefHeading___Toc3821_156802315"/>
+      <w:bookmarkStart w:id="30" w:name="__RefHeading___Toc9370_260505723"/>
       <w:bookmarkEnd w:id="30"/>
       <w:r>
         <w:rPr/>
@@ -41966,7 +41557,7 @@
         <w:pStyle w:val="Heading3"/>
         <w:rPr/>
       </w:pPr>
-      <w:bookmarkStart w:id="31" w:name="__RefHeading___Toc3823_156802315"/>
+      <w:bookmarkStart w:id="31" w:name="__RefHeading___Toc9372_260505723"/>
       <w:bookmarkEnd w:id="31"/>
       <w:r>
         <w:rPr/>
@@ -42867,7 +42458,7 @@
         <w:pStyle w:val="Heading2"/>
         <w:rPr/>
       </w:pPr>
-      <w:bookmarkStart w:id="32" w:name="__RefHeading___Toc3825_156802315"/>
+      <w:bookmarkStart w:id="32" w:name="__RefHeading___Toc9374_260505723"/>
       <w:bookmarkEnd w:id="32"/>
       <w:r>
         <w:rPr/>
@@ -43194,7 +42785,6 @@
       <w:tr>
         <w:trPr>
           <w:tblHeader w:val="true"/>
-          <w:cantSplit w:val="true"/>
         </w:trPr>
         <w:tc>
           <w:tcPr>
@@ -43348,9 +42938,7 @@
         </w:tc>
       </w:tr>
       <w:tr>
-        <w:trPr>
-          <w:cantSplit w:val="true"/>
-        </w:trPr>
+        <w:trPr/>
         <w:tc>
           <w:tcPr>
             <w:tcW w:w="2126" w:type="dxa"/>
@@ -43518,9 +43106,7 @@
         </w:tc>
       </w:tr>
       <w:tr>
-        <w:trPr>
-          <w:cantSplit w:val="true"/>
-        </w:trPr>
+        <w:trPr/>
         <w:tc>
           <w:tcPr>
             <w:tcW w:w="2126" w:type="dxa"/>
@@ -43688,9 +43274,7 @@
         </w:tc>
       </w:tr>
       <w:tr>
-        <w:trPr>
-          <w:cantSplit w:val="true"/>
-        </w:trPr>
+        <w:trPr/>
         <w:tc>
           <w:tcPr>
             <w:tcW w:w="2126" w:type="dxa"/>
@@ -43858,9 +43442,7 @@
         </w:tc>
       </w:tr>
       <w:tr>
-        <w:trPr>
-          <w:cantSplit w:val="true"/>
-        </w:trPr>
+        <w:trPr/>
         <w:tc>
           <w:tcPr>
             <w:tcW w:w="2126" w:type="dxa"/>
@@ -44037,9 +43619,7 @@
         </w:tc>
       </w:tr>
       <w:tr>
-        <w:trPr>
-          <w:cantSplit w:val="true"/>
-        </w:trPr>
+        <w:trPr/>
         <w:tc>
           <w:tcPr>
             <w:tcW w:w="2126" w:type="dxa"/>
@@ -44207,9 +43787,7 @@
         </w:tc>
       </w:tr>
       <w:tr>
-        <w:trPr>
-          <w:cantSplit w:val="true"/>
-        </w:trPr>
+        <w:trPr/>
         <w:tc>
           <w:tcPr>
             <w:tcW w:w="2126" w:type="dxa"/>
@@ -44377,9 +43955,7 @@
         </w:tc>
       </w:tr>
       <w:tr>
-        <w:trPr>
-          <w:cantSplit w:val="true"/>
-        </w:trPr>
+        <w:trPr/>
         <w:tc>
           <w:tcPr>
             <w:tcW w:w="2126" w:type="dxa"/>
@@ -44547,9 +44123,7 @@
         </w:tc>
       </w:tr>
       <w:tr>
-        <w:trPr>
-          <w:cantSplit w:val="true"/>
-        </w:trPr>
+        <w:trPr/>
         <w:tc>
           <w:tcPr>
             <w:tcW w:w="2126" w:type="dxa"/>
@@ -44717,9 +44291,7 @@
         </w:tc>
       </w:tr>
       <w:tr>
-        <w:trPr>
-          <w:cantSplit w:val="true"/>
-        </w:trPr>
+        <w:trPr/>
         <w:tc>
           <w:tcPr>
             <w:tcW w:w="2126" w:type="dxa"/>
@@ -44905,9 +44477,7 @@
         </w:tc>
       </w:tr>
       <w:tr>
-        <w:trPr>
-          <w:cantSplit w:val="true"/>
-        </w:trPr>
+        <w:trPr/>
         <w:tc>
           <w:tcPr>
             <w:tcW w:w="2126" w:type="dxa"/>
@@ -45165,7 +44735,7 @@
         <w:pStyle w:val="Heading2"/>
         <w:rPr/>
       </w:pPr>
-      <w:bookmarkStart w:id="33" w:name="__RefHeading___Toc3827_156802315"/>
+      <w:bookmarkStart w:id="33" w:name="__RefHeading___Toc9376_260505723"/>
       <w:bookmarkEnd w:id="33"/>
       <w:r>
         <w:rPr/>
@@ -45181,7 +44751,7 @@
         <w:pStyle w:val="Heading3"/>
         <w:rPr/>
       </w:pPr>
-      <w:bookmarkStart w:id="34" w:name="__RefHeading___Toc3829_156802315"/>
+      <w:bookmarkStart w:id="34" w:name="__RefHeading___Toc9378_260505723"/>
       <w:bookmarkEnd w:id="34"/>
       <w:r>
         <w:rPr/>
@@ -45350,7 +44920,6 @@
       <w:tr>
         <w:trPr>
           <w:tblHeader w:val="true"/>
-          <w:cantSplit w:val="true"/>
         </w:trPr>
         <w:tc>
           <w:tcPr>
@@ -45504,9 +45073,7 @@
         </w:tc>
       </w:tr>
       <w:tr>
-        <w:trPr>
-          <w:cantSplit w:val="true"/>
-        </w:trPr>
+        <w:trPr/>
         <w:tc>
           <w:tcPr>
             <w:tcW w:w="1659" w:type="dxa"/>
@@ -45683,9 +45250,7 @@
         </w:tc>
       </w:tr>
       <w:tr>
-        <w:trPr>
-          <w:cantSplit w:val="true"/>
-        </w:trPr>
+        <w:trPr/>
         <w:tc>
           <w:tcPr>
             <w:tcW w:w="1659" w:type="dxa"/>
@@ -45853,9 +45418,7 @@
         </w:tc>
       </w:tr>
       <w:tr>
-        <w:trPr>
-          <w:cantSplit w:val="true"/>
-        </w:trPr>
+        <w:trPr/>
         <w:tc>
           <w:tcPr>
             <w:tcW w:w="1659" w:type="dxa"/>
@@ -46023,9 +45586,7 @@
         </w:tc>
       </w:tr>
       <w:tr>
-        <w:trPr>
-          <w:cantSplit w:val="true"/>
-        </w:trPr>
+        <w:trPr/>
         <w:tc>
           <w:tcPr>
             <w:tcW w:w="1659" w:type="dxa"/>
@@ -46193,9 +45754,7 @@
         </w:tc>
       </w:tr>
       <w:tr>
-        <w:trPr>
-          <w:cantSplit w:val="true"/>
-        </w:trPr>
+        <w:trPr/>
         <w:tc>
           <w:tcPr>
             <w:tcW w:w="1659" w:type="dxa"/>
@@ -46396,7 +45955,7 @@
         <w:pStyle w:val="Heading3"/>
         <w:rPr/>
       </w:pPr>
-      <w:bookmarkStart w:id="35" w:name="__RefHeading___Toc3831_156802315"/>
+      <w:bookmarkStart w:id="35" w:name="__RefHeading___Toc9380_260505723"/>
       <w:bookmarkEnd w:id="35"/>
       <w:r>
         <w:rPr/>
@@ -47351,7 +46910,7 @@
         <w:pStyle w:val="Heading3"/>
         <w:rPr/>
       </w:pPr>
-      <w:bookmarkStart w:id="36" w:name="__RefHeading___Toc3833_156802315"/>
+      <w:bookmarkStart w:id="36" w:name="__RefHeading___Toc9382_260505723"/>
       <w:bookmarkEnd w:id="36"/>
       <w:r>
         <w:rPr/>
@@ -47457,7 +47016,7 @@
         <w:pStyle w:val="Heading2"/>
         <w:rPr/>
       </w:pPr>
-      <w:bookmarkStart w:id="37" w:name="__RefHeading___Toc3835_156802315"/>
+      <w:bookmarkStart w:id="37" w:name="__RefHeading___Toc9384_260505723"/>
       <w:bookmarkEnd w:id="37"/>
       <w:r>
         <w:rPr/>
@@ -47574,7 +47133,6 @@
       <w:tr>
         <w:trPr>
           <w:tblHeader w:val="true"/>
-          <w:cantSplit w:val="true"/>
         </w:trPr>
         <w:tc>
           <w:tcPr>
@@ -47638,9 +47196,7 @@
         </w:tc>
       </w:tr>
       <w:tr>
-        <w:trPr>
-          <w:cantSplit w:val="true"/>
-        </w:trPr>
+        <w:trPr/>
         <w:tc>
           <w:tcPr>
             <w:tcW w:w="1961" w:type="dxa"/>
@@ -47709,9 +47265,7 @@
         </w:tc>
       </w:tr>
       <w:tr>
-        <w:trPr>
-          <w:cantSplit w:val="true"/>
-        </w:trPr>
+        <w:trPr/>
         <w:tc>
           <w:tcPr>
             <w:tcW w:w="1961" w:type="dxa"/>
@@ -47834,9 +47388,7 @@
         </w:tc>
       </w:tr>
       <w:tr>
-        <w:trPr>
-          <w:cantSplit w:val="true"/>
-        </w:trPr>
+        <w:trPr/>
         <w:tc>
           <w:tcPr>
             <w:tcW w:w="1961" w:type="dxa"/>
@@ -47986,9 +47538,7 @@
         </w:tc>
       </w:tr>
       <w:tr>
-        <w:trPr>
-          <w:cantSplit w:val="true"/>
-        </w:trPr>
+        <w:trPr/>
         <w:tc>
           <w:tcPr>
             <w:tcW w:w="1961" w:type="dxa"/>
@@ -48165,9 +47715,7 @@
         </w:tc>
       </w:tr>
       <w:tr>
-        <w:trPr>
-          <w:cantSplit w:val="true"/>
-        </w:trPr>
+        <w:trPr/>
         <w:tc>
           <w:tcPr>
             <w:tcW w:w="1961" w:type="dxa"/>
@@ -48272,9 +47820,7 @@
         </w:tc>
       </w:tr>
       <w:tr>
-        <w:trPr>
-          <w:cantSplit w:val="true"/>
-        </w:trPr>
+        <w:trPr/>
         <w:tc>
           <w:tcPr>
             <w:tcW w:w="1961" w:type="dxa"/>
@@ -48361,9 +47907,7 @@
         </w:tc>
       </w:tr>
       <w:tr>
-        <w:trPr>
-          <w:cantSplit w:val="true"/>
-        </w:trPr>
+        <w:trPr/>
         <w:tc>
           <w:tcPr>
             <w:tcW w:w="1961" w:type="dxa"/>
@@ -48792,7 +48336,7 @@
         <w:pStyle w:val="Heading2"/>
         <w:rPr/>
       </w:pPr>
-      <w:bookmarkStart w:id="38" w:name="__RefHeading___Toc3837_156802315"/>
+      <w:bookmarkStart w:id="38" w:name="__RefHeading___Toc9386_260505723"/>
       <w:bookmarkEnd w:id="38"/>
       <w:r>
         <w:rPr/>
@@ -49213,7 +48757,7 @@
         <w:pStyle w:val="Heading2"/>
         <w:rPr/>
       </w:pPr>
-      <w:bookmarkStart w:id="39" w:name="__RefHeading___Toc3839_156802315"/>
+      <w:bookmarkStart w:id="39" w:name="__RefHeading___Toc9388_260505723"/>
       <w:bookmarkEnd w:id="39"/>
       <w:r>
         <w:rPr/>
@@ -49331,7 +48875,6 @@
       <w:tr>
         <w:trPr>
           <w:tblHeader w:val="true"/>
-          <w:cantSplit w:val="true"/>
         </w:trPr>
         <w:tc>
           <w:tcPr>
@@ -49434,9 +48977,7 @@
         </w:tc>
       </w:tr>
       <w:tr>
-        <w:trPr>
-          <w:cantSplit w:val="true"/>
-        </w:trPr>
+        <w:trPr/>
         <w:tc>
           <w:tcPr>
             <w:tcW w:w="3488" w:type="dxa"/>
@@ -49538,9 +49079,7 @@
         </w:tc>
       </w:tr>
       <w:tr>
-        <w:trPr>
-          <w:cantSplit w:val="true"/>
-        </w:trPr>
+        <w:trPr/>
         <w:tc>
           <w:tcPr>
             <w:tcW w:w="3488" w:type="dxa"/>
@@ -49642,9 +49181,7 @@
         </w:tc>
       </w:tr>
       <w:tr>
-        <w:trPr>
-          <w:cantSplit w:val="true"/>
-        </w:trPr>
+        <w:trPr/>
         <w:tc>
           <w:tcPr>
             <w:tcW w:w="3488" w:type="dxa"/>
@@ -49780,9 +49317,7 @@
         </w:tc>
       </w:tr>
       <w:tr>
-        <w:trPr>
-          <w:cantSplit w:val="true"/>
-        </w:trPr>
+        <w:trPr/>
         <w:tc>
           <w:tcPr>
             <w:tcW w:w="3488" w:type="dxa"/>
@@ -49893,9 +49428,7 @@
         </w:tc>
       </w:tr>
       <w:tr>
-        <w:trPr>
-          <w:cantSplit w:val="true"/>
-        </w:trPr>
+        <w:trPr/>
         <w:tc>
           <w:tcPr>
             <w:tcW w:w="3488" w:type="dxa"/>
@@ -49997,9 +49530,7 @@
         </w:tc>
       </w:tr>
       <w:tr>
-        <w:trPr>
-          <w:cantSplit w:val="true"/>
-        </w:trPr>
+        <w:trPr/>
         <w:tc>
           <w:tcPr>
             <w:tcW w:w="3488" w:type="dxa"/>
@@ -50101,9 +49632,7 @@
         </w:tc>
       </w:tr>
       <w:tr>
-        <w:trPr>
-          <w:cantSplit w:val="true"/>
-        </w:trPr>
+        <w:trPr/>
         <w:tc>
           <w:tcPr>
             <w:tcW w:w="3488" w:type="dxa"/>
@@ -50229,7 +49758,7 @@
         <w:pStyle w:val="Heading2"/>
         <w:rPr/>
       </w:pPr>
-      <w:bookmarkStart w:id="40" w:name="__RefHeading___Toc3841_156802315"/>
+      <w:bookmarkStart w:id="40" w:name="__RefHeading___Toc9390_260505723"/>
       <w:bookmarkEnd w:id="40"/>
       <w:r>
         <w:rPr/>
@@ -50245,7 +49774,7 @@
         <w:pStyle w:val="Heading3"/>
         <w:rPr/>
       </w:pPr>
-      <w:bookmarkStart w:id="41" w:name="__RefHeading___Toc3843_156802315"/>
+      <w:bookmarkStart w:id="41" w:name="__RefHeading___Toc9392_260505723"/>
       <w:bookmarkEnd w:id="41"/>
       <w:r>
         <w:rPr/>
@@ -50576,7 +50105,7 @@
         <w:pStyle w:val="Heading3"/>
         <w:rPr/>
       </w:pPr>
-      <w:bookmarkStart w:id="42" w:name="__RefHeading___Toc3845_156802315"/>
+      <w:bookmarkStart w:id="42" w:name="__RefHeading___Toc9394_260505723"/>
       <w:bookmarkEnd w:id="42"/>
       <w:r>
         <w:rPr/>
@@ -50695,7 +50224,6 @@
       <w:tr>
         <w:trPr>
           <w:tblHeader w:val="true"/>
-          <w:cantSplit w:val="true"/>
         </w:trPr>
         <w:tc>
           <w:tcPr>
@@ -50819,9 +50347,7 @@
         </w:tc>
       </w:tr>
       <w:tr>
-        <w:trPr>
-          <w:cantSplit w:val="true"/>
-        </w:trPr>
+        <w:trPr/>
         <w:tc>
           <w:tcPr>
             <w:tcW w:w="2337" w:type="dxa"/>
@@ -50956,9 +50482,7 @@
         </w:tc>
       </w:tr>
       <w:tr>
-        <w:trPr>
-          <w:cantSplit w:val="true"/>
-        </w:trPr>
+        <w:trPr/>
         <w:tc>
           <w:tcPr>
             <w:tcW w:w="2337" w:type="dxa"/>
@@ -51093,9 +50617,7 @@
         </w:tc>
       </w:tr>
       <w:tr>
-        <w:trPr>
-          <w:cantSplit w:val="true"/>
-        </w:trPr>
+        <w:trPr/>
         <w:tc>
           <w:tcPr>
             <w:tcW w:w="2337" w:type="dxa"/>
@@ -51230,9 +50752,7 @@
         </w:tc>
       </w:tr>
       <w:tr>
-        <w:trPr>
-          <w:cantSplit w:val="true"/>
-        </w:trPr>
+        <w:trPr/>
         <w:tc>
           <w:tcPr>
             <w:tcW w:w="2337" w:type="dxa"/>
@@ -51367,9 +50887,7 @@
         </w:tc>
       </w:tr>
       <w:tr>
-        <w:trPr>
-          <w:cantSplit w:val="true"/>
-        </w:trPr>
+        <w:trPr/>
         <w:tc>
           <w:tcPr>
             <w:tcW w:w="2337" w:type="dxa"/>
@@ -51540,9 +51058,7 @@
         </w:tc>
       </w:tr>
       <w:tr>
-        <w:trPr>
-          <w:cantSplit w:val="true"/>
-        </w:trPr>
+        <w:trPr/>
         <w:tc>
           <w:tcPr>
             <w:tcW w:w="2337" w:type="dxa"/>
@@ -51677,9 +51193,7 @@
         </w:tc>
       </w:tr>
       <w:tr>
-        <w:trPr>
-          <w:cantSplit w:val="true"/>
-        </w:trPr>
+        <w:trPr/>
         <w:tc>
           <w:tcPr>
             <w:tcW w:w="2337" w:type="dxa"/>
@@ -51877,9 +51391,7 @@
         </w:tc>
       </w:tr>
       <w:tr>
-        <w:trPr>
-          <w:cantSplit w:val="true"/>
-        </w:trPr>
+        <w:trPr/>
         <w:tc>
           <w:tcPr>
             <w:tcW w:w="2337" w:type="dxa"/>
@@ -52050,9 +51562,7 @@
         </w:tc>
       </w:tr>
       <w:tr>
-        <w:trPr>
-          <w:cantSplit w:val="true"/>
-        </w:trPr>
+        <w:trPr/>
         <w:tc>
           <w:tcPr>
             <w:tcW w:w="2337" w:type="dxa"/>
@@ -52187,9 +51697,7 @@
         </w:tc>
       </w:tr>
       <w:tr>
-        <w:trPr>
-          <w:cantSplit w:val="true"/>
-        </w:trPr>
+        <w:trPr/>
         <w:tc>
           <w:tcPr>
             <w:tcW w:w="2337" w:type="dxa"/>
@@ -52360,9 +51868,7 @@
         </w:tc>
       </w:tr>
       <w:tr>
-        <w:trPr>
-          <w:cantSplit w:val="true"/>
-        </w:trPr>
+        <w:trPr/>
         <w:tc>
           <w:tcPr>
             <w:tcW w:w="2337" w:type="dxa"/>
@@ -52852,7 +52358,7 @@
         <w:pStyle w:val="Heading3"/>
         <w:rPr/>
       </w:pPr>
-      <w:bookmarkStart w:id="43" w:name="__RefHeading___Toc3847_156802315"/>
+      <w:bookmarkStart w:id="43" w:name="__RefHeading___Toc9396_260505723"/>
       <w:bookmarkEnd w:id="43"/>
       <w:r>
         <w:rPr/>
@@ -53382,7 +52888,7 @@
         <w:pStyle w:val="Heading3"/>
         <w:rPr/>
       </w:pPr>
-      <w:bookmarkStart w:id="44" w:name="__RefHeading___Toc3849_156802315"/>
+      <w:bookmarkStart w:id="44" w:name="__RefHeading___Toc9398_260505723"/>
       <w:bookmarkEnd w:id="44"/>
       <w:r>
         <w:rPr/>
@@ -53447,7 +52953,6 @@
       <w:tr>
         <w:trPr>
           <w:tblHeader w:val="true"/>
-          <w:cantSplit w:val="true"/>
         </w:trPr>
         <w:tc>
           <w:tcPr>
@@ -53559,9 +53064,7 @@
         </w:tc>
       </w:tr>
       <w:tr>
-        <w:trPr>
-          <w:cantSplit w:val="true"/>
-        </w:trPr>
+        <w:trPr/>
         <w:tc>
           <w:tcPr>
             <w:tcW w:w="1744" w:type="dxa"/>
@@ -53681,9 +53184,7 @@
         </w:tc>
       </w:tr>
       <w:tr>
-        <w:trPr>
-          <w:cantSplit w:val="true"/>
-        </w:trPr>
+        <w:trPr/>
         <w:tc>
           <w:tcPr>
             <w:tcW w:w="1744" w:type="dxa"/>
@@ -53785,9 +53286,7 @@
         </w:tc>
       </w:tr>
       <w:tr>
-        <w:trPr>
-          <w:cantSplit w:val="true"/>
-        </w:trPr>
+        <w:trPr/>
         <w:tc>
           <w:tcPr>
             <w:tcW w:w="1744" w:type="dxa"/>
@@ -53907,9 +53406,7 @@
         </w:tc>
       </w:tr>
       <w:tr>
-        <w:trPr>
-          <w:cantSplit w:val="true"/>
-        </w:trPr>
+        <w:trPr/>
         <w:tc>
           <w:tcPr>
             <w:tcW w:w="1744" w:type="dxa"/>
@@ -54083,9 +53580,7 @@
         </w:tc>
       </w:tr>
       <w:tr>
-        <w:trPr>
-          <w:cantSplit w:val="true"/>
-        </w:trPr>
+        <w:trPr/>
         <w:tc>
           <w:tcPr>
             <w:tcW w:w="1744" w:type="dxa"/>
@@ -54205,9 +53700,7 @@
         </w:tc>
       </w:tr>
       <w:tr>
-        <w:trPr>
-          <w:cantSplit w:val="true"/>
-        </w:trPr>
+        <w:trPr/>
         <w:tc>
           <w:tcPr>
             <w:tcW w:w="1744" w:type="dxa"/>
@@ -54327,9 +53820,7 @@
         </w:tc>
       </w:tr>
       <w:tr>
-        <w:trPr>
-          <w:cantSplit w:val="true"/>
-        </w:trPr>
+        <w:trPr/>
         <w:tc>
           <w:tcPr>
             <w:tcW w:w="1744" w:type="dxa"/>
@@ -54467,7 +53958,7 @@
         <w:pStyle w:val="Heading1"/>
         <w:rPr/>
       </w:pPr>
-      <w:bookmarkStart w:id="45" w:name="__RefHeading___Toc3851_156802315"/>
+      <w:bookmarkStart w:id="45" w:name="__RefHeading___Toc9400_260505723"/>
       <w:bookmarkEnd w:id="45"/>
       <w:r>
         <w:rPr/>
@@ -54483,7 +53974,7 @@
         <w:pStyle w:val="Heading2"/>
         <w:rPr/>
       </w:pPr>
-      <w:bookmarkStart w:id="46" w:name="__RefHeading___Toc3853_156802315"/>
+      <w:bookmarkStart w:id="46" w:name="__RefHeading___Toc9402_260505723"/>
       <w:bookmarkEnd w:id="46"/>
       <w:r>
         <w:rPr/>
@@ -54655,7 +54146,7 @@
         <w:pStyle w:val="Heading2"/>
         <w:rPr/>
       </w:pPr>
-      <w:bookmarkStart w:id="47" w:name="__RefHeading___Toc3855_156802315"/>
+      <w:bookmarkStart w:id="47" w:name="__RefHeading___Toc9404_260505723"/>
       <w:bookmarkEnd w:id="47"/>
       <w:r>
         <w:rPr/>
@@ -55297,7 +54788,7 @@
         <w:pStyle w:val="Heading1"/>
         <w:rPr/>
       </w:pPr>
-      <w:bookmarkStart w:id="48" w:name="__RefHeading___Toc3857_156802315"/>
+      <w:bookmarkStart w:id="48" w:name="__RefHeading___Toc9406_260505723"/>
       <w:bookmarkEnd w:id="48"/>
       <w:r>
         <w:rPr/>
@@ -55313,7 +54804,7 @@
         <w:pStyle w:val="Heading2"/>
         <w:rPr/>
       </w:pPr>
-      <w:bookmarkStart w:id="49" w:name="__RefHeading___Toc3859_156802315"/>
+      <w:bookmarkStart w:id="49" w:name="__RefHeading___Toc9408_260505723"/>
       <w:bookmarkEnd w:id="49"/>
       <w:r>
         <w:rPr/>
@@ -55400,7 +54891,6 @@
       <w:tr>
         <w:trPr>
           <w:tblHeader w:val="true"/>
-          <w:cantSplit w:val="true"/>
         </w:trPr>
         <w:tc>
           <w:tcPr>
@@ -55524,9 +55014,7 @@
         </w:tc>
       </w:tr>
       <w:tr>
-        <w:trPr>
-          <w:cantSplit w:val="true"/>
-        </w:trPr>
+        <w:trPr/>
         <w:tc>
           <w:tcPr>
             <w:tcW w:w="4474" w:type="dxa"/>
@@ -55661,9 +55149,7 @@
         </w:tc>
       </w:tr>
       <w:tr>
-        <w:trPr>
-          <w:cantSplit w:val="true"/>
-        </w:trPr>
+        <w:trPr/>
         <w:tc>
           <w:tcPr>
             <w:tcW w:w="4474" w:type="dxa"/>
@@ -55798,9 +55284,7 @@
         </w:tc>
       </w:tr>
       <w:tr>
-        <w:trPr>
-          <w:cantSplit w:val="true"/>
-        </w:trPr>
+        <w:trPr/>
         <w:tc>
           <w:tcPr>
             <w:tcW w:w="4474" w:type="dxa"/>
@@ -55953,9 +55437,7 @@
         </w:tc>
       </w:tr>
       <w:tr>
-        <w:trPr>
-          <w:cantSplit w:val="true"/>
-        </w:trPr>
+        <w:trPr/>
         <w:tc>
           <w:tcPr>
             <w:tcW w:w="4474" w:type="dxa"/>
@@ -56126,9 +55608,7 @@
         </w:tc>
       </w:tr>
       <w:tr>
-        <w:trPr>
-          <w:cantSplit w:val="true"/>
-        </w:trPr>
+        <w:trPr/>
         <w:tc>
           <w:tcPr>
             <w:tcW w:w="4474" w:type="dxa"/>
@@ -56263,9 +55743,7 @@
         </w:tc>
       </w:tr>
       <w:tr>
-        <w:trPr>
-          <w:cantSplit w:val="true"/>
-        </w:trPr>
+        <w:trPr/>
         <w:tc>
           <w:tcPr>
             <w:tcW w:w="4474" w:type="dxa"/>
@@ -56400,9 +55878,7 @@
         </w:tc>
       </w:tr>
       <w:tr>
-        <w:trPr>
-          <w:cantSplit w:val="true"/>
-        </w:trPr>
+        <w:trPr/>
         <w:tc>
           <w:tcPr>
             <w:tcW w:w="4474" w:type="dxa"/>
@@ -56546,9 +56022,7 @@
         </w:tc>
       </w:tr>
       <w:tr>
-        <w:trPr>
-          <w:cantSplit w:val="true"/>
-        </w:trPr>
+        <w:trPr/>
         <w:tc>
           <w:tcPr>
             <w:tcW w:w="4474" w:type="dxa"/>
@@ -56719,9 +56193,7 @@
         </w:tc>
       </w:tr>
       <w:tr>
-        <w:trPr>
-          <w:cantSplit w:val="true"/>
-        </w:trPr>
+        <w:trPr/>
         <w:tc>
           <w:tcPr>
             <w:tcW w:w="4474" w:type="dxa"/>
@@ -56856,9 +56328,7 @@
         </w:tc>
       </w:tr>
       <w:tr>
-        <w:trPr>
-          <w:cantSplit w:val="true"/>
-        </w:trPr>
+        <w:trPr/>
         <w:tc>
           <w:tcPr>
             <w:tcW w:w="4474" w:type="dxa"/>
@@ -56993,9 +56463,7 @@
         </w:tc>
       </w:tr>
       <w:tr>
-        <w:trPr>
-          <w:cantSplit w:val="true"/>
-        </w:trPr>
+        <w:trPr/>
         <w:tc>
           <w:tcPr>
             <w:tcW w:w="4474" w:type="dxa"/>
@@ -57148,9 +56616,7 @@
         </w:tc>
       </w:tr>
       <w:tr>
-        <w:trPr>
-          <w:cantSplit w:val="true"/>
-        </w:trPr>
+        <w:trPr/>
         <w:tc>
           <w:tcPr>
             <w:tcW w:w="4474" w:type="dxa"/>
@@ -57300,7 +56766,7 @@
         <w:pStyle w:val="Heading2"/>
         <w:rPr/>
       </w:pPr>
-      <w:bookmarkStart w:id="50" w:name="__RefHeading___Toc3861_156802315"/>
+      <w:bookmarkStart w:id="50" w:name="__RefHeading___Toc9410_260505723"/>
       <w:bookmarkEnd w:id="50"/>
       <w:r>
         <w:rPr/>
@@ -57364,7 +56830,6 @@
       <w:tr>
         <w:trPr>
           <w:tblHeader w:val="true"/>
-          <w:cantSplit w:val="true"/>
         </w:trPr>
         <w:tc>
           <w:tcPr>
@@ -57428,9 +56893,7 @@
         </w:tc>
       </w:tr>
       <w:tr>
-        <w:trPr>
-          <w:cantSplit w:val="true"/>
-        </w:trPr>
+        <w:trPr/>
         <w:tc>
           <w:tcPr>
             <w:tcW w:w="2061" w:type="dxa"/>
@@ -57517,9 +56980,7 @@
         </w:tc>
       </w:tr>
       <w:tr>
-        <w:trPr>
-          <w:cantSplit w:val="true"/>
-        </w:trPr>
+        <w:trPr/>
         <w:tc>
           <w:tcPr>
             <w:tcW w:w="2061" w:type="dxa"/>
@@ -57597,9 +57058,7 @@
         </w:tc>
       </w:tr>
       <w:tr>
-        <w:trPr>
-          <w:cantSplit w:val="true"/>
-        </w:trPr>
+        <w:trPr/>
         <w:tc>
           <w:tcPr>
             <w:tcW w:w="2061" w:type="dxa"/>
@@ -57704,9 +57163,7 @@
         </w:tc>
       </w:tr>
       <w:tr>
-        <w:trPr>
-          <w:cantSplit w:val="true"/>
-        </w:trPr>
+        <w:trPr/>
         <w:tc>
           <w:tcPr>
             <w:tcW w:w="2061" w:type="dxa"/>
@@ -57856,9 +57313,7 @@
         </w:tc>
       </w:tr>
       <w:tr>
-        <w:trPr>
-          <w:cantSplit w:val="true"/>
-        </w:trPr>
+        <w:trPr/>
         <w:tc>
           <w:tcPr>
             <w:tcW w:w="2061" w:type="dxa"/>
@@ -57981,9 +57436,7 @@
         </w:tc>
       </w:tr>
       <w:tr>
-        <w:trPr>
-          <w:cantSplit w:val="true"/>
-        </w:trPr>
+        <w:trPr/>
         <w:tc>
           <w:tcPr>
             <w:tcW w:w="2061" w:type="dxa"/>
@@ -58106,9 +57559,7 @@
         </w:tc>
       </w:tr>
       <w:tr>
-        <w:trPr>
-          <w:cantSplit w:val="true"/>
-        </w:trPr>
+        <w:trPr/>
         <w:tc>
           <w:tcPr>
             <w:tcW w:w="2061" w:type="dxa"/>
@@ -58213,9 +57664,7 @@
         </w:tc>
       </w:tr>
       <w:tr>
-        <w:trPr>
-          <w:cantSplit w:val="true"/>
-        </w:trPr>
+        <w:trPr/>
         <w:tc>
           <w:tcPr>
             <w:tcW w:w="2061" w:type="dxa"/>
@@ -58284,9 +57733,7 @@
         </w:tc>
       </w:tr>
       <w:tr>
-        <w:trPr>
-          <w:cantSplit w:val="true"/>
-        </w:trPr>
+        <w:trPr/>
         <w:tc>
           <w:tcPr>
             <w:tcW w:w="2061" w:type="dxa"/>
@@ -58370,7 +57817,7 @@
         <w:pStyle w:val="Heading2"/>
         <w:rPr/>
       </w:pPr>
-      <w:bookmarkStart w:id="51" w:name="__RefHeading___Toc3863_156802315"/>
+      <w:bookmarkStart w:id="51" w:name="__RefHeading___Toc9412_260505723"/>
       <w:bookmarkEnd w:id="51"/>
       <w:r>
         <w:rPr/>
@@ -58546,7 +57993,7 @@
         <w:pStyle w:val="Heading2"/>
         <w:rPr/>
       </w:pPr>
-      <w:bookmarkStart w:id="52" w:name="__RefHeading___Toc3865_156802315"/>
+      <w:bookmarkStart w:id="52" w:name="__RefHeading___Toc9414_260505723"/>
       <w:bookmarkEnd w:id="52"/>
       <w:r>
         <w:rPr/>

--- a/docs/03-软件设计说明书.docx
+++ b/docs/03-软件设计说明书.docx
@@ -32,7 +32,7 @@
           <w:sz w:val="36"/>
           <w:szCs w:val="36"/>
         </w:rPr>
-        <w:t>【学校名称】</w:t>
+        <w:t>浙江工商大学</w:t>
       </w:r>
     </w:p>
     <w:p>
@@ -200,7 +200,7 @@
           <w:szCs w:val="30"/>
           <w:u w:val="single"/>
         </w:rPr>
-        <w:t xml:space="preserve">  【学院名称】  </w:t>
+        <w:t xml:space="preserve">  计算机科学与技术学院  </w:t>
       </w:r>
     </w:p>
     <w:p>
@@ -226,7 +226,16 @@
           <w:szCs w:val="30"/>
           <w:u w:val="single"/>
         </w:rPr>
-        <w:t xml:space="preserve">  【班级】  </w:t>
+        <w:t xml:space="preserve">  软件</w:t>
+      </w:r>
+      <w:r>
+        <w:rPr>
+          <w:rFonts w:eastAsia="宋体" w:cs="Times New Roman"/>
+          <w:sz w:val="30"/>
+          <w:szCs w:val="30"/>
+          <w:u w:val="single"/>
+        </w:rPr>
+        <w:t xml:space="preserve">2402  </w:t>
       </w:r>
     </w:p>
     <w:p>
@@ -252,7 +261,7 @@
           <w:szCs w:val="30"/>
           <w:u w:val="single"/>
         </w:rPr>
-        <w:t xml:space="preserve">  【姓名】  </w:t>
+        <w:t xml:space="preserve">  李帆  </w:t>
       </w:r>
     </w:p>
     <w:p>
@@ -278,7 +287,16 @@
           <w:szCs w:val="30"/>
           <w:u w:val="single"/>
         </w:rPr>
-        <w:t xml:space="preserve">  【学号】  </w:t>
+        <w:t xml:space="preserve">  </w:t>
+      </w:r>
+      <w:r>
+        <w:rPr>
+          <w:rFonts w:eastAsia="宋体" w:cs="Times New Roman"/>
+          <w:sz w:val="30"/>
+          <w:szCs w:val="30"/>
+          <w:u w:val="single"/>
+        </w:rPr>
+        <w:t xml:space="preserve">2412190102  </w:t>
       </w:r>
     </w:p>
     <w:p>
@@ -738,7 +756,7 @@
                 <w:sz w:val="21"/>
                 <w:szCs w:val="21"/>
               </w:rPr>
-              <w:t>【姓名】</w:t>
+              <w:t>李帆</w:t>
             </w:r>
           </w:p>
         </w:tc>
@@ -849,7 +867,7 @@
             </w:rPr>
             <w:fldChar w:fldCharType="separate"/>
           </w:r>
-          <w:hyperlink w:anchor="__RefHeading___Toc9310_260505723">
+          <w:hyperlink w:anchor="__RefHeading___Toc9310_1143682729">
             <w:r>
               <w:rPr>
                 <w:rStyle w:val="IndexLink"/>
@@ -880,7 +898,7 @@
             </w:tabs>
             <w:rPr/>
           </w:pPr>
-          <w:hyperlink w:anchor="__RefHeading___Toc9312_260505723">
+          <w:hyperlink w:anchor="__RefHeading___Toc9312_1143682729">
             <w:r>
               <w:rPr>
                 <w:rStyle w:val="IndexLink"/>
@@ -911,7 +929,7 @@
             </w:tabs>
             <w:rPr/>
           </w:pPr>
-          <w:hyperlink w:anchor="__RefHeading___Toc9314_260505723">
+          <w:hyperlink w:anchor="__RefHeading___Toc9314_1143682729">
             <w:r>
               <w:rPr>
                 <w:rStyle w:val="IndexLink"/>
@@ -942,7 +960,7 @@
             </w:tabs>
             <w:rPr/>
           </w:pPr>
-          <w:hyperlink w:anchor="__RefHeading___Toc9316_260505723">
+          <w:hyperlink w:anchor="__RefHeading___Toc9316_1143682729">
             <w:r>
               <w:rPr>
                 <w:rStyle w:val="IndexLink"/>
@@ -973,7 +991,7 @@
             </w:tabs>
             <w:rPr/>
           </w:pPr>
-          <w:hyperlink w:anchor="__RefHeading___Toc9318_260505723">
+          <w:hyperlink w:anchor="__RefHeading___Toc9318_1143682729">
             <w:r>
               <w:rPr>
                 <w:rStyle w:val="IndexLink"/>
@@ -1004,7 +1022,7 @@
             </w:tabs>
             <w:rPr/>
           </w:pPr>
-          <w:hyperlink w:anchor="__RefHeading___Toc9320_260505723">
+          <w:hyperlink w:anchor="__RefHeading___Toc9320_1143682729">
             <w:r>
               <w:rPr>
                 <w:rStyle w:val="IndexLink"/>
@@ -1035,7 +1053,7 @@
             </w:tabs>
             <w:rPr/>
           </w:pPr>
-          <w:hyperlink w:anchor="__RefHeading___Toc9322_260505723">
+          <w:hyperlink w:anchor="__RefHeading___Toc9322_1143682729">
             <w:r>
               <w:rPr>
                 <w:rStyle w:val="IndexLink"/>
@@ -1066,7 +1084,7 @@
             </w:tabs>
             <w:rPr/>
           </w:pPr>
-          <w:hyperlink w:anchor="__RefHeading___Toc9324_260505723">
+          <w:hyperlink w:anchor="__RefHeading___Toc9324_1143682729">
             <w:r>
               <w:rPr>
                 <w:rStyle w:val="IndexLink"/>
@@ -1097,7 +1115,7 @@
             </w:tabs>
             <w:rPr/>
           </w:pPr>
-          <w:hyperlink w:anchor="__RefHeading___Toc9326_260505723">
+          <w:hyperlink w:anchor="__RefHeading___Toc9326_1143682729">
             <w:r>
               <w:rPr>
                 <w:rStyle w:val="IndexLink"/>
@@ -1128,7 +1146,7 @@
             </w:tabs>
             <w:rPr/>
           </w:pPr>
-          <w:hyperlink w:anchor="__RefHeading___Toc9328_260505723">
+          <w:hyperlink w:anchor="__RefHeading___Toc9328_1143682729">
             <w:r>
               <w:rPr>
                 <w:rStyle w:val="IndexLink"/>
@@ -1159,7 +1177,7 @@
             </w:tabs>
             <w:rPr/>
           </w:pPr>
-          <w:hyperlink w:anchor="__RefHeading___Toc9330_260505723">
+          <w:hyperlink w:anchor="__RefHeading___Toc9330_1143682729">
             <w:r>
               <w:rPr>
                 <w:rStyle w:val="IndexLink"/>
@@ -1190,7 +1208,7 @@
             </w:tabs>
             <w:rPr/>
           </w:pPr>
-          <w:hyperlink w:anchor="__RefHeading___Toc9332_260505723">
+          <w:hyperlink w:anchor="__RefHeading___Toc9332_1143682729">
             <w:r>
               <w:rPr>
                 <w:rStyle w:val="IndexLink"/>
@@ -1221,7 +1239,7 @@
             </w:tabs>
             <w:rPr/>
           </w:pPr>
-          <w:hyperlink w:anchor="__RefHeading___Toc9334_260505723">
+          <w:hyperlink w:anchor="__RefHeading___Toc9334_1143682729">
             <w:r>
               <w:rPr>
                 <w:rStyle w:val="IndexLink"/>
@@ -1252,7 +1270,7 @@
             </w:tabs>
             <w:rPr/>
           </w:pPr>
-          <w:hyperlink w:anchor="__RefHeading___Toc9336_260505723">
+          <w:hyperlink w:anchor="__RefHeading___Toc9336_1143682729">
             <w:r>
               <w:rPr>
                 <w:rStyle w:val="IndexLink"/>
@@ -1283,7 +1301,7 @@
             </w:tabs>
             <w:rPr/>
           </w:pPr>
-          <w:hyperlink w:anchor="__RefHeading___Toc9338_260505723">
+          <w:hyperlink w:anchor="__RefHeading___Toc9338_1143682729">
             <w:r>
               <w:rPr>
                 <w:rStyle w:val="IndexLink"/>
@@ -1314,7 +1332,7 @@
             </w:tabs>
             <w:rPr/>
           </w:pPr>
-          <w:hyperlink w:anchor="__RefHeading___Toc9340_260505723">
+          <w:hyperlink w:anchor="__RefHeading___Toc9340_1143682729">
             <w:r>
               <w:rPr>
                 <w:rStyle w:val="IndexLink"/>
@@ -1345,7 +1363,7 @@
             </w:tabs>
             <w:rPr/>
           </w:pPr>
-          <w:hyperlink w:anchor="__RefHeading___Toc9342_260505723">
+          <w:hyperlink w:anchor="__RefHeading___Toc9342_1143682729">
             <w:r>
               <w:rPr>
                 <w:rStyle w:val="IndexLink"/>
@@ -1376,7 +1394,7 @@
             </w:tabs>
             <w:rPr/>
           </w:pPr>
-          <w:hyperlink w:anchor="__RefHeading___Toc9344_260505723">
+          <w:hyperlink w:anchor="__RefHeading___Toc9344_1143682729">
             <w:r>
               <w:rPr>
                 <w:rStyle w:val="IndexLink"/>
@@ -1407,7 +1425,7 @@
             </w:tabs>
             <w:rPr/>
           </w:pPr>
-          <w:hyperlink w:anchor="__RefHeading___Toc9346_260505723">
+          <w:hyperlink w:anchor="__RefHeading___Toc9346_1143682729">
             <w:r>
               <w:rPr>
                 <w:rStyle w:val="IndexLink"/>
@@ -1438,7 +1456,7 @@
             </w:tabs>
             <w:rPr/>
           </w:pPr>
-          <w:hyperlink w:anchor="__RefHeading___Toc9348_260505723">
+          <w:hyperlink w:anchor="__RefHeading___Toc9348_1143682729">
             <w:r>
               <w:rPr>
                 <w:rStyle w:val="IndexLink"/>
@@ -1469,7 +1487,7 @@
             </w:tabs>
             <w:rPr/>
           </w:pPr>
-          <w:hyperlink w:anchor="__RefHeading___Toc9350_260505723">
+          <w:hyperlink w:anchor="__RefHeading___Toc9350_1143682729">
             <w:r>
               <w:rPr>
                 <w:rStyle w:val="IndexLink"/>
@@ -1500,7 +1518,7 @@
             </w:tabs>
             <w:rPr/>
           </w:pPr>
-          <w:hyperlink w:anchor="__RefHeading___Toc9352_260505723">
+          <w:hyperlink w:anchor="__RefHeading___Toc9352_1143682729">
             <w:r>
               <w:rPr>
                 <w:rStyle w:val="IndexLink"/>
@@ -1531,7 +1549,7 @@
             </w:tabs>
             <w:rPr/>
           </w:pPr>
-          <w:hyperlink w:anchor="__RefHeading___Toc9354_260505723">
+          <w:hyperlink w:anchor="__RefHeading___Toc9354_1143682729">
             <w:r>
               <w:rPr>
                 <w:rStyle w:val="IndexLink"/>
@@ -1562,7 +1580,7 @@
             </w:tabs>
             <w:rPr/>
           </w:pPr>
-          <w:hyperlink w:anchor="__RefHeading___Toc9356_260505723">
+          <w:hyperlink w:anchor="__RefHeading___Toc9356_1143682729">
             <w:r>
               <w:rPr>
                 <w:rStyle w:val="IndexLink"/>
@@ -1593,7 +1611,7 @@
             </w:tabs>
             <w:rPr/>
           </w:pPr>
-          <w:hyperlink w:anchor="__RefHeading___Toc9358_260505723">
+          <w:hyperlink w:anchor="__RefHeading___Toc9358_1143682729">
             <w:r>
               <w:rPr>
                 <w:rStyle w:val="IndexLink"/>
@@ -1624,7 +1642,7 @@
             </w:tabs>
             <w:rPr/>
           </w:pPr>
-          <w:hyperlink w:anchor="__RefHeading___Toc9360_260505723">
+          <w:hyperlink w:anchor="__RefHeading___Toc9360_1143682729">
             <w:r>
               <w:rPr>
                 <w:rStyle w:val="IndexLink"/>
@@ -1655,7 +1673,7 @@
             </w:tabs>
             <w:rPr/>
           </w:pPr>
-          <w:hyperlink w:anchor="__RefHeading___Toc9362_260505723">
+          <w:hyperlink w:anchor="__RefHeading___Toc9362_1143682729">
             <w:r>
               <w:rPr>
                 <w:rStyle w:val="IndexLink"/>
@@ -1686,7 +1704,7 @@
             </w:tabs>
             <w:rPr/>
           </w:pPr>
-          <w:hyperlink w:anchor="__RefHeading___Toc9364_260505723">
+          <w:hyperlink w:anchor="__RefHeading___Toc9364_1143682729">
             <w:r>
               <w:rPr>
                 <w:rStyle w:val="IndexLink"/>
@@ -1717,7 +1735,7 @@
             </w:tabs>
             <w:rPr/>
           </w:pPr>
-          <w:hyperlink w:anchor="__RefHeading___Toc9366_260505723">
+          <w:hyperlink w:anchor="__RefHeading___Toc9366_1143682729">
             <w:r>
               <w:rPr>
                 <w:rStyle w:val="IndexLink"/>
@@ -1748,7 +1766,7 @@
             </w:tabs>
             <w:rPr/>
           </w:pPr>
-          <w:hyperlink w:anchor="__RefHeading___Toc9368_260505723">
+          <w:hyperlink w:anchor="__RefHeading___Toc9368_1143682729">
             <w:r>
               <w:rPr>
                 <w:rStyle w:val="IndexLink"/>
@@ -1779,7 +1797,7 @@
             </w:tabs>
             <w:rPr/>
           </w:pPr>
-          <w:hyperlink w:anchor="__RefHeading___Toc9370_260505723">
+          <w:hyperlink w:anchor="__RefHeading___Toc9370_1143682729">
             <w:r>
               <w:rPr>
                 <w:rStyle w:val="IndexLink"/>
@@ -1810,7 +1828,7 @@
             </w:tabs>
             <w:rPr/>
           </w:pPr>
-          <w:hyperlink w:anchor="__RefHeading___Toc9372_260505723">
+          <w:hyperlink w:anchor="__RefHeading___Toc9372_1143682729">
             <w:r>
               <w:rPr>
                 <w:rStyle w:val="IndexLink"/>
@@ -1841,7 +1859,7 @@
             </w:tabs>
             <w:rPr/>
           </w:pPr>
-          <w:hyperlink w:anchor="__RefHeading___Toc9374_260505723">
+          <w:hyperlink w:anchor="__RefHeading___Toc9374_1143682729">
             <w:r>
               <w:rPr>
                 <w:rStyle w:val="IndexLink"/>
@@ -1872,7 +1890,7 @@
             </w:tabs>
             <w:rPr/>
           </w:pPr>
-          <w:hyperlink w:anchor="__RefHeading___Toc9376_260505723">
+          <w:hyperlink w:anchor="__RefHeading___Toc9376_1143682729">
             <w:r>
               <w:rPr>
                 <w:rStyle w:val="IndexLink"/>
@@ -1903,7 +1921,7 @@
             </w:tabs>
             <w:rPr/>
           </w:pPr>
-          <w:hyperlink w:anchor="__RefHeading___Toc9378_260505723">
+          <w:hyperlink w:anchor="__RefHeading___Toc9378_1143682729">
             <w:r>
               <w:rPr>
                 <w:rStyle w:val="IndexLink"/>
@@ -1934,7 +1952,7 @@
             </w:tabs>
             <w:rPr/>
           </w:pPr>
-          <w:hyperlink w:anchor="__RefHeading___Toc9380_260505723">
+          <w:hyperlink w:anchor="__RefHeading___Toc9380_1143682729">
             <w:r>
               <w:rPr>
                 <w:rStyle w:val="IndexLink"/>
@@ -1965,7 +1983,7 @@
             </w:tabs>
             <w:rPr/>
           </w:pPr>
-          <w:hyperlink w:anchor="__RefHeading___Toc9382_260505723">
+          <w:hyperlink w:anchor="__RefHeading___Toc9382_1143682729">
             <w:r>
               <w:rPr>
                 <w:rStyle w:val="IndexLink"/>
@@ -1996,7 +2014,7 @@
             </w:tabs>
             <w:rPr/>
           </w:pPr>
-          <w:hyperlink w:anchor="__RefHeading___Toc9384_260505723">
+          <w:hyperlink w:anchor="__RefHeading___Toc9384_1143682729">
             <w:r>
               <w:rPr>
                 <w:rStyle w:val="IndexLink"/>
@@ -2027,7 +2045,7 @@
             </w:tabs>
             <w:rPr/>
           </w:pPr>
-          <w:hyperlink w:anchor="__RefHeading___Toc9386_260505723">
+          <w:hyperlink w:anchor="__RefHeading___Toc9386_1143682729">
             <w:r>
               <w:rPr>
                 <w:rStyle w:val="IndexLink"/>
@@ -2058,7 +2076,7 @@
             </w:tabs>
             <w:rPr/>
           </w:pPr>
-          <w:hyperlink w:anchor="__RefHeading___Toc9388_260505723">
+          <w:hyperlink w:anchor="__RefHeading___Toc9388_1143682729">
             <w:r>
               <w:rPr>
                 <w:rStyle w:val="IndexLink"/>
@@ -2089,7 +2107,7 @@
             </w:tabs>
             <w:rPr/>
           </w:pPr>
-          <w:hyperlink w:anchor="__RefHeading___Toc9390_260505723">
+          <w:hyperlink w:anchor="__RefHeading___Toc9390_1143682729">
             <w:r>
               <w:rPr>
                 <w:rStyle w:val="IndexLink"/>
@@ -2120,7 +2138,7 @@
             </w:tabs>
             <w:rPr/>
           </w:pPr>
-          <w:hyperlink w:anchor="__RefHeading___Toc9392_260505723">
+          <w:hyperlink w:anchor="__RefHeading___Toc9392_1143682729">
             <w:r>
               <w:rPr>
                 <w:rStyle w:val="IndexLink"/>
@@ -2151,7 +2169,7 @@
             </w:tabs>
             <w:rPr/>
           </w:pPr>
-          <w:hyperlink w:anchor="__RefHeading___Toc9394_260505723">
+          <w:hyperlink w:anchor="__RefHeading___Toc9394_1143682729">
             <w:r>
               <w:rPr>
                 <w:rStyle w:val="IndexLink"/>
@@ -2182,7 +2200,7 @@
             </w:tabs>
             <w:rPr/>
           </w:pPr>
-          <w:hyperlink w:anchor="__RefHeading___Toc9396_260505723">
+          <w:hyperlink w:anchor="__RefHeading___Toc9396_1143682729">
             <w:r>
               <w:rPr>
                 <w:rStyle w:val="IndexLink"/>
@@ -2213,7 +2231,7 @@
             </w:tabs>
             <w:rPr/>
           </w:pPr>
-          <w:hyperlink w:anchor="__RefHeading___Toc9398_260505723">
+          <w:hyperlink w:anchor="__RefHeading___Toc9398_1143682729">
             <w:r>
               <w:rPr>
                 <w:rStyle w:val="IndexLink"/>
@@ -2244,7 +2262,7 @@
             </w:tabs>
             <w:rPr/>
           </w:pPr>
-          <w:hyperlink w:anchor="__RefHeading___Toc9400_260505723">
+          <w:hyperlink w:anchor="__RefHeading___Toc9400_1143682729">
             <w:r>
               <w:rPr>
                 <w:rStyle w:val="IndexLink"/>
@@ -2275,7 +2293,7 @@
             </w:tabs>
             <w:rPr/>
           </w:pPr>
-          <w:hyperlink w:anchor="__RefHeading___Toc9402_260505723">
+          <w:hyperlink w:anchor="__RefHeading___Toc9402_1143682729">
             <w:r>
               <w:rPr>
                 <w:rStyle w:val="IndexLink"/>
@@ -2306,7 +2324,7 @@
             </w:tabs>
             <w:rPr/>
           </w:pPr>
-          <w:hyperlink w:anchor="__RefHeading___Toc9404_260505723">
+          <w:hyperlink w:anchor="__RefHeading___Toc9404_1143682729">
             <w:r>
               <w:rPr>
                 <w:rStyle w:val="IndexLink"/>
@@ -2337,7 +2355,7 @@
             </w:tabs>
             <w:rPr/>
           </w:pPr>
-          <w:hyperlink w:anchor="__RefHeading___Toc9406_260505723">
+          <w:hyperlink w:anchor="__RefHeading___Toc9406_1143682729">
             <w:r>
               <w:rPr>
                 <w:rStyle w:val="IndexLink"/>
@@ -2368,7 +2386,7 @@
             </w:tabs>
             <w:rPr/>
           </w:pPr>
-          <w:hyperlink w:anchor="__RefHeading___Toc9408_260505723">
+          <w:hyperlink w:anchor="__RefHeading___Toc9408_1143682729">
             <w:r>
               <w:rPr>
                 <w:rStyle w:val="IndexLink"/>
@@ -2399,7 +2417,7 @@
             </w:tabs>
             <w:rPr/>
           </w:pPr>
-          <w:hyperlink w:anchor="__RefHeading___Toc9410_260505723">
+          <w:hyperlink w:anchor="__RefHeading___Toc9410_1143682729">
             <w:r>
               <w:rPr>
                 <w:rStyle w:val="IndexLink"/>
@@ -2430,7 +2448,7 @@
             </w:tabs>
             <w:rPr/>
           </w:pPr>
-          <w:hyperlink w:anchor="__RefHeading___Toc9412_260505723">
+          <w:hyperlink w:anchor="__RefHeading___Toc9412_1143682729">
             <w:r>
               <w:rPr>
                 <w:rStyle w:val="IndexLink"/>
@@ -2461,7 +2479,7 @@
             </w:tabs>
             <w:rPr/>
           </w:pPr>
-          <w:hyperlink w:anchor="__RefHeading___Toc9414_260505723">
+          <w:hyperlink w:anchor="__RefHeading___Toc9414_1143682729">
             <w:r>
               <w:rPr>
                 <w:rStyle w:val="IndexLink"/>
@@ -2519,7 +2537,7 @@
         <w:pStyle w:val="Heading1"/>
         <w:rPr/>
       </w:pPr>
-      <w:bookmarkStart w:id="0" w:name="__RefHeading___Toc9310_260505723"/>
+      <w:bookmarkStart w:id="0" w:name="__RefHeading___Toc9310_1143682729"/>
       <w:bookmarkEnd w:id="0"/>
       <w:r>
         <w:rPr/>
@@ -2535,7 +2553,7 @@
         <w:pStyle w:val="Heading2"/>
         <w:rPr/>
       </w:pPr>
-      <w:bookmarkStart w:id="1" w:name="__RefHeading___Toc9312_260505723"/>
+      <w:bookmarkStart w:id="1" w:name="__RefHeading___Toc9312_1143682729"/>
       <w:bookmarkEnd w:id="1"/>
       <w:r>
         <w:rPr/>
@@ -2593,7 +2611,7 @@
         <w:pStyle w:val="Heading2"/>
         <w:rPr/>
       </w:pPr>
-      <w:bookmarkStart w:id="2" w:name="__RefHeading___Toc9314_260505723"/>
+      <w:bookmarkStart w:id="2" w:name="__RefHeading___Toc9314_1143682729"/>
       <w:bookmarkEnd w:id="2"/>
       <w:r>
         <w:rPr/>
@@ -2646,7 +2664,7 @@
         <w:pStyle w:val="Heading2"/>
         <w:rPr/>
       </w:pPr>
-      <w:bookmarkStart w:id="3" w:name="__RefHeading___Toc9316_260505723"/>
+      <w:bookmarkStart w:id="3" w:name="__RefHeading___Toc9316_1143682729"/>
       <w:bookmarkEnd w:id="3"/>
       <w:r>
         <w:rPr/>
@@ -3688,7 +3706,7 @@
         <w:pStyle w:val="Heading2"/>
         <w:rPr/>
       </w:pPr>
-      <w:bookmarkStart w:id="4" w:name="__RefHeading___Toc9318_260505723"/>
+      <w:bookmarkStart w:id="4" w:name="__RefHeading___Toc9318_1143682729"/>
       <w:bookmarkEnd w:id="4"/>
       <w:r>
         <w:rPr/>
@@ -3863,7 +3881,7 @@
         <w:pStyle w:val="Heading1"/>
         <w:rPr/>
       </w:pPr>
-      <w:bookmarkStart w:id="5" w:name="__RefHeading___Toc9320_260505723"/>
+      <w:bookmarkStart w:id="5" w:name="__RefHeading___Toc9320_1143682729"/>
       <w:bookmarkEnd w:id="5"/>
       <w:r>
         <w:rPr/>
@@ -3879,7 +3897,7 @@
         <w:pStyle w:val="Heading2"/>
         <w:rPr/>
       </w:pPr>
-      <w:bookmarkStart w:id="6" w:name="__RefHeading___Toc9322_260505723"/>
+      <w:bookmarkStart w:id="6" w:name="__RefHeading___Toc9322_1143682729"/>
       <w:bookmarkEnd w:id="6"/>
       <w:r>
         <w:rPr/>
@@ -4119,7 +4137,7 @@
         <w:pStyle w:val="Heading2"/>
         <w:rPr/>
       </w:pPr>
-      <w:bookmarkStart w:id="7" w:name="__RefHeading___Toc9324_260505723"/>
+      <w:bookmarkStart w:id="7" w:name="__RefHeading___Toc9324_1143682729"/>
       <w:bookmarkEnd w:id="7"/>
       <w:r>
         <w:rPr/>
@@ -5789,7 +5807,7 @@
         <w:pStyle w:val="Heading2"/>
         <w:rPr/>
       </w:pPr>
-      <w:bookmarkStart w:id="8" w:name="__RefHeading___Toc9326_260505723"/>
+      <w:bookmarkStart w:id="8" w:name="__RefHeading___Toc9326_1143682729"/>
       <w:bookmarkEnd w:id="8"/>
       <w:r>
         <w:rPr/>
@@ -8397,7 +8415,7 @@
         <w:pStyle w:val="Heading2"/>
         <w:rPr/>
       </w:pPr>
-      <w:bookmarkStart w:id="9" w:name="__RefHeading___Toc9328_260505723"/>
+      <w:bookmarkStart w:id="9" w:name="__RefHeading___Toc9328_1143682729"/>
       <w:bookmarkEnd w:id="9"/>
       <w:r>
         <w:rPr/>
@@ -9878,7 +9896,7 @@
         <w:pStyle w:val="Heading2"/>
         <w:rPr/>
       </w:pPr>
-      <w:bookmarkStart w:id="10" w:name="__RefHeading___Toc9330_260505723"/>
+      <w:bookmarkStart w:id="10" w:name="__RefHeading___Toc9330_1143682729"/>
       <w:bookmarkEnd w:id="10"/>
       <w:r>
         <w:rPr/>
@@ -10137,7 +10155,7 @@
         <w:pStyle w:val="Heading2"/>
         <w:rPr/>
       </w:pPr>
-      <w:bookmarkStart w:id="11" w:name="__RefHeading___Toc9332_260505723"/>
+      <w:bookmarkStart w:id="11" w:name="__RefHeading___Toc9332_1143682729"/>
       <w:bookmarkEnd w:id="11"/>
       <w:r>
         <w:rPr/>
@@ -11266,7 +11284,7 @@
         <w:pStyle w:val="Heading1"/>
         <w:rPr/>
       </w:pPr>
-      <w:bookmarkStart w:id="12" w:name="__RefHeading___Toc9334_260505723"/>
+      <w:bookmarkStart w:id="12" w:name="__RefHeading___Toc9334_1143682729"/>
       <w:bookmarkEnd w:id="12"/>
       <w:r>
         <w:rPr/>
@@ -11282,7 +11300,7 @@
         <w:pStyle w:val="Heading2"/>
         <w:rPr/>
       </w:pPr>
-      <w:bookmarkStart w:id="13" w:name="__RefHeading___Toc9336_260505723"/>
+      <w:bookmarkStart w:id="13" w:name="__RefHeading___Toc9336_1143682729"/>
       <w:bookmarkEnd w:id="13"/>
       <w:r>
         <w:rPr/>
@@ -11528,7 +11546,7 @@
         <w:pStyle w:val="Heading2"/>
         <w:rPr/>
       </w:pPr>
-      <w:bookmarkStart w:id="14" w:name="__RefHeading___Toc9338_260505723"/>
+      <w:bookmarkStart w:id="14" w:name="__RefHeading___Toc9338_1143682729"/>
       <w:bookmarkEnd w:id="14"/>
       <w:r>
         <w:rPr/>
@@ -21321,7 +21339,7 @@
         <w:pStyle w:val="Heading2"/>
         <w:rPr/>
       </w:pPr>
-      <w:bookmarkStart w:id="15" w:name="__RefHeading___Toc9340_260505723"/>
+      <w:bookmarkStart w:id="15" w:name="__RefHeading___Toc9340_1143682729"/>
       <w:bookmarkEnd w:id="15"/>
       <w:r>
         <w:rPr/>
@@ -22742,7 +22760,7 @@
         <w:pStyle w:val="Heading2"/>
         <w:rPr/>
       </w:pPr>
-      <w:bookmarkStart w:id="16" w:name="__RefHeading___Toc9342_260505723"/>
+      <w:bookmarkStart w:id="16" w:name="__RefHeading___Toc9342_1143682729"/>
       <w:bookmarkEnd w:id="16"/>
       <w:r>
         <w:rPr/>
@@ -23792,7 +23810,7 @@
         <w:pStyle w:val="Heading1"/>
         <w:rPr/>
       </w:pPr>
-      <w:bookmarkStart w:id="17" w:name="__RefHeading___Toc9344_260505723"/>
+      <w:bookmarkStart w:id="17" w:name="__RefHeading___Toc9344_1143682729"/>
       <w:bookmarkEnd w:id="17"/>
       <w:r>
         <w:rPr/>
@@ -23808,7 +23826,7 @@
         <w:pStyle w:val="Heading2"/>
         <w:rPr/>
       </w:pPr>
-      <w:bookmarkStart w:id="18" w:name="__RefHeading___Toc9346_260505723"/>
+      <w:bookmarkStart w:id="18" w:name="__RefHeading___Toc9346_1143682729"/>
       <w:bookmarkEnd w:id="18"/>
       <w:r>
         <w:rPr/>
@@ -25292,7 +25310,7 @@
         <w:pStyle w:val="Heading2"/>
         <w:rPr/>
       </w:pPr>
-      <w:bookmarkStart w:id="19" w:name="__RefHeading___Toc9348_260505723"/>
+      <w:bookmarkStart w:id="19" w:name="__RefHeading___Toc9348_1143682729"/>
       <w:bookmarkEnd w:id="19"/>
       <w:r>
         <w:rPr/>
@@ -33260,7 +33278,7 @@
         <w:pStyle w:val="Heading2"/>
         <w:rPr/>
       </w:pPr>
-      <w:bookmarkStart w:id="20" w:name="__RefHeading___Toc9350_260505723"/>
+      <w:bookmarkStart w:id="20" w:name="__RefHeading___Toc9350_1143682729"/>
       <w:bookmarkEnd w:id="20"/>
       <w:r>
         <w:rPr/>
@@ -33276,7 +33294,7 @@
         <w:pStyle w:val="Heading3"/>
         <w:rPr/>
       </w:pPr>
-      <w:bookmarkStart w:id="21" w:name="__RefHeading___Toc9352_260505723"/>
+      <w:bookmarkStart w:id="21" w:name="__RefHeading___Toc9352_1143682729"/>
       <w:bookmarkEnd w:id="21"/>
       <w:r>
         <w:rPr/>
@@ -34217,7 +34235,7 @@
         <w:pStyle w:val="Heading3"/>
         <w:rPr/>
       </w:pPr>
-      <w:bookmarkStart w:id="22" w:name="__RefHeading___Toc9354_260505723"/>
+      <w:bookmarkStart w:id="22" w:name="__RefHeading___Toc9354_1143682729"/>
       <w:bookmarkEnd w:id="22"/>
       <w:r>
         <w:rPr/>
@@ -35490,7 +35508,7 @@
         <w:pStyle w:val="Heading3"/>
         <w:rPr/>
       </w:pPr>
-      <w:bookmarkStart w:id="23" w:name="__RefHeading___Toc9356_260505723"/>
+      <w:bookmarkStart w:id="23" w:name="__RefHeading___Toc9356_1143682729"/>
       <w:bookmarkEnd w:id="23"/>
       <w:r>
         <w:rPr/>
@@ -36674,7 +36692,7 @@
         <w:pStyle w:val="Heading3"/>
         <w:rPr/>
       </w:pPr>
-      <w:bookmarkStart w:id="24" w:name="__RefHeading___Toc9358_260505723"/>
+      <w:bookmarkStart w:id="24" w:name="__RefHeading___Toc9358_1143682729"/>
       <w:bookmarkEnd w:id="24"/>
       <w:r>
         <w:rPr/>
@@ -37848,7 +37866,7 @@
         <w:pStyle w:val="Heading3"/>
         <w:rPr/>
       </w:pPr>
-      <w:bookmarkStart w:id="25" w:name="__RefHeading___Toc9360_260505723"/>
+      <w:bookmarkStart w:id="25" w:name="__RefHeading___Toc9360_1143682729"/>
       <w:bookmarkEnd w:id="25"/>
       <w:r>
         <w:rPr/>
@@ -38487,7 +38505,7 @@
         <w:pStyle w:val="Heading3"/>
         <w:rPr/>
       </w:pPr>
-      <w:bookmarkStart w:id="26" w:name="__RefHeading___Toc9362_260505723"/>
+      <w:bookmarkStart w:id="26" w:name="__RefHeading___Toc9362_1143682729"/>
       <w:bookmarkEnd w:id="26"/>
       <w:r>
         <w:rPr/>
@@ -39410,7 +39428,7 @@
         <w:pStyle w:val="Heading1"/>
         <w:rPr/>
       </w:pPr>
-      <w:bookmarkStart w:id="27" w:name="__RefHeading___Toc9364_260505723"/>
+      <w:bookmarkStart w:id="27" w:name="__RefHeading___Toc9364_1143682729"/>
       <w:bookmarkEnd w:id="27"/>
       <w:r>
         <w:rPr/>
@@ -39426,7 +39444,7 @@
         <w:pStyle w:val="Heading2"/>
         <w:rPr/>
       </w:pPr>
-      <w:bookmarkStart w:id="28" w:name="__RefHeading___Toc9366_260505723"/>
+      <w:bookmarkStart w:id="28" w:name="__RefHeading___Toc9366_1143682729"/>
       <w:bookmarkEnd w:id="28"/>
       <w:r>
         <w:rPr/>
@@ -41318,7 +41336,7 @@
         <w:pStyle w:val="Heading2"/>
         <w:rPr/>
       </w:pPr>
-      <w:bookmarkStart w:id="29" w:name="__RefHeading___Toc9368_260505723"/>
+      <w:bookmarkStart w:id="29" w:name="__RefHeading___Toc9368_1143682729"/>
       <w:bookmarkEnd w:id="29"/>
       <w:r>
         <w:rPr/>
@@ -41444,7 +41462,7 @@
         <w:pStyle w:val="Heading3"/>
         <w:rPr/>
       </w:pPr>
-      <w:bookmarkStart w:id="30" w:name="__RefHeading___Toc9370_260505723"/>
+      <w:bookmarkStart w:id="30" w:name="__RefHeading___Toc9370_1143682729"/>
       <w:bookmarkEnd w:id="30"/>
       <w:r>
         <w:rPr/>
@@ -41557,7 +41575,7 @@
         <w:pStyle w:val="Heading3"/>
         <w:rPr/>
       </w:pPr>
-      <w:bookmarkStart w:id="31" w:name="__RefHeading___Toc9372_260505723"/>
+      <w:bookmarkStart w:id="31" w:name="__RefHeading___Toc9372_1143682729"/>
       <w:bookmarkEnd w:id="31"/>
       <w:r>
         <w:rPr/>
@@ -42458,7 +42476,7 @@
         <w:pStyle w:val="Heading2"/>
         <w:rPr/>
       </w:pPr>
-      <w:bookmarkStart w:id="32" w:name="__RefHeading___Toc9374_260505723"/>
+      <w:bookmarkStart w:id="32" w:name="__RefHeading___Toc9374_1143682729"/>
       <w:bookmarkEnd w:id="32"/>
       <w:r>
         <w:rPr/>
@@ -44735,7 +44753,7 @@
         <w:pStyle w:val="Heading2"/>
         <w:rPr/>
       </w:pPr>
-      <w:bookmarkStart w:id="33" w:name="__RefHeading___Toc9376_260505723"/>
+      <w:bookmarkStart w:id="33" w:name="__RefHeading___Toc9376_1143682729"/>
       <w:bookmarkEnd w:id="33"/>
       <w:r>
         <w:rPr/>
@@ -44751,7 +44769,7 @@
         <w:pStyle w:val="Heading3"/>
         <w:rPr/>
       </w:pPr>
-      <w:bookmarkStart w:id="34" w:name="__RefHeading___Toc9378_260505723"/>
+      <w:bookmarkStart w:id="34" w:name="__RefHeading___Toc9378_1143682729"/>
       <w:bookmarkEnd w:id="34"/>
       <w:r>
         <w:rPr/>
@@ -45955,7 +45973,7 @@
         <w:pStyle w:val="Heading3"/>
         <w:rPr/>
       </w:pPr>
-      <w:bookmarkStart w:id="35" w:name="__RefHeading___Toc9380_260505723"/>
+      <w:bookmarkStart w:id="35" w:name="__RefHeading___Toc9380_1143682729"/>
       <w:bookmarkEnd w:id="35"/>
       <w:r>
         <w:rPr/>
@@ -46910,7 +46928,7 @@
         <w:pStyle w:val="Heading3"/>
         <w:rPr/>
       </w:pPr>
-      <w:bookmarkStart w:id="36" w:name="__RefHeading___Toc9382_260505723"/>
+      <w:bookmarkStart w:id="36" w:name="__RefHeading___Toc9382_1143682729"/>
       <w:bookmarkEnd w:id="36"/>
       <w:r>
         <w:rPr/>
@@ -47016,7 +47034,7 @@
         <w:pStyle w:val="Heading2"/>
         <w:rPr/>
       </w:pPr>
-      <w:bookmarkStart w:id="37" w:name="__RefHeading___Toc9384_260505723"/>
+      <w:bookmarkStart w:id="37" w:name="__RefHeading___Toc9384_1143682729"/>
       <w:bookmarkEnd w:id="37"/>
       <w:r>
         <w:rPr/>
@@ -48336,7 +48354,7 @@
         <w:pStyle w:val="Heading2"/>
         <w:rPr/>
       </w:pPr>
-      <w:bookmarkStart w:id="38" w:name="__RefHeading___Toc9386_260505723"/>
+      <w:bookmarkStart w:id="38" w:name="__RefHeading___Toc9386_1143682729"/>
       <w:bookmarkEnd w:id="38"/>
       <w:r>
         <w:rPr/>
@@ -48757,7 +48775,7 @@
         <w:pStyle w:val="Heading2"/>
         <w:rPr/>
       </w:pPr>
-      <w:bookmarkStart w:id="39" w:name="__RefHeading___Toc9388_260505723"/>
+      <w:bookmarkStart w:id="39" w:name="__RefHeading___Toc9388_1143682729"/>
       <w:bookmarkEnd w:id="39"/>
       <w:r>
         <w:rPr/>
@@ -49758,7 +49776,7 @@
         <w:pStyle w:val="Heading2"/>
         <w:rPr/>
       </w:pPr>
-      <w:bookmarkStart w:id="40" w:name="__RefHeading___Toc9390_260505723"/>
+      <w:bookmarkStart w:id="40" w:name="__RefHeading___Toc9390_1143682729"/>
       <w:bookmarkEnd w:id="40"/>
       <w:r>
         <w:rPr/>
@@ -49774,7 +49792,7 @@
         <w:pStyle w:val="Heading3"/>
         <w:rPr/>
       </w:pPr>
-      <w:bookmarkStart w:id="41" w:name="__RefHeading___Toc9392_260505723"/>
+      <w:bookmarkStart w:id="41" w:name="__RefHeading___Toc9392_1143682729"/>
       <w:bookmarkEnd w:id="41"/>
       <w:r>
         <w:rPr/>
@@ -50105,7 +50123,7 @@
         <w:pStyle w:val="Heading3"/>
         <w:rPr/>
       </w:pPr>
-      <w:bookmarkStart w:id="42" w:name="__RefHeading___Toc9394_260505723"/>
+      <w:bookmarkStart w:id="42" w:name="__RefHeading___Toc9394_1143682729"/>
       <w:bookmarkEnd w:id="42"/>
       <w:r>
         <w:rPr/>
@@ -52358,7 +52376,7 @@
         <w:pStyle w:val="Heading3"/>
         <w:rPr/>
       </w:pPr>
-      <w:bookmarkStart w:id="43" w:name="__RefHeading___Toc9396_260505723"/>
+      <w:bookmarkStart w:id="43" w:name="__RefHeading___Toc9396_1143682729"/>
       <w:bookmarkEnd w:id="43"/>
       <w:r>
         <w:rPr/>
@@ -52888,7 +52906,7 @@
         <w:pStyle w:val="Heading3"/>
         <w:rPr/>
       </w:pPr>
-      <w:bookmarkStart w:id="44" w:name="__RefHeading___Toc9398_260505723"/>
+      <w:bookmarkStart w:id="44" w:name="__RefHeading___Toc9398_1143682729"/>
       <w:bookmarkEnd w:id="44"/>
       <w:r>
         <w:rPr/>
@@ -53958,7 +53976,7 @@
         <w:pStyle w:val="Heading1"/>
         <w:rPr/>
       </w:pPr>
-      <w:bookmarkStart w:id="45" w:name="__RefHeading___Toc9400_260505723"/>
+      <w:bookmarkStart w:id="45" w:name="__RefHeading___Toc9400_1143682729"/>
       <w:bookmarkEnd w:id="45"/>
       <w:r>
         <w:rPr/>
@@ -53974,7 +53992,7 @@
         <w:pStyle w:val="Heading2"/>
         <w:rPr/>
       </w:pPr>
-      <w:bookmarkStart w:id="46" w:name="__RefHeading___Toc9402_260505723"/>
+      <w:bookmarkStart w:id="46" w:name="__RefHeading___Toc9402_1143682729"/>
       <w:bookmarkEnd w:id="46"/>
       <w:r>
         <w:rPr/>
@@ -54146,7 +54164,7 @@
         <w:pStyle w:val="Heading2"/>
         <w:rPr/>
       </w:pPr>
-      <w:bookmarkStart w:id="47" w:name="__RefHeading___Toc9404_260505723"/>
+      <w:bookmarkStart w:id="47" w:name="__RefHeading___Toc9404_1143682729"/>
       <w:bookmarkEnd w:id="47"/>
       <w:r>
         <w:rPr/>
@@ -54788,7 +54806,7 @@
         <w:pStyle w:val="Heading1"/>
         <w:rPr/>
       </w:pPr>
-      <w:bookmarkStart w:id="48" w:name="__RefHeading___Toc9406_260505723"/>
+      <w:bookmarkStart w:id="48" w:name="__RefHeading___Toc9406_1143682729"/>
       <w:bookmarkEnd w:id="48"/>
       <w:r>
         <w:rPr/>
@@ -54804,7 +54822,7 @@
         <w:pStyle w:val="Heading2"/>
         <w:rPr/>
       </w:pPr>
-      <w:bookmarkStart w:id="49" w:name="__RefHeading___Toc9408_260505723"/>
+      <w:bookmarkStart w:id="49" w:name="__RefHeading___Toc9408_1143682729"/>
       <w:bookmarkEnd w:id="49"/>
       <w:r>
         <w:rPr/>
@@ -56766,7 +56784,7 @@
         <w:pStyle w:val="Heading2"/>
         <w:rPr/>
       </w:pPr>
-      <w:bookmarkStart w:id="50" w:name="__RefHeading___Toc9410_260505723"/>
+      <w:bookmarkStart w:id="50" w:name="__RefHeading___Toc9410_1143682729"/>
       <w:bookmarkEnd w:id="50"/>
       <w:r>
         <w:rPr/>
@@ -57817,7 +57835,7 @@
         <w:pStyle w:val="Heading2"/>
         <w:rPr/>
       </w:pPr>
-      <w:bookmarkStart w:id="51" w:name="__RefHeading___Toc9412_260505723"/>
+      <w:bookmarkStart w:id="51" w:name="__RefHeading___Toc9412_1143682729"/>
       <w:bookmarkEnd w:id="51"/>
       <w:r>
         <w:rPr/>
@@ -57993,7 +58011,7 @@
         <w:pStyle w:val="Heading2"/>
         <w:rPr/>
       </w:pPr>
-      <w:bookmarkStart w:id="52" w:name="__RefHeading___Toc9414_260505723"/>
+      <w:bookmarkStart w:id="52" w:name="__RefHeading___Toc9414_1143682729"/>
       <w:bookmarkEnd w:id="52"/>
       <w:r>
         <w:rPr/>

--- a/docs/03-软件设计说明书.docx
+++ b/docs/03-软件设计说明书.docx
@@ -322,7 +322,7 @@
           <w:szCs w:val="30"/>
           <w:u w:val="single"/>
         </w:rPr>
-        <w:t xml:space="preserve">  【指导教师】  </w:t>
+        <w:t xml:space="preserve">  徐斌  </w:t>
       </w:r>
     </w:p>
     <w:p>
@@ -867,7 +867,7 @@
             </w:rPr>
             <w:fldChar w:fldCharType="separate"/>
           </w:r>
-          <w:hyperlink w:anchor="__RefHeading___Toc9310_1143682729">
+          <w:hyperlink w:anchor="__RefHeading___Toc9310_2672729175">
             <w:r>
               <w:rPr>
                 <w:rStyle w:val="IndexLink"/>
@@ -898,7 +898,7 @@
             </w:tabs>
             <w:rPr/>
           </w:pPr>
-          <w:hyperlink w:anchor="__RefHeading___Toc9312_1143682729">
+          <w:hyperlink w:anchor="__RefHeading___Toc9312_2672729175">
             <w:r>
               <w:rPr>
                 <w:rStyle w:val="IndexLink"/>
@@ -929,7 +929,7 @@
             </w:tabs>
             <w:rPr/>
           </w:pPr>
-          <w:hyperlink w:anchor="__RefHeading___Toc9314_1143682729">
+          <w:hyperlink w:anchor="__RefHeading___Toc9314_2672729175">
             <w:r>
               <w:rPr>
                 <w:rStyle w:val="IndexLink"/>
@@ -960,7 +960,7 @@
             </w:tabs>
             <w:rPr/>
           </w:pPr>
-          <w:hyperlink w:anchor="__RefHeading___Toc9316_1143682729">
+          <w:hyperlink w:anchor="__RefHeading___Toc9316_2672729175">
             <w:r>
               <w:rPr>
                 <w:rStyle w:val="IndexLink"/>
@@ -991,7 +991,7 @@
             </w:tabs>
             <w:rPr/>
           </w:pPr>
-          <w:hyperlink w:anchor="__RefHeading___Toc9318_1143682729">
+          <w:hyperlink w:anchor="__RefHeading___Toc9318_2672729175">
             <w:r>
               <w:rPr>
                 <w:rStyle w:val="IndexLink"/>
@@ -1022,7 +1022,7 @@
             </w:tabs>
             <w:rPr/>
           </w:pPr>
-          <w:hyperlink w:anchor="__RefHeading___Toc9320_1143682729">
+          <w:hyperlink w:anchor="__RefHeading___Toc9320_2672729175">
             <w:r>
               <w:rPr>
                 <w:rStyle w:val="IndexLink"/>
@@ -1053,7 +1053,7 @@
             </w:tabs>
             <w:rPr/>
           </w:pPr>
-          <w:hyperlink w:anchor="__RefHeading___Toc9322_1143682729">
+          <w:hyperlink w:anchor="__RefHeading___Toc9322_2672729175">
             <w:r>
               <w:rPr>
                 <w:rStyle w:val="IndexLink"/>
@@ -1084,7 +1084,7 @@
             </w:tabs>
             <w:rPr/>
           </w:pPr>
-          <w:hyperlink w:anchor="__RefHeading___Toc9324_1143682729">
+          <w:hyperlink w:anchor="__RefHeading___Toc9324_2672729175">
             <w:r>
               <w:rPr>
                 <w:rStyle w:val="IndexLink"/>
@@ -1115,7 +1115,7 @@
             </w:tabs>
             <w:rPr/>
           </w:pPr>
-          <w:hyperlink w:anchor="__RefHeading___Toc9326_1143682729">
+          <w:hyperlink w:anchor="__RefHeading___Toc9326_2672729175">
             <w:r>
               <w:rPr>
                 <w:rStyle w:val="IndexLink"/>
@@ -1146,7 +1146,7 @@
             </w:tabs>
             <w:rPr/>
           </w:pPr>
-          <w:hyperlink w:anchor="__RefHeading___Toc9328_1143682729">
+          <w:hyperlink w:anchor="__RefHeading___Toc9328_2672729175">
             <w:r>
               <w:rPr>
                 <w:rStyle w:val="IndexLink"/>
@@ -1177,7 +1177,7 @@
             </w:tabs>
             <w:rPr/>
           </w:pPr>
-          <w:hyperlink w:anchor="__RefHeading___Toc9330_1143682729">
+          <w:hyperlink w:anchor="__RefHeading___Toc9330_2672729175">
             <w:r>
               <w:rPr>
                 <w:rStyle w:val="IndexLink"/>
@@ -1208,7 +1208,7 @@
             </w:tabs>
             <w:rPr/>
           </w:pPr>
-          <w:hyperlink w:anchor="__RefHeading___Toc9332_1143682729">
+          <w:hyperlink w:anchor="__RefHeading___Toc9332_2672729175">
             <w:r>
               <w:rPr>
                 <w:rStyle w:val="IndexLink"/>
@@ -1239,7 +1239,7 @@
             </w:tabs>
             <w:rPr/>
           </w:pPr>
-          <w:hyperlink w:anchor="__RefHeading___Toc9334_1143682729">
+          <w:hyperlink w:anchor="__RefHeading___Toc9334_2672729175">
             <w:r>
               <w:rPr>
                 <w:rStyle w:val="IndexLink"/>
@@ -1270,7 +1270,7 @@
             </w:tabs>
             <w:rPr/>
           </w:pPr>
-          <w:hyperlink w:anchor="__RefHeading___Toc9336_1143682729">
+          <w:hyperlink w:anchor="__RefHeading___Toc9336_2672729175">
             <w:r>
               <w:rPr>
                 <w:rStyle w:val="IndexLink"/>
@@ -1301,7 +1301,7 @@
             </w:tabs>
             <w:rPr/>
           </w:pPr>
-          <w:hyperlink w:anchor="__RefHeading___Toc9338_1143682729">
+          <w:hyperlink w:anchor="__RefHeading___Toc9338_2672729175">
             <w:r>
               <w:rPr>
                 <w:rStyle w:val="IndexLink"/>
@@ -1332,7 +1332,7 @@
             </w:tabs>
             <w:rPr/>
           </w:pPr>
-          <w:hyperlink w:anchor="__RefHeading___Toc9340_1143682729">
+          <w:hyperlink w:anchor="__RefHeading___Toc9340_2672729175">
             <w:r>
               <w:rPr>
                 <w:rStyle w:val="IndexLink"/>
@@ -1363,7 +1363,7 @@
             </w:tabs>
             <w:rPr/>
           </w:pPr>
-          <w:hyperlink w:anchor="__RefHeading___Toc9342_1143682729">
+          <w:hyperlink w:anchor="__RefHeading___Toc9342_2672729175">
             <w:r>
               <w:rPr>
                 <w:rStyle w:val="IndexLink"/>
@@ -1394,7 +1394,7 @@
             </w:tabs>
             <w:rPr/>
           </w:pPr>
-          <w:hyperlink w:anchor="__RefHeading___Toc9344_1143682729">
+          <w:hyperlink w:anchor="__RefHeading___Toc9344_2672729175">
             <w:r>
               <w:rPr>
                 <w:rStyle w:val="IndexLink"/>
@@ -1425,7 +1425,7 @@
             </w:tabs>
             <w:rPr/>
           </w:pPr>
-          <w:hyperlink w:anchor="__RefHeading___Toc9346_1143682729">
+          <w:hyperlink w:anchor="__RefHeading___Toc9346_2672729175">
             <w:r>
               <w:rPr>
                 <w:rStyle w:val="IndexLink"/>
@@ -1456,7 +1456,7 @@
             </w:tabs>
             <w:rPr/>
           </w:pPr>
-          <w:hyperlink w:anchor="__RefHeading___Toc9348_1143682729">
+          <w:hyperlink w:anchor="__RefHeading___Toc9348_2672729175">
             <w:r>
               <w:rPr>
                 <w:rStyle w:val="IndexLink"/>
@@ -1487,7 +1487,7 @@
             </w:tabs>
             <w:rPr/>
           </w:pPr>
-          <w:hyperlink w:anchor="__RefHeading___Toc9350_1143682729">
+          <w:hyperlink w:anchor="__RefHeading___Toc9350_2672729175">
             <w:r>
               <w:rPr>
                 <w:rStyle w:val="IndexLink"/>
@@ -1518,7 +1518,7 @@
             </w:tabs>
             <w:rPr/>
           </w:pPr>
-          <w:hyperlink w:anchor="__RefHeading___Toc9352_1143682729">
+          <w:hyperlink w:anchor="__RefHeading___Toc9352_2672729175">
             <w:r>
               <w:rPr>
                 <w:rStyle w:val="IndexLink"/>
@@ -1549,7 +1549,7 @@
             </w:tabs>
             <w:rPr/>
           </w:pPr>
-          <w:hyperlink w:anchor="__RefHeading___Toc9354_1143682729">
+          <w:hyperlink w:anchor="__RefHeading___Toc9354_2672729175">
             <w:r>
               <w:rPr>
                 <w:rStyle w:val="IndexLink"/>
@@ -1580,7 +1580,7 @@
             </w:tabs>
             <w:rPr/>
           </w:pPr>
-          <w:hyperlink w:anchor="__RefHeading___Toc9356_1143682729">
+          <w:hyperlink w:anchor="__RefHeading___Toc9356_2672729175">
             <w:r>
               <w:rPr>
                 <w:rStyle w:val="IndexLink"/>
@@ -1611,7 +1611,7 @@
             </w:tabs>
             <w:rPr/>
           </w:pPr>
-          <w:hyperlink w:anchor="__RefHeading___Toc9358_1143682729">
+          <w:hyperlink w:anchor="__RefHeading___Toc9358_2672729175">
             <w:r>
               <w:rPr>
                 <w:rStyle w:val="IndexLink"/>
@@ -1642,7 +1642,7 @@
             </w:tabs>
             <w:rPr/>
           </w:pPr>
-          <w:hyperlink w:anchor="__RefHeading___Toc9360_1143682729">
+          <w:hyperlink w:anchor="__RefHeading___Toc9360_2672729175">
             <w:r>
               <w:rPr>
                 <w:rStyle w:val="IndexLink"/>
@@ -1673,7 +1673,7 @@
             </w:tabs>
             <w:rPr/>
           </w:pPr>
-          <w:hyperlink w:anchor="__RefHeading___Toc9362_1143682729">
+          <w:hyperlink w:anchor="__RefHeading___Toc9362_2672729175">
             <w:r>
               <w:rPr>
                 <w:rStyle w:val="IndexLink"/>
@@ -1704,7 +1704,7 @@
             </w:tabs>
             <w:rPr/>
           </w:pPr>
-          <w:hyperlink w:anchor="__RefHeading___Toc9364_1143682729">
+          <w:hyperlink w:anchor="__RefHeading___Toc9364_2672729175">
             <w:r>
               <w:rPr>
                 <w:rStyle w:val="IndexLink"/>
@@ -1735,7 +1735,7 @@
             </w:tabs>
             <w:rPr/>
           </w:pPr>
-          <w:hyperlink w:anchor="__RefHeading___Toc9366_1143682729">
+          <w:hyperlink w:anchor="__RefHeading___Toc9366_2672729175">
             <w:r>
               <w:rPr>
                 <w:rStyle w:val="IndexLink"/>
@@ -1766,7 +1766,7 @@
             </w:tabs>
             <w:rPr/>
           </w:pPr>
-          <w:hyperlink w:anchor="__RefHeading___Toc9368_1143682729">
+          <w:hyperlink w:anchor="__RefHeading___Toc9368_2672729175">
             <w:r>
               <w:rPr>
                 <w:rStyle w:val="IndexLink"/>
@@ -1797,7 +1797,7 @@
             </w:tabs>
             <w:rPr/>
           </w:pPr>
-          <w:hyperlink w:anchor="__RefHeading___Toc9370_1143682729">
+          <w:hyperlink w:anchor="__RefHeading___Toc9370_2672729175">
             <w:r>
               <w:rPr>
                 <w:rStyle w:val="IndexLink"/>
@@ -1828,7 +1828,7 @@
             </w:tabs>
             <w:rPr/>
           </w:pPr>
-          <w:hyperlink w:anchor="__RefHeading___Toc9372_1143682729">
+          <w:hyperlink w:anchor="__RefHeading___Toc9372_2672729175">
             <w:r>
               <w:rPr>
                 <w:rStyle w:val="IndexLink"/>
@@ -1859,7 +1859,7 @@
             </w:tabs>
             <w:rPr/>
           </w:pPr>
-          <w:hyperlink w:anchor="__RefHeading___Toc9374_1143682729">
+          <w:hyperlink w:anchor="__RefHeading___Toc9374_2672729175">
             <w:r>
               <w:rPr>
                 <w:rStyle w:val="IndexLink"/>
@@ -1890,7 +1890,7 @@
             </w:tabs>
             <w:rPr/>
           </w:pPr>
-          <w:hyperlink w:anchor="__RefHeading___Toc9376_1143682729">
+          <w:hyperlink w:anchor="__RefHeading___Toc9376_2672729175">
             <w:r>
               <w:rPr>
                 <w:rStyle w:val="IndexLink"/>
@@ -1921,7 +1921,7 @@
             </w:tabs>
             <w:rPr/>
           </w:pPr>
-          <w:hyperlink w:anchor="__RefHeading___Toc9378_1143682729">
+          <w:hyperlink w:anchor="__RefHeading___Toc9378_2672729175">
             <w:r>
               <w:rPr>
                 <w:rStyle w:val="IndexLink"/>
@@ -1952,7 +1952,7 @@
             </w:tabs>
             <w:rPr/>
           </w:pPr>
-          <w:hyperlink w:anchor="__RefHeading___Toc9380_1143682729">
+          <w:hyperlink w:anchor="__RefHeading___Toc9380_2672729175">
             <w:r>
               <w:rPr>
                 <w:rStyle w:val="IndexLink"/>
@@ -1983,7 +1983,7 @@
             </w:tabs>
             <w:rPr/>
           </w:pPr>
-          <w:hyperlink w:anchor="__RefHeading___Toc9382_1143682729">
+          <w:hyperlink w:anchor="__RefHeading___Toc9382_2672729175">
             <w:r>
               <w:rPr>
                 <w:rStyle w:val="IndexLink"/>
@@ -2014,7 +2014,7 @@
             </w:tabs>
             <w:rPr/>
           </w:pPr>
-          <w:hyperlink w:anchor="__RefHeading___Toc9384_1143682729">
+          <w:hyperlink w:anchor="__RefHeading___Toc9384_2672729175">
             <w:r>
               <w:rPr>
                 <w:rStyle w:val="IndexLink"/>
@@ -2045,7 +2045,7 @@
             </w:tabs>
             <w:rPr/>
           </w:pPr>
-          <w:hyperlink w:anchor="__RefHeading___Toc9386_1143682729">
+          <w:hyperlink w:anchor="__RefHeading___Toc9386_2672729175">
             <w:r>
               <w:rPr>
                 <w:rStyle w:val="IndexLink"/>
@@ -2076,7 +2076,7 @@
             </w:tabs>
             <w:rPr/>
           </w:pPr>
-          <w:hyperlink w:anchor="__RefHeading___Toc9388_1143682729">
+          <w:hyperlink w:anchor="__RefHeading___Toc9388_2672729175">
             <w:r>
               <w:rPr>
                 <w:rStyle w:val="IndexLink"/>
@@ -2107,7 +2107,7 @@
             </w:tabs>
             <w:rPr/>
           </w:pPr>
-          <w:hyperlink w:anchor="__RefHeading___Toc9390_1143682729">
+          <w:hyperlink w:anchor="__RefHeading___Toc9390_2672729175">
             <w:r>
               <w:rPr>
                 <w:rStyle w:val="IndexLink"/>
@@ -2138,7 +2138,7 @@
             </w:tabs>
             <w:rPr/>
           </w:pPr>
-          <w:hyperlink w:anchor="__RefHeading___Toc9392_1143682729">
+          <w:hyperlink w:anchor="__RefHeading___Toc9392_2672729175">
             <w:r>
               <w:rPr>
                 <w:rStyle w:val="IndexLink"/>
@@ -2169,7 +2169,7 @@
             </w:tabs>
             <w:rPr/>
           </w:pPr>
-          <w:hyperlink w:anchor="__RefHeading___Toc9394_1143682729">
+          <w:hyperlink w:anchor="__RefHeading___Toc9394_2672729175">
             <w:r>
               <w:rPr>
                 <w:rStyle w:val="IndexLink"/>
@@ -2200,7 +2200,7 @@
             </w:tabs>
             <w:rPr/>
           </w:pPr>
-          <w:hyperlink w:anchor="__RefHeading___Toc9396_1143682729">
+          <w:hyperlink w:anchor="__RefHeading___Toc9396_2672729175">
             <w:r>
               <w:rPr>
                 <w:rStyle w:val="IndexLink"/>
@@ -2231,7 +2231,7 @@
             </w:tabs>
             <w:rPr/>
           </w:pPr>
-          <w:hyperlink w:anchor="__RefHeading___Toc9398_1143682729">
+          <w:hyperlink w:anchor="__RefHeading___Toc9398_2672729175">
             <w:r>
               <w:rPr>
                 <w:rStyle w:val="IndexLink"/>
@@ -2262,7 +2262,7 @@
             </w:tabs>
             <w:rPr/>
           </w:pPr>
-          <w:hyperlink w:anchor="__RefHeading___Toc9400_1143682729">
+          <w:hyperlink w:anchor="__RefHeading___Toc9400_2672729175">
             <w:r>
               <w:rPr>
                 <w:rStyle w:val="IndexLink"/>
@@ -2293,7 +2293,7 @@
             </w:tabs>
             <w:rPr/>
           </w:pPr>
-          <w:hyperlink w:anchor="__RefHeading___Toc9402_1143682729">
+          <w:hyperlink w:anchor="__RefHeading___Toc9402_2672729175">
             <w:r>
               <w:rPr>
                 <w:rStyle w:val="IndexLink"/>
@@ -2324,7 +2324,7 @@
             </w:tabs>
             <w:rPr/>
           </w:pPr>
-          <w:hyperlink w:anchor="__RefHeading___Toc9404_1143682729">
+          <w:hyperlink w:anchor="__RefHeading___Toc9404_2672729175">
             <w:r>
               <w:rPr>
                 <w:rStyle w:val="IndexLink"/>
@@ -2355,7 +2355,7 @@
             </w:tabs>
             <w:rPr/>
           </w:pPr>
-          <w:hyperlink w:anchor="__RefHeading___Toc9406_1143682729">
+          <w:hyperlink w:anchor="__RefHeading___Toc9406_2672729175">
             <w:r>
               <w:rPr>
                 <w:rStyle w:val="IndexLink"/>
@@ -2386,7 +2386,7 @@
             </w:tabs>
             <w:rPr/>
           </w:pPr>
-          <w:hyperlink w:anchor="__RefHeading___Toc9408_1143682729">
+          <w:hyperlink w:anchor="__RefHeading___Toc9408_2672729175">
             <w:r>
               <w:rPr>
                 <w:rStyle w:val="IndexLink"/>
@@ -2417,7 +2417,7 @@
             </w:tabs>
             <w:rPr/>
           </w:pPr>
-          <w:hyperlink w:anchor="__RefHeading___Toc9410_1143682729">
+          <w:hyperlink w:anchor="__RefHeading___Toc9410_2672729175">
             <w:r>
               <w:rPr>
                 <w:rStyle w:val="IndexLink"/>
@@ -2448,7 +2448,7 @@
             </w:tabs>
             <w:rPr/>
           </w:pPr>
-          <w:hyperlink w:anchor="__RefHeading___Toc9412_1143682729">
+          <w:hyperlink w:anchor="__RefHeading___Toc9412_2672729175">
             <w:r>
               <w:rPr>
                 <w:rStyle w:val="IndexLink"/>
@@ -2479,7 +2479,7 @@
             </w:tabs>
             <w:rPr/>
           </w:pPr>
-          <w:hyperlink w:anchor="__RefHeading___Toc9414_1143682729">
+          <w:hyperlink w:anchor="__RefHeading___Toc9414_2672729175">
             <w:r>
               <w:rPr>
                 <w:rStyle w:val="IndexLink"/>
@@ -2537,7 +2537,7 @@
         <w:pStyle w:val="Heading1"/>
         <w:rPr/>
       </w:pPr>
-      <w:bookmarkStart w:id="0" w:name="__RefHeading___Toc9310_1143682729"/>
+      <w:bookmarkStart w:id="0" w:name="__RefHeading___Toc9310_2672729175"/>
       <w:bookmarkEnd w:id="0"/>
       <w:r>
         <w:rPr/>
@@ -2553,7 +2553,7 @@
         <w:pStyle w:val="Heading2"/>
         <w:rPr/>
       </w:pPr>
-      <w:bookmarkStart w:id="1" w:name="__RefHeading___Toc9312_1143682729"/>
+      <w:bookmarkStart w:id="1" w:name="__RefHeading___Toc9312_2672729175"/>
       <w:bookmarkEnd w:id="1"/>
       <w:r>
         <w:rPr/>
@@ -2611,7 +2611,7 @@
         <w:pStyle w:val="Heading2"/>
         <w:rPr/>
       </w:pPr>
-      <w:bookmarkStart w:id="2" w:name="__RefHeading___Toc9314_1143682729"/>
+      <w:bookmarkStart w:id="2" w:name="__RefHeading___Toc9314_2672729175"/>
       <w:bookmarkEnd w:id="2"/>
       <w:r>
         <w:rPr/>
@@ -2664,7 +2664,7 @@
         <w:pStyle w:val="Heading2"/>
         <w:rPr/>
       </w:pPr>
-      <w:bookmarkStart w:id="3" w:name="__RefHeading___Toc9316_1143682729"/>
+      <w:bookmarkStart w:id="3" w:name="__RefHeading___Toc9316_2672729175"/>
       <w:bookmarkEnd w:id="3"/>
       <w:r>
         <w:rPr/>
@@ -3706,7 +3706,7 @@
         <w:pStyle w:val="Heading2"/>
         <w:rPr/>
       </w:pPr>
-      <w:bookmarkStart w:id="4" w:name="__RefHeading___Toc9318_1143682729"/>
+      <w:bookmarkStart w:id="4" w:name="__RefHeading___Toc9318_2672729175"/>
       <w:bookmarkEnd w:id="4"/>
       <w:r>
         <w:rPr/>
@@ -3881,7 +3881,7 @@
         <w:pStyle w:val="Heading1"/>
         <w:rPr/>
       </w:pPr>
-      <w:bookmarkStart w:id="5" w:name="__RefHeading___Toc9320_1143682729"/>
+      <w:bookmarkStart w:id="5" w:name="__RefHeading___Toc9320_2672729175"/>
       <w:bookmarkEnd w:id="5"/>
       <w:r>
         <w:rPr/>
@@ -3897,7 +3897,7 @@
         <w:pStyle w:val="Heading2"/>
         <w:rPr/>
       </w:pPr>
-      <w:bookmarkStart w:id="6" w:name="__RefHeading___Toc9322_1143682729"/>
+      <w:bookmarkStart w:id="6" w:name="__RefHeading___Toc9322_2672729175"/>
       <w:bookmarkEnd w:id="6"/>
       <w:r>
         <w:rPr/>
@@ -4137,7 +4137,7 @@
         <w:pStyle w:val="Heading2"/>
         <w:rPr/>
       </w:pPr>
-      <w:bookmarkStart w:id="7" w:name="__RefHeading___Toc9324_1143682729"/>
+      <w:bookmarkStart w:id="7" w:name="__RefHeading___Toc9324_2672729175"/>
       <w:bookmarkEnd w:id="7"/>
       <w:r>
         <w:rPr/>
@@ -5807,7 +5807,7 @@
         <w:pStyle w:val="Heading2"/>
         <w:rPr/>
       </w:pPr>
-      <w:bookmarkStart w:id="8" w:name="__RefHeading___Toc9326_1143682729"/>
+      <w:bookmarkStart w:id="8" w:name="__RefHeading___Toc9326_2672729175"/>
       <w:bookmarkEnd w:id="8"/>
       <w:r>
         <w:rPr/>
@@ -8415,7 +8415,7 @@
         <w:pStyle w:val="Heading2"/>
         <w:rPr/>
       </w:pPr>
-      <w:bookmarkStart w:id="9" w:name="__RefHeading___Toc9328_1143682729"/>
+      <w:bookmarkStart w:id="9" w:name="__RefHeading___Toc9328_2672729175"/>
       <w:bookmarkEnd w:id="9"/>
       <w:r>
         <w:rPr/>
@@ -9896,7 +9896,7 @@
         <w:pStyle w:val="Heading2"/>
         <w:rPr/>
       </w:pPr>
-      <w:bookmarkStart w:id="10" w:name="__RefHeading___Toc9330_1143682729"/>
+      <w:bookmarkStart w:id="10" w:name="__RefHeading___Toc9330_2672729175"/>
       <w:bookmarkEnd w:id="10"/>
       <w:r>
         <w:rPr/>
@@ -10155,7 +10155,7 @@
         <w:pStyle w:val="Heading2"/>
         <w:rPr/>
       </w:pPr>
-      <w:bookmarkStart w:id="11" w:name="__RefHeading___Toc9332_1143682729"/>
+      <w:bookmarkStart w:id="11" w:name="__RefHeading___Toc9332_2672729175"/>
       <w:bookmarkEnd w:id="11"/>
       <w:r>
         <w:rPr/>
@@ -11284,7 +11284,7 @@
         <w:pStyle w:val="Heading1"/>
         <w:rPr/>
       </w:pPr>
-      <w:bookmarkStart w:id="12" w:name="__RefHeading___Toc9334_1143682729"/>
+      <w:bookmarkStart w:id="12" w:name="__RefHeading___Toc9334_2672729175"/>
       <w:bookmarkEnd w:id="12"/>
       <w:r>
         <w:rPr/>
@@ -11300,7 +11300,7 @@
         <w:pStyle w:val="Heading2"/>
         <w:rPr/>
       </w:pPr>
-      <w:bookmarkStart w:id="13" w:name="__RefHeading___Toc9336_1143682729"/>
+      <w:bookmarkStart w:id="13" w:name="__RefHeading___Toc9336_2672729175"/>
       <w:bookmarkEnd w:id="13"/>
       <w:r>
         <w:rPr/>
@@ -11546,7 +11546,7 @@
         <w:pStyle w:val="Heading2"/>
         <w:rPr/>
       </w:pPr>
-      <w:bookmarkStart w:id="14" w:name="__RefHeading___Toc9338_1143682729"/>
+      <w:bookmarkStart w:id="14" w:name="__RefHeading___Toc9338_2672729175"/>
       <w:bookmarkEnd w:id="14"/>
       <w:r>
         <w:rPr/>
@@ -21339,7 +21339,7 @@
         <w:pStyle w:val="Heading2"/>
         <w:rPr/>
       </w:pPr>
-      <w:bookmarkStart w:id="15" w:name="__RefHeading___Toc9340_1143682729"/>
+      <w:bookmarkStart w:id="15" w:name="__RefHeading___Toc9340_2672729175"/>
       <w:bookmarkEnd w:id="15"/>
       <w:r>
         <w:rPr/>
@@ -22760,7 +22760,7 @@
         <w:pStyle w:val="Heading2"/>
         <w:rPr/>
       </w:pPr>
-      <w:bookmarkStart w:id="16" w:name="__RefHeading___Toc9342_1143682729"/>
+      <w:bookmarkStart w:id="16" w:name="__RefHeading___Toc9342_2672729175"/>
       <w:bookmarkEnd w:id="16"/>
       <w:r>
         <w:rPr/>
@@ -23810,7 +23810,7 @@
         <w:pStyle w:val="Heading1"/>
         <w:rPr/>
       </w:pPr>
-      <w:bookmarkStart w:id="17" w:name="__RefHeading___Toc9344_1143682729"/>
+      <w:bookmarkStart w:id="17" w:name="__RefHeading___Toc9344_2672729175"/>
       <w:bookmarkEnd w:id="17"/>
       <w:r>
         <w:rPr/>
@@ -23826,7 +23826,7 @@
         <w:pStyle w:val="Heading2"/>
         <w:rPr/>
       </w:pPr>
-      <w:bookmarkStart w:id="18" w:name="__RefHeading___Toc9346_1143682729"/>
+      <w:bookmarkStart w:id="18" w:name="__RefHeading___Toc9346_2672729175"/>
       <w:bookmarkEnd w:id="18"/>
       <w:r>
         <w:rPr/>
@@ -25310,7 +25310,7 @@
         <w:pStyle w:val="Heading2"/>
         <w:rPr/>
       </w:pPr>
-      <w:bookmarkStart w:id="19" w:name="__RefHeading___Toc9348_1143682729"/>
+      <w:bookmarkStart w:id="19" w:name="__RefHeading___Toc9348_2672729175"/>
       <w:bookmarkEnd w:id="19"/>
       <w:r>
         <w:rPr/>
@@ -33278,7 +33278,7 @@
         <w:pStyle w:val="Heading2"/>
         <w:rPr/>
       </w:pPr>
-      <w:bookmarkStart w:id="20" w:name="__RefHeading___Toc9350_1143682729"/>
+      <w:bookmarkStart w:id="20" w:name="__RefHeading___Toc9350_2672729175"/>
       <w:bookmarkEnd w:id="20"/>
       <w:r>
         <w:rPr/>
@@ -33294,7 +33294,7 @@
         <w:pStyle w:val="Heading3"/>
         <w:rPr/>
       </w:pPr>
-      <w:bookmarkStart w:id="21" w:name="__RefHeading___Toc9352_1143682729"/>
+      <w:bookmarkStart w:id="21" w:name="__RefHeading___Toc9352_2672729175"/>
       <w:bookmarkEnd w:id="21"/>
       <w:r>
         <w:rPr/>
@@ -34235,7 +34235,7 @@
         <w:pStyle w:val="Heading3"/>
         <w:rPr/>
       </w:pPr>
-      <w:bookmarkStart w:id="22" w:name="__RefHeading___Toc9354_1143682729"/>
+      <w:bookmarkStart w:id="22" w:name="__RefHeading___Toc9354_2672729175"/>
       <w:bookmarkEnd w:id="22"/>
       <w:r>
         <w:rPr/>
@@ -35508,7 +35508,7 @@
         <w:pStyle w:val="Heading3"/>
         <w:rPr/>
       </w:pPr>
-      <w:bookmarkStart w:id="23" w:name="__RefHeading___Toc9356_1143682729"/>
+      <w:bookmarkStart w:id="23" w:name="__RefHeading___Toc9356_2672729175"/>
       <w:bookmarkEnd w:id="23"/>
       <w:r>
         <w:rPr/>
@@ -36692,7 +36692,7 @@
         <w:pStyle w:val="Heading3"/>
         <w:rPr/>
       </w:pPr>
-      <w:bookmarkStart w:id="24" w:name="__RefHeading___Toc9358_1143682729"/>
+      <w:bookmarkStart w:id="24" w:name="__RefHeading___Toc9358_2672729175"/>
       <w:bookmarkEnd w:id="24"/>
       <w:r>
         <w:rPr/>
@@ -37866,7 +37866,7 @@
         <w:pStyle w:val="Heading3"/>
         <w:rPr/>
       </w:pPr>
-      <w:bookmarkStart w:id="25" w:name="__RefHeading___Toc9360_1143682729"/>
+      <w:bookmarkStart w:id="25" w:name="__RefHeading___Toc9360_2672729175"/>
       <w:bookmarkEnd w:id="25"/>
       <w:r>
         <w:rPr/>
@@ -38505,7 +38505,7 @@
         <w:pStyle w:val="Heading3"/>
         <w:rPr/>
       </w:pPr>
-      <w:bookmarkStart w:id="26" w:name="__RefHeading___Toc9362_1143682729"/>
+      <w:bookmarkStart w:id="26" w:name="__RefHeading___Toc9362_2672729175"/>
       <w:bookmarkEnd w:id="26"/>
       <w:r>
         <w:rPr/>
@@ -39428,7 +39428,7 @@
         <w:pStyle w:val="Heading1"/>
         <w:rPr/>
       </w:pPr>
-      <w:bookmarkStart w:id="27" w:name="__RefHeading___Toc9364_1143682729"/>
+      <w:bookmarkStart w:id="27" w:name="__RefHeading___Toc9364_2672729175"/>
       <w:bookmarkEnd w:id="27"/>
       <w:r>
         <w:rPr/>
@@ -39444,7 +39444,7 @@
         <w:pStyle w:val="Heading2"/>
         <w:rPr/>
       </w:pPr>
-      <w:bookmarkStart w:id="28" w:name="__RefHeading___Toc9366_1143682729"/>
+      <w:bookmarkStart w:id="28" w:name="__RefHeading___Toc9366_2672729175"/>
       <w:bookmarkEnd w:id="28"/>
       <w:r>
         <w:rPr/>
@@ -41336,7 +41336,7 @@
         <w:pStyle w:val="Heading2"/>
         <w:rPr/>
       </w:pPr>
-      <w:bookmarkStart w:id="29" w:name="__RefHeading___Toc9368_1143682729"/>
+      <w:bookmarkStart w:id="29" w:name="__RefHeading___Toc9368_2672729175"/>
       <w:bookmarkEnd w:id="29"/>
       <w:r>
         <w:rPr/>
@@ -41462,7 +41462,7 @@
         <w:pStyle w:val="Heading3"/>
         <w:rPr/>
       </w:pPr>
-      <w:bookmarkStart w:id="30" w:name="__RefHeading___Toc9370_1143682729"/>
+      <w:bookmarkStart w:id="30" w:name="__RefHeading___Toc9370_2672729175"/>
       <w:bookmarkEnd w:id="30"/>
       <w:r>
         <w:rPr/>
@@ -41575,7 +41575,7 @@
         <w:pStyle w:val="Heading3"/>
         <w:rPr/>
       </w:pPr>
-      <w:bookmarkStart w:id="31" w:name="__RefHeading___Toc9372_1143682729"/>
+      <w:bookmarkStart w:id="31" w:name="__RefHeading___Toc9372_2672729175"/>
       <w:bookmarkEnd w:id="31"/>
       <w:r>
         <w:rPr/>
@@ -42476,7 +42476,7 @@
         <w:pStyle w:val="Heading2"/>
         <w:rPr/>
       </w:pPr>
-      <w:bookmarkStart w:id="32" w:name="__RefHeading___Toc9374_1143682729"/>
+      <w:bookmarkStart w:id="32" w:name="__RefHeading___Toc9374_2672729175"/>
       <w:bookmarkEnd w:id="32"/>
       <w:r>
         <w:rPr/>
@@ -44753,7 +44753,7 @@
         <w:pStyle w:val="Heading2"/>
         <w:rPr/>
       </w:pPr>
-      <w:bookmarkStart w:id="33" w:name="__RefHeading___Toc9376_1143682729"/>
+      <w:bookmarkStart w:id="33" w:name="__RefHeading___Toc9376_2672729175"/>
       <w:bookmarkEnd w:id="33"/>
       <w:r>
         <w:rPr/>
@@ -44769,7 +44769,7 @@
         <w:pStyle w:val="Heading3"/>
         <w:rPr/>
       </w:pPr>
-      <w:bookmarkStart w:id="34" w:name="__RefHeading___Toc9378_1143682729"/>
+      <w:bookmarkStart w:id="34" w:name="__RefHeading___Toc9378_2672729175"/>
       <w:bookmarkEnd w:id="34"/>
       <w:r>
         <w:rPr/>
@@ -45973,7 +45973,7 @@
         <w:pStyle w:val="Heading3"/>
         <w:rPr/>
       </w:pPr>
-      <w:bookmarkStart w:id="35" w:name="__RefHeading___Toc9380_1143682729"/>
+      <w:bookmarkStart w:id="35" w:name="__RefHeading___Toc9380_2672729175"/>
       <w:bookmarkEnd w:id="35"/>
       <w:r>
         <w:rPr/>
@@ -46928,7 +46928,7 @@
         <w:pStyle w:val="Heading3"/>
         <w:rPr/>
       </w:pPr>
-      <w:bookmarkStart w:id="36" w:name="__RefHeading___Toc9382_1143682729"/>
+      <w:bookmarkStart w:id="36" w:name="__RefHeading___Toc9382_2672729175"/>
       <w:bookmarkEnd w:id="36"/>
       <w:r>
         <w:rPr/>
@@ -47034,7 +47034,7 @@
         <w:pStyle w:val="Heading2"/>
         <w:rPr/>
       </w:pPr>
-      <w:bookmarkStart w:id="37" w:name="__RefHeading___Toc9384_1143682729"/>
+      <w:bookmarkStart w:id="37" w:name="__RefHeading___Toc9384_2672729175"/>
       <w:bookmarkEnd w:id="37"/>
       <w:r>
         <w:rPr/>
@@ -48354,7 +48354,7 @@
         <w:pStyle w:val="Heading2"/>
         <w:rPr/>
       </w:pPr>
-      <w:bookmarkStart w:id="38" w:name="__RefHeading___Toc9386_1143682729"/>
+      <w:bookmarkStart w:id="38" w:name="__RefHeading___Toc9386_2672729175"/>
       <w:bookmarkEnd w:id="38"/>
       <w:r>
         <w:rPr/>
@@ -48775,7 +48775,7 @@
         <w:pStyle w:val="Heading2"/>
         <w:rPr/>
       </w:pPr>
-      <w:bookmarkStart w:id="39" w:name="__RefHeading___Toc9388_1143682729"/>
+      <w:bookmarkStart w:id="39" w:name="__RefHeading___Toc9388_2672729175"/>
       <w:bookmarkEnd w:id="39"/>
       <w:r>
         <w:rPr/>
@@ -49776,7 +49776,7 @@
         <w:pStyle w:val="Heading2"/>
         <w:rPr/>
       </w:pPr>
-      <w:bookmarkStart w:id="40" w:name="__RefHeading___Toc9390_1143682729"/>
+      <w:bookmarkStart w:id="40" w:name="__RefHeading___Toc9390_2672729175"/>
       <w:bookmarkEnd w:id="40"/>
       <w:r>
         <w:rPr/>
@@ -49792,7 +49792,7 @@
         <w:pStyle w:val="Heading3"/>
         <w:rPr/>
       </w:pPr>
-      <w:bookmarkStart w:id="41" w:name="__RefHeading___Toc9392_1143682729"/>
+      <w:bookmarkStart w:id="41" w:name="__RefHeading___Toc9392_2672729175"/>
       <w:bookmarkEnd w:id="41"/>
       <w:r>
         <w:rPr/>
@@ -50123,7 +50123,7 @@
         <w:pStyle w:val="Heading3"/>
         <w:rPr/>
       </w:pPr>
-      <w:bookmarkStart w:id="42" w:name="__RefHeading___Toc9394_1143682729"/>
+      <w:bookmarkStart w:id="42" w:name="__RefHeading___Toc9394_2672729175"/>
       <w:bookmarkEnd w:id="42"/>
       <w:r>
         <w:rPr/>
@@ -52376,7 +52376,7 @@
         <w:pStyle w:val="Heading3"/>
         <w:rPr/>
       </w:pPr>
-      <w:bookmarkStart w:id="43" w:name="__RefHeading___Toc9396_1143682729"/>
+      <w:bookmarkStart w:id="43" w:name="__RefHeading___Toc9396_2672729175"/>
       <w:bookmarkEnd w:id="43"/>
       <w:r>
         <w:rPr/>
@@ -52906,7 +52906,7 @@
         <w:pStyle w:val="Heading3"/>
         <w:rPr/>
       </w:pPr>
-      <w:bookmarkStart w:id="44" w:name="__RefHeading___Toc9398_1143682729"/>
+      <w:bookmarkStart w:id="44" w:name="__RefHeading___Toc9398_2672729175"/>
       <w:bookmarkEnd w:id="44"/>
       <w:r>
         <w:rPr/>
@@ -53976,7 +53976,7 @@
         <w:pStyle w:val="Heading1"/>
         <w:rPr/>
       </w:pPr>
-      <w:bookmarkStart w:id="45" w:name="__RefHeading___Toc9400_1143682729"/>
+      <w:bookmarkStart w:id="45" w:name="__RefHeading___Toc9400_2672729175"/>
       <w:bookmarkEnd w:id="45"/>
       <w:r>
         <w:rPr/>
@@ -53992,7 +53992,7 @@
         <w:pStyle w:val="Heading2"/>
         <w:rPr/>
       </w:pPr>
-      <w:bookmarkStart w:id="46" w:name="__RefHeading___Toc9402_1143682729"/>
+      <w:bookmarkStart w:id="46" w:name="__RefHeading___Toc9402_2672729175"/>
       <w:bookmarkEnd w:id="46"/>
       <w:r>
         <w:rPr/>
@@ -54164,7 +54164,7 @@
         <w:pStyle w:val="Heading2"/>
         <w:rPr/>
       </w:pPr>
-      <w:bookmarkStart w:id="47" w:name="__RefHeading___Toc9404_1143682729"/>
+      <w:bookmarkStart w:id="47" w:name="__RefHeading___Toc9404_2672729175"/>
       <w:bookmarkEnd w:id="47"/>
       <w:r>
         <w:rPr/>
@@ -54806,7 +54806,7 @@
         <w:pStyle w:val="Heading1"/>
         <w:rPr/>
       </w:pPr>
-      <w:bookmarkStart w:id="48" w:name="__RefHeading___Toc9406_1143682729"/>
+      <w:bookmarkStart w:id="48" w:name="__RefHeading___Toc9406_2672729175"/>
       <w:bookmarkEnd w:id="48"/>
       <w:r>
         <w:rPr/>
@@ -54822,7 +54822,7 @@
         <w:pStyle w:val="Heading2"/>
         <w:rPr/>
       </w:pPr>
-      <w:bookmarkStart w:id="49" w:name="__RefHeading___Toc9408_1143682729"/>
+      <w:bookmarkStart w:id="49" w:name="__RefHeading___Toc9408_2672729175"/>
       <w:bookmarkEnd w:id="49"/>
       <w:r>
         <w:rPr/>
@@ -56784,7 +56784,7 @@
         <w:pStyle w:val="Heading2"/>
         <w:rPr/>
       </w:pPr>
-      <w:bookmarkStart w:id="50" w:name="__RefHeading___Toc9410_1143682729"/>
+      <w:bookmarkStart w:id="50" w:name="__RefHeading___Toc9410_2672729175"/>
       <w:bookmarkEnd w:id="50"/>
       <w:r>
         <w:rPr/>
@@ -57835,7 +57835,7 @@
         <w:pStyle w:val="Heading2"/>
         <w:rPr/>
       </w:pPr>
-      <w:bookmarkStart w:id="51" w:name="__RefHeading___Toc9412_1143682729"/>
+      <w:bookmarkStart w:id="51" w:name="__RefHeading___Toc9412_2672729175"/>
       <w:bookmarkEnd w:id="51"/>
       <w:r>
         <w:rPr/>
@@ -58011,7 +58011,7 @@
         <w:pStyle w:val="Heading2"/>
         <w:rPr/>
       </w:pPr>
-      <w:bookmarkStart w:id="52" w:name="__RefHeading___Toc9414_1143682729"/>
+      <w:bookmarkStart w:id="52" w:name="__RefHeading___Toc9414_2672729175"/>
       <w:bookmarkEnd w:id="52"/>
       <w:r>
         <w:rPr/>
